--- a/reference/06-responsible-use.docx
+++ b/reference/06-responsible-use.docx
@@ -1040,7 +1040,7 @@
   <w:abstractNum w:abstractNumId="0" w15:restartNumberingAfterBreak="0">
     <w:nsid w:val="0000A990"/>
     <w:multiLevelType w:val="multilevel"/>
-    <w:tmpl w:val="605C3762"/>
+    <w:tmpl w:val="C004F972"/>
     <w:lvl w:ilvl="0">
       <w:numFmt w:val="bullet"/>
       <w:lvlText w:val=" "/>
@@ -1117,7 +1117,7 @@
   <w:abstractNum w:abstractNumId="1" w15:restartNumberingAfterBreak="0">
     <w:nsid w:val="0000A991"/>
     <w:multiLevelType w:val="multilevel"/>
-    <w:tmpl w:val="4238C67A"/>
+    <w:tmpl w:val="79320FA2"/>
     <w:lvl w:ilvl="0">
       <w:numFmt w:val="bullet"/>
       <w:lvlText w:val=""/>
@@ -1221,7 +1221,7 @@
   <w:abstractNum w:abstractNumId="2" w15:restartNumberingAfterBreak="0">
     <w:nsid w:val="0000A992"/>
     <w:multiLevelType w:val="multilevel"/>
-    <w:tmpl w:val="CE8418FC"/>
+    <w:tmpl w:val="DA7C4CE4"/>
     <w:lvl w:ilvl="0">
       <w:numFmt w:val="bullet"/>
       <w:lvlText w:val="☐"/>
@@ -1298,7 +1298,7 @@
   <w:abstractNum w:abstractNumId="3" w15:restartNumberingAfterBreak="0">
     <w:nsid w:val="00A99411"/>
     <w:multiLevelType w:val="multilevel"/>
-    <w:tmpl w:val="5D82C4AE"/>
+    <w:tmpl w:val="33D6E4EE"/>
     <w:lvl w:ilvl="0">
       <w:start w:val="1"/>
       <w:numFmt w:val="decimal"/>
@@ -1381,10 +1381,10 @@
       </w:pPr>
     </w:lvl>
   </w:abstractNum>
-  <w:num w:numId="1" w16cid:durableId="989872326">
+  <w:num w:numId="1" w16cid:durableId="937252316">
     <w:abstractNumId w:val="0"/>
   </w:num>
-  <w:num w:numId="2" w16cid:durableId="1314291616">
+  <w:num w:numId="2" w16cid:durableId="328944866">
     <w:abstractNumId w:val="3"/>
     <w:lvlOverride w:ilvl="0">
       <w:startOverride w:val="1"/>
@@ -1414,31 +1414,31 @@
       <w:startOverride w:val="1"/>
     </w:lvlOverride>
   </w:num>
-  <w:num w:numId="3" w16cid:durableId="104426078">
+  <w:num w:numId="3" w16cid:durableId="930163144">
     <w:abstractNumId w:val="1"/>
   </w:num>
-  <w:num w:numId="4" w16cid:durableId="664751065">
+  <w:num w:numId="4" w16cid:durableId="1780680795">
     <w:abstractNumId w:val="1"/>
   </w:num>
-  <w:num w:numId="5" w16cid:durableId="1018888541">
+  <w:num w:numId="5" w16cid:durableId="641734918">
     <w:abstractNumId w:val="1"/>
   </w:num>
-  <w:num w:numId="6" w16cid:durableId="1836457294">
+  <w:num w:numId="6" w16cid:durableId="197397448">
     <w:abstractNumId w:val="1"/>
   </w:num>
-  <w:num w:numId="7" w16cid:durableId="1091707855">
+  <w:num w:numId="7" w16cid:durableId="1427922798">
     <w:abstractNumId w:val="2"/>
   </w:num>
-  <w:num w:numId="8" w16cid:durableId="1303190479">
+  <w:num w:numId="8" w16cid:durableId="1156415142">
     <w:abstractNumId w:val="2"/>
   </w:num>
-  <w:num w:numId="9" w16cid:durableId="1309894024">
+  <w:num w:numId="9" w16cid:durableId="786001726">
     <w:abstractNumId w:val="2"/>
   </w:num>
-  <w:num w:numId="10" w16cid:durableId="1800027062">
+  <w:num w:numId="10" w16cid:durableId="1075055804">
     <w:abstractNumId w:val="2"/>
   </w:num>
-  <w:num w:numId="11" w16cid:durableId="1454712081">
+  <w:num w:numId="11" w16cid:durableId="352190875">
     <w:abstractNumId w:val="2"/>
   </w:num>
 </w:numbering>
@@ -2683,7 +2683,7 @@
     <w:name w:val="header"/>
     <w:basedOn w:val="Normal"/>
     <w:link w:val="HeaderChar"/>
-    <w:rsid w:val="00340063"/>
+    <w:rsid w:val="006140E2"/>
     <w:pPr>
       <w:tabs>
         <w:tab w:val="center" w:pos="4513"/>
@@ -2696,7 +2696,7 @@
     <w:name w:val="Header Char"/>
     <w:basedOn w:val="DefaultParagraphFont"/>
     <w:link w:val="Header"/>
-    <w:rsid w:val="00340063"/>
+    <w:rsid w:val="006140E2"/>
     <w:rPr>
       <w:rFonts w:ascii="Segoe UI" w:eastAsia="Segoe UI" w:hAnsi="Segoe UI" w:cs="Segoe UI"/>
       <w:color w:val="242424"/>
@@ -2707,7 +2707,7 @@
     <w:name w:val="footer"/>
     <w:basedOn w:val="Normal"/>
     <w:link w:val="FooterChar"/>
-    <w:rsid w:val="00340063"/>
+    <w:rsid w:val="006140E2"/>
     <w:pPr>
       <w:tabs>
         <w:tab w:val="center" w:pos="4513"/>
@@ -2720,7 +2720,7 @@
     <w:name w:val="Footer Char"/>
     <w:basedOn w:val="DefaultParagraphFont"/>
     <w:link w:val="Footer"/>
-    <w:rsid w:val="00340063"/>
+    <w:rsid w:val="006140E2"/>
     <w:rPr>
       <w:rFonts w:ascii="Segoe UI" w:eastAsia="Segoe UI" w:hAnsi="Segoe UI" w:cs="Segoe UI"/>
       <w:color w:val="242424"/>

--- a/reference/06-responsible-use.docx
+++ b/reference/06-responsible-use.docx
@@ -1040,7 +1040,7 @@
   <w:abstractNum w:abstractNumId="0" w15:restartNumberingAfterBreak="0">
     <w:nsid w:val="0000A990"/>
     <w:multiLevelType w:val="multilevel"/>
-    <w:tmpl w:val="C004F972"/>
+    <w:tmpl w:val="423682A0"/>
     <w:lvl w:ilvl="0">
       <w:numFmt w:val="bullet"/>
       <w:lvlText w:val=" "/>
@@ -1117,7 +1117,7 @@
   <w:abstractNum w:abstractNumId="1" w15:restartNumberingAfterBreak="0">
     <w:nsid w:val="0000A991"/>
     <w:multiLevelType w:val="multilevel"/>
-    <w:tmpl w:val="79320FA2"/>
+    <w:tmpl w:val="4EF6A29C"/>
     <w:lvl w:ilvl="0">
       <w:numFmt w:val="bullet"/>
       <w:lvlText w:val=""/>
@@ -1221,7 +1221,7 @@
   <w:abstractNum w:abstractNumId="2" w15:restartNumberingAfterBreak="0">
     <w:nsid w:val="0000A992"/>
     <w:multiLevelType w:val="multilevel"/>
-    <w:tmpl w:val="DA7C4CE4"/>
+    <w:tmpl w:val="952C4A4C"/>
     <w:lvl w:ilvl="0">
       <w:numFmt w:val="bullet"/>
       <w:lvlText w:val="☐"/>
@@ -1298,7 +1298,7 @@
   <w:abstractNum w:abstractNumId="3" w15:restartNumberingAfterBreak="0">
     <w:nsid w:val="00A99411"/>
     <w:multiLevelType w:val="multilevel"/>
-    <w:tmpl w:val="33D6E4EE"/>
+    <w:tmpl w:val="8952A4B2"/>
     <w:lvl w:ilvl="0">
       <w:start w:val="1"/>
       <w:numFmt w:val="decimal"/>
@@ -1381,10 +1381,10 @@
       </w:pPr>
     </w:lvl>
   </w:abstractNum>
-  <w:num w:numId="1" w16cid:durableId="937252316">
+  <w:num w:numId="1" w16cid:durableId="881790959">
     <w:abstractNumId w:val="0"/>
   </w:num>
-  <w:num w:numId="2" w16cid:durableId="328944866">
+  <w:num w:numId="2" w16cid:durableId="1921213340">
     <w:abstractNumId w:val="3"/>
     <w:lvlOverride w:ilvl="0">
       <w:startOverride w:val="1"/>
@@ -1414,31 +1414,31 @@
       <w:startOverride w:val="1"/>
     </w:lvlOverride>
   </w:num>
-  <w:num w:numId="3" w16cid:durableId="930163144">
+  <w:num w:numId="3" w16cid:durableId="1057685">
     <w:abstractNumId w:val="1"/>
   </w:num>
-  <w:num w:numId="4" w16cid:durableId="1780680795">
+  <w:num w:numId="4" w16cid:durableId="749037711">
     <w:abstractNumId w:val="1"/>
   </w:num>
-  <w:num w:numId="5" w16cid:durableId="641734918">
+  <w:num w:numId="5" w16cid:durableId="799810592">
     <w:abstractNumId w:val="1"/>
   </w:num>
-  <w:num w:numId="6" w16cid:durableId="197397448">
+  <w:num w:numId="6" w16cid:durableId="1477800937">
     <w:abstractNumId w:val="1"/>
   </w:num>
-  <w:num w:numId="7" w16cid:durableId="1427922798">
+  <w:num w:numId="7" w16cid:durableId="2015187805">
     <w:abstractNumId w:val="2"/>
   </w:num>
-  <w:num w:numId="8" w16cid:durableId="1156415142">
+  <w:num w:numId="8" w16cid:durableId="1740441467">
     <w:abstractNumId w:val="2"/>
   </w:num>
-  <w:num w:numId="9" w16cid:durableId="786001726">
+  <w:num w:numId="9" w16cid:durableId="862864812">
     <w:abstractNumId w:val="2"/>
   </w:num>
-  <w:num w:numId="10" w16cid:durableId="1075055804">
+  <w:num w:numId="10" w16cid:durableId="2145416668">
     <w:abstractNumId w:val="2"/>
   </w:num>
-  <w:num w:numId="11" w16cid:durableId="352190875">
+  <w:num w:numId="11" w16cid:durableId="1915242114">
     <w:abstractNumId w:val="2"/>
   </w:num>
 </w:numbering>
@@ -2683,7 +2683,7 @@
     <w:name w:val="header"/>
     <w:basedOn w:val="Normal"/>
     <w:link w:val="HeaderChar"/>
-    <w:rsid w:val="006140E2"/>
+    <w:rsid w:val="005923C3"/>
     <w:pPr>
       <w:tabs>
         <w:tab w:val="center" w:pos="4513"/>
@@ -2696,7 +2696,7 @@
     <w:name w:val="Header Char"/>
     <w:basedOn w:val="DefaultParagraphFont"/>
     <w:link w:val="Header"/>
-    <w:rsid w:val="006140E2"/>
+    <w:rsid w:val="005923C3"/>
     <w:rPr>
       <w:rFonts w:ascii="Segoe UI" w:eastAsia="Segoe UI" w:hAnsi="Segoe UI" w:cs="Segoe UI"/>
       <w:color w:val="242424"/>
@@ -2707,7 +2707,7 @@
     <w:name w:val="footer"/>
     <w:basedOn w:val="Normal"/>
     <w:link w:val="FooterChar"/>
-    <w:rsid w:val="006140E2"/>
+    <w:rsid w:val="005923C3"/>
     <w:pPr>
       <w:tabs>
         <w:tab w:val="center" w:pos="4513"/>
@@ -2720,7 +2720,7 @@
     <w:name w:val="Footer Char"/>
     <w:basedOn w:val="DefaultParagraphFont"/>
     <w:link w:val="Footer"/>
-    <w:rsid w:val="006140E2"/>
+    <w:rsid w:val="005923C3"/>
     <w:rPr>
       <w:rFonts w:ascii="Segoe UI" w:eastAsia="Segoe UI" w:hAnsi="Segoe UI" w:cs="Segoe UI"/>
       <w:color w:val="242424"/>

--- a/reference/06-responsible-use.docx
+++ b/reference/06-responsible-use.docx
@@ -1040,7 +1040,7 @@
   <w:abstractNum w:abstractNumId="0" w15:restartNumberingAfterBreak="0">
     <w:nsid w:val="0000A990"/>
     <w:multiLevelType w:val="multilevel"/>
-    <w:tmpl w:val="C004F972"/>
+    <w:tmpl w:val="B32ACD92"/>
     <w:lvl w:ilvl="0">
       <w:numFmt w:val="bullet"/>
       <w:lvlText w:val=" "/>
@@ -1117,7 +1117,7 @@
   <w:abstractNum w:abstractNumId="1" w15:restartNumberingAfterBreak="0">
     <w:nsid w:val="0000A991"/>
     <w:multiLevelType w:val="multilevel"/>
-    <w:tmpl w:val="79320FA2"/>
+    <w:tmpl w:val="9D321F9C"/>
     <w:lvl w:ilvl="0">
       <w:numFmt w:val="bullet"/>
       <w:lvlText w:val=""/>
@@ -1221,7 +1221,7 @@
   <w:abstractNum w:abstractNumId="2" w15:restartNumberingAfterBreak="0">
     <w:nsid w:val="0000A992"/>
     <w:multiLevelType w:val="multilevel"/>
-    <w:tmpl w:val="DA7C4CE4"/>
+    <w:tmpl w:val="B46AEADA"/>
     <w:lvl w:ilvl="0">
       <w:numFmt w:val="bullet"/>
       <w:lvlText w:val="☐"/>
@@ -1298,7 +1298,7 @@
   <w:abstractNum w:abstractNumId="3" w15:restartNumberingAfterBreak="0">
     <w:nsid w:val="00A99411"/>
     <w:multiLevelType w:val="multilevel"/>
-    <w:tmpl w:val="33D6E4EE"/>
+    <w:tmpl w:val="7EEED960"/>
     <w:lvl w:ilvl="0">
       <w:start w:val="1"/>
       <w:numFmt w:val="decimal"/>
@@ -1381,10 +1381,10 @@
       </w:pPr>
     </w:lvl>
   </w:abstractNum>
-  <w:num w:numId="1" w16cid:durableId="937252316">
+  <w:num w:numId="1" w16cid:durableId="151258372">
     <w:abstractNumId w:val="0"/>
   </w:num>
-  <w:num w:numId="2" w16cid:durableId="328944866">
+  <w:num w:numId="2" w16cid:durableId="998113808">
     <w:abstractNumId w:val="3"/>
     <w:lvlOverride w:ilvl="0">
       <w:startOverride w:val="1"/>
@@ -1414,31 +1414,31 @@
       <w:startOverride w:val="1"/>
     </w:lvlOverride>
   </w:num>
-  <w:num w:numId="3" w16cid:durableId="930163144">
+  <w:num w:numId="3" w16cid:durableId="1419012545">
     <w:abstractNumId w:val="1"/>
   </w:num>
-  <w:num w:numId="4" w16cid:durableId="1780680795">
+  <w:num w:numId="4" w16cid:durableId="1639140169">
     <w:abstractNumId w:val="1"/>
   </w:num>
-  <w:num w:numId="5" w16cid:durableId="641734918">
+  <w:num w:numId="5" w16cid:durableId="980379990">
     <w:abstractNumId w:val="1"/>
   </w:num>
-  <w:num w:numId="6" w16cid:durableId="197397448">
+  <w:num w:numId="6" w16cid:durableId="2110614655">
     <w:abstractNumId w:val="1"/>
   </w:num>
-  <w:num w:numId="7" w16cid:durableId="1427922798">
+  <w:num w:numId="7" w16cid:durableId="1341080422">
     <w:abstractNumId w:val="2"/>
   </w:num>
-  <w:num w:numId="8" w16cid:durableId="1156415142">
+  <w:num w:numId="8" w16cid:durableId="1444690610">
     <w:abstractNumId w:val="2"/>
   </w:num>
-  <w:num w:numId="9" w16cid:durableId="786001726">
+  <w:num w:numId="9" w16cid:durableId="640617390">
     <w:abstractNumId w:val="2"/>
   </w:num>
-  <w:num w:numId="10" w16cid:durableId="1075055804">
+  <w:num w:numId="10" w16cid:durableId="1028219759">
     <w:abstractNumId w:val="2"/>
   </w:num>
-  <w:num w:numId="11" w16cid:durableId="352190875">
+  <w:num w:numId="11" w16cid:durableId="1873759545">
     <w:abstractNumId w:val="2"/>
   </w:num>
 </w:numbering>
@@ -2683,7 +2683,7 @@
     <w:name w:val="header"/>
     <w:basedOn w:val="Normal"/>
     <w:link w:val="HeaderChar"/>
-    <w:rsid w:val="006140E2"/>
+    <w:rsid w:val="005474D8"/>
     <w:pPr>
       <w:tabs>
         <w:tab w:val="center" w:pos="4513"/>
@@ -2696,7 +2696,7 @@
     <w:name w:val="Header Char"/>
     <w:basedOn w:val="DefaultParagraphFont"/>
     <w:link w:val="Header"/>
-    <w:rsid w:val="006140E2"/>
+    <w:rsid w:val="005474D8"/>
     <w:rPr>
       <w:rFonts w:ascii="Segoe UI" w:eastAsia="Segoe UI" w:hAnsi="Segoe UI" w:cs="Segoe UI"/>
       <w:color w:val="242424"/>
@@ -2707,7 +2707,7 @@
     <w:name w:val="footer"/>
     <w:basedOn w:val="Normal"/>
     <w:link w:val="FooterChar"/>
-    <w:rsid w:val="006140E2"/>
+    <w:rsid w:val="005474D8"/>
     <w:pPr>
       <w:tabs>
         <w:tab w:val="center" w:pos="4513"/>
@@ -2720,7 +2720,7 @@
     <w:name w:val="Footer Char"/>
     <w:basedOn w:val="DefaultParagraphFont"/>
     <w:link w:val="Footer"/>
-    <w:rsid w:val="006140E2"/>
+    <w:rsid w:val="005474D8"/>
     <w:rPr>
       <w:rFonts w:ascii="Segoe UI" w:eastAsia="Segoe UI" w:hAnsi="Segoe UI" w:cs="Segoe UI"/>
       <w:color w:val="242424"/>

--- a/reference/06-responsible-use.docx
+++ b/reference/06-responsible-use.docx
@@ -128,10 +128,10 @@
           <w:b/>
           <w:bCs/>
         </w:rPr>
-        <w:t>Use sample/fictional data in this workshop.</w:t>
-      </w:r>
-      <w:r>
-        <w:t xml:space="preserve"> All provided files describe the fictional </w:t>
+        <w:t>Keep real data private in this workshop.</w:t>
+      </w:r>
+      <w:r>
+        <w:t xml:space="preserve"> Exercise 1 reads your own mail, calendar, and Teams; its results stay in your account, so keep them off shared screens. Every other exercise uses the fictional </w:t>
       </w:r>
       <w:r>
         <w:rPr>
@@ -141,7 +141,10 @@
         <w:t>Zava</w:t>
       </w:r>
       <w:r>
-        <w:t>. Do not paste real employee PII into exercises.</w:t>
+        <w:t xml:space="preserve"> </w:t>
+      </w:r>
+      <w:r>
+        <w:t>files: don't paste real employee personal data into them.</w:t>
       </w:r>
     </w:p>
     <w:p>
@@ -160,10 +163,7 @@
         <w:t>Cite and confirm.</w:t>
       </w:r>
       <w:r>
-        <w:t xml:space="preserve"> For policy answers, have Cowork name the source document and remind the </w:t>
-      </w:r>
-      <w:r>
-        <w:t>reader that HR should confirm — policies change.</w:t>
+        <w:t xml:space="preserve"> For policy answers, have Cowork name the source document and remind the reader that HR should confirm — policies change.</w:t>
       </w:r>
     </w:p>
     <w:p>
@@ -244,7 +244,10 @@
         <w:t>permissions</w:t>
       </w:r>
       <w:r>
-        <w:t xml:space="preserve"> — it only reaches content you already have access to.</w:t>
+        <w:t xml:space="preserve"> </w:t>
+      </w:r>
+      <w:r>
+        <w:t>— it only reaches content you already have access to.</w:t>
       </w:r>
     </w:p>
     <w:p>
@@ -263,20 +266,17 @@
         <w:t>Enterprise Search / org-grounded</w:t>
       </w:r>
       <w:r>
-        <w:t xml:space="preserve"> results reflect the </w:t>
-      </w:r>
-      <w:r>
-        <w:rPr>
-          <w:b/>
-          <w:bCs/>
-        </w:rPr>
-        <w:t>shared workshop tenant</w:t>
-      </w:r>
-      <w:r>
-        <w:t xml:space="preserve">, so they're </w:t>
-      </w:r>
-      <w:r>
-        <w:t xml:space="preserve">consistent for everyone — but that tenant may hold other demo content, so prefer grounding on the </w:t>
+        <w:t xml:space="preserve"> results come from </w:t>
+      </w:r>
+      <w:r>
+        <w:rPr>
+          <w:b/>
+          <w:bCs/>
+        </w:rPr>
+        <w:t>your organization's tenant</w:t>
+      </w:r>
+      <w:r>
+        <w:t xml:space="preserve"> and differ by person, because each of you can see different content. During exercises (except Exercise 1), ground on the </w:t>
       </w:r>
       <w:r>
         <w:rPr>
@@ -286,7 +286,7 @@
         <w:t>provided sample files</w:t>
       </w:r>
       <w:r>
-        <w:t xml:space="preserve"> during exercises.</w:t>
+        <w:t xml:space="preserve"> so results are predictable.</w:t>
       </w:r>
     </w:p>
     <w:p>
@@ -318,7 +318,7 @@
         <w:t>your own user account</w:t>
       </w:r>
       <w:r>
-        <w:t xml:space="preserve"> in the shared tenant.</w:t>
+        <w:t>.</w:t>
       </w:r>
     </w:p>
     <w:p>
@@ -347,7 +347,10 @@
         <w:t>Deep Research:</w:t>
       </w:r>
       <w:r>
-        <w:t xml:space="preserve"> open the citations and check that each one supports its claim. Prefer official sources (government, regulator, plan documents) for anything policy- or law-related.</w:t>
+        <w:t xml:space="preserve"> </w:t>
+      </w:r>
+      <w:r>
+        <w:t>open the citations and check that each one supports its claim. Prefer official sources (government, regulator, plan documents) for anything policy- or law-related.</w:t>
       </w:r>
     </w:p>
     <w:p>
@@ -366,10 +369,7 @@
         <w:t>Browser use:</w:t>
       </w:r>
       <w:r>
-        <w:t xml:space="preserve"> </w:t>
-      </w:r>
-      <w:r>
-        <w:t xml:space="preserve">Cowork works in </w:t>
+        <w:t xml:space="preserve"> Cowork works in </w:t>
       </w:r>
       <w:r>
         <w:rPr>
@@ -399,7 +399,10 @@
         <w:t>read-only</w:t>
       </w:r>
       <w:r>
-        <w:t xml:space="preserve"> instructions unless you mean otherwise ("only read the page; don't fill in or submit anything"), approve each consequential step, and enter passwords or MFA codes yourself when it hands the browser back. It can't bypass your organization's site policies, and every browser task is recorded in the audit log.</w:t>
+        <w:t xml:space="preserve"> instructions unless you mean otherwise ("only read the page; don't fill in or submit anything"), approve each consequential step, and enter passwords </w:t>
+      </w:r>
+      <w:r>
+        <w:t>or MFA codes yourself when it hands the browser back. It can't bypass your organization's site policies, and every browser task is recorded in the audit log.</w:t>
       </w:r>
     </w:p>
     <w:p>
@@ -418,10 +421,7 @@
         <w:t>Web content isn't legal advice.</w:t>
       </w:r>
       <w:r>
-        <w:t xml:space="preserve"> </w:t>
-      </w:r>
-      <w:r>
-        <w:t>Use it to check a policy, then confirm with legal or payroll before acting on it.</w:t>
+        <w:t xml:space="preserve"> Use it to check a policy, then confirm with legal or payroll before acting on it.</w:t>
       </w:r>
     </w:p>
     <w:p>
@@ -516,14 +516,8 @@
               <w:rPr>
                 <w:sz w:val="19"/>
               </w:rPr>
-              <w:t xml:space="preserve">Employee performance or disciplinary </w:t>
-            </w:r>
-            <w:r>
-              <w:rPr>
-                <w:sz w:val="19"/>
-              </w:rPr>
               <w:lastRenderedPageBreak/>
-              <w:t>content</w:t>
+              <w:t>Employee performance or disciplinary content</w:t>
             </w:r>
           </w:p>
         </w:tc>
@@ -540,7 +534,6 @@
               <w:rPr>
                 <w:sz w:val="19"/>
               </w:rPr>
-              <w:lastRenderedPageBreak/>
               <w:t>Keep it out of shared skills; review drafts privately before use</w:t>
             </w:r>
           </w:p>
@@ -1040,7 +1033,7 @@
   <w:abstractNum w:abstractNumId="0" w15:restartNumberingAfterBreak="0">
     <w:nsid w:val="0000A990"/>
     <w:multiLevelType w:val="multilevel"/>
-    <w:tmpl w:val="B32ACD92"/>
+    <w:tmpl w:val="94DE90F4"/>
     <w:lvl w:ilvl="0">
       <w:numFmt w:val="bullet"/>
       <w:lvlText w:val=" "/>
@@ -1117,7 +1110,7 @@
   <w:abstractNum w:abstractNumId="1" w15:restartNumberingAfterBreak="0">
     <w:nsid w:val="0000A991"/>
     <w:multiLevelType w:val="multilevel"/>
-    <w:tmpl w:val="9D321F9C"/>
+    <w:tmpl w:val="E74AB1E8"/>
     <w:lvl w:ilvl="0">
       <w:numFmt w:val="bullet"/>
       <w:lvlText w:val=""/>
@@ -1221,7 +1214,7 @@
   <w:abstractNum w:abstractNumId="2" w15:restartNumberingAfterBreak="0">
     <w:nsid w:val="0000A992"/>
     <w:multiLevelType w:val="multilevel"/>
-    <w:tmpl w:val="B46AEADA"/>
+    <w:tmpl w:val="8C983342"/>
     <w:lvl w:ilvl="0">
       <w:numFmt w:val="bullet"/>
       <w:lvlText w:val="☐"/>
@@ -1298,7 +1291,7 @@
   <w:abstractNum w:abstractNumId="3" w15:restartNumberingAfterBreak="0">
     <w:nsid w:val="00A99411"/>
     <w:multiLevelType w:val="multilevel"/>
-    <w:tmpl w:val="7EEED960"/>
+    <w:tmpl w:val="93DA9E0A"/>
     <w:lvl w:ilvl="0">
       <w:start w:val="1"/>
       <w:numFmt w:val="decimal"/>
@@ -1381,10 +1374,10 @@
       </w:pPr>
     </w:lvl>
   </w:abstractNum>
-  <w:num w:numId="1" w16cid:durableId="151258372">
+  <w:num w:numId="1" w16cid:durableId="464155253">
     <w:abstractNumId w:val="0"/>
   </w:num>
-  <w:num w:numId="2" w16cid:durableId="998113808">
+  <w:num w:numId="2" w16cid:durableId="982466792">
     <w:abstractNumId w:val="3"/>
     <w:lvlOverride w:ilvl="0">
       <w:startOverride w:val="1"/>
@@ -1414,31 +1407,31 @@
       <w:startOverride w:val="1"/>
     </w:lvlOverride>
   </w:num>
-  <w:num w:numId="3" w16cid:durableId="1419012545">
+  <w:num w:numId="3" w16cid:durableId="26225828">
     <w:abstractNumId w:val="1"/>
   </w:num>
-  <w:num w:numId="4" w16cid:durableId="1639140169">
+  <w:num w:numId="4" w16cid:durableId="967663342">
     <w:abstractNumId w:val="1"/>
   </w:num>
-  <w:num w:numId="5" w16cid:durableId="980379990">
+  <w:num w:numId="5" w16cid:durableId="1445417384">
     <w:abstractNumId w:val="1"/>
   </w:num>
-  <w:num w:numId="6" w16cid:durableId="2110614655">
+  <w:num w:numId="6" w16cid:durableId="1073624091">
     <w:abstractNumId w:val="1"/>
   </w:num>
-  <w:num w:numId="7" w16cid:durableId="1341080422">
+  <w:num w:numId="7" w16cid:durableId="403534390">
     <w:abstractNumId w:val="2"/>
   </w:num>
-  <w:num w:numId="8" w16cid:durableId="1444690610">
+  <w:num w:numId="8" w16cid:durableId="1982494473">
     <w:abstractNumId w:val="2"/>
   </w:num>
-  <w:num w:numId="9" w16cid:durableId="640617390">
+  <w:num w:numId="9" w16cid:durableId="1794059173">
     <w:abstractNumId w:val="2"/>
   </w:num>
-  <w:num w:numId="10" w16cid:durableId="1028219759">
+  <w:num w:numId="10" w16cid:durableId="1392190164">
     <w:abstractNumId w:val="2"/>
   </w:num>
-  <w:num w:numId="11" w16cid:durableId="1873759545">
+  <w:num w:numId="11" w16cid:durableId="1153833817">
     <w:abstractNumId w:val="2"/>
   </w:num>
 </w:numbering>
@@ -2377,6 +2370,34 @@
       <w:sz w:val="4"/>
     </w:rPr>
   </w:style>
+  <w:style w:type="character" w:customStyle="1" w:styleId="PromptGoal">
+    <w:name w:val="Prompt Goal"/>
+    <w:rPr>
+      <w:color w:val="1F4E99"/>
+      <w:shd w:val="clear" w:color="auto" w:fill="DCEBFF"/>
+    </w:rPr>
+  </w:style>
+  <w:style w:type="character" w:customStyle="1" w:styleId="PromptSource">
+    <w:name w:val="Prompt Source"/>
+    <w:rPr>
+      <w:color w:val="1E6B32"/>
+      <w:shd w:val="clear" w:color="auto" w:fill="DFF5E1"/>
+    </w:rPr>
+  </w:style>
+  <w:style w:type="character" w:customStyle="1" w:styleId="PromptExpectations">
+    <w:name w:val="Prompt Expectations"/>
+    <w:rPr>
+      <w:color w:val="8A4B00"/>
+      <w:shd w:val="clear" w:color="auto" w:fill="FFE9CC"/>
+    </w:rPr>
+  </w:style>
+  <w:style w:type="character" w:customStyle="1" w:styleId="PromptConstraints">
+    <w:name w:val="Prompt Constraints"/>
+    <w:rPr>
+      <w:color w:val="5B2C91"/>
+      <w:shd w:val="clear" w:color="auto" w:fill="EDE3FA"/>
+    </w:rPr>
+  </w:style>
   <w:style w:type="paragraph" w:customStyle="1" w:styleId="SourceCode">
     <w:name w:val="Source Code"/>
     <w:basedOn w:val="Normal"/>
@@ -2683,7 +2704,7 @@
     <w:name w:val="header"/>
     <w:basedOn w:val="Normal"/>
     <w:link w:val="HeaderChar"/>
-    <w:rsid w:val="005474D8"/>
+    <w:rsid w:val="00F65358"/>
     <w:pPr>
       <w:tabs>
         <w:tab w:val="center" w:pos="4513"/>
@@ -2696,7 +2717,7 @@
     <w:name w:val="Header Char"/>
     <w:basedOn w:val="DefaultParagraphFont"/>
     <w:link w:val="Header"/>
-    <w:rsid w:val="005474D8"/>
+    <w:rsid w:val="00F65358"/>
     <w:rPr>
       <w:rFonts w:ascii="Segoe UI" w:eastAsia="Segoe UI" w:hAnsi="Segoe UI" w:cs="Segoe UI"/>
       <w:color w:val="242424"/>
@@ -2707,7 +2728,7 @@
     <w:name w:val="footer"/>
     <w:basedOn w:val="Normal"/>
     <w:link w:val="FooterChar"/>
-    <w:rsid w:val="005474D8"/>
+    <w:rsid w:val="00F65358"/>
     <w:pPr>
       <w:tabs>
         <w:tab w:val="center" w:pos="4513"/>
@@ -2720,7 +2741,7 @@
     <w:name w:val="Footer Char"/>
     <w:basedOn w:val="DefaultParagraphFont"/>
     <w:link w:val="Footer"/>
-    <w:rsid w:val="005474D8"/>
+    <w:rsid w:val="00F65358"/>
     <w:rPr>
       <w:rFonts w:ascii="Segoe UI" w:eastAsia="Segoe UI" w:hAnsi="Segoe UI" w:cs="Segoe UI"/>
       <w:color w:val="242424"/>

--- a/reference/06-responsible-use.docx
+++ b/reference/06-responsible-use.docx
@@ -1,14 +1,14 @@
 
 <file path=word/document.xml><?xml version="1.0" encoding="utf-8"?>
-<w:document xmlns:wpc="http://schemas.microsoft.com/office/word/2010/wordprocessingCanvas" xmlns:cx="http://schemas.microsoft.com/office/drawing/2014/chartex" xmlns:cx1="http://schemas.microsoft.com/office/drawing/2015/9/8/chartex" xmlns:cx2="http://schemas.microsoft.com/office/drawing/2015/10/21/chartex" xmlns:cx3="http://schemas.microsoft.com/office/drawing/2016/5/9/chartex" xmlns:cx4="http://schemas.microsoft.com/office/drawing/2016/5/10/chartex" xmlns:cx5="http://schemas.microsoft.com/office/drawing/2016/5/11/chartex" xmlns:cx6="http://schemas.microsoft.com/office/drawing/2016/5/12/chartex" xmlns:cx7="http://schemas.microsoft.com/office/drawing/2016/5/13/chartex" xmlns:cx8="http://schemas.microsoft.com/office/drawing/2016/5/14/chartex" xmlns:mc="http://schemas.openxmlformats.org/markup-compatibility/2006" xmlns:aink="http://schemas.microsoft.com/office/drawing/2016/ink" xmlns:am3d="http://schemas.microsoft.com/office/drawing/2017/model3d" xmlns:o="urn:schemas-microsoft-com:office:office" xmlns:oel="http://schemas.microsoft.com/office/2019/extlst" xmlns:r="http://schemas.openxmlformats.org/officeDocument/2006/relationships" xmlns:m="http://schemas.openxmlformats.org/officeDocument/2006/math" xmlns:v="urn:schemas-microsoft-com:vml" xmlns:wp14="http://schemas.microsoft.com/office/word/2010/wordprocessingDrawing" xmlns:wp="http://schemas.openxmlformats.org/drawingml/2006/wordprocessingDrawing" xmlns:w10="urn:schemas-microsoft-com:office:word" xmlns:w="http://schemas.openxmlformats.org/wordprocessingml/2006/main" xmlns:w14="http://schemas.microsoft.com/office/word/2010/wordml" xmlns:w15="http://schemas.microsoft.com/office/word/2012/wordml" xmlns:w16cex="http://schemas.microsoft.com/office/word/2018/wordml/cex" xmlns:w16cid="http://schemas.microsoft.com/office/word/2016/wordml/cid" xmlns:w16="http://schemas.microsoft.com/office/word/2018/wordml" xmlns:w16du="http://schemas.microsoft.com/office/word/2023/wordml/word16du" xmlns:w16sdtdh="http://schemas.microsoft.com/office/word/2020/wordml/sdtdatahash" xmlns:w16sdtfl="http://schemas.microsoft.com/office/word/2024/wordml/sdtformatlock" xmlns:w16se="http://schemas.microsoft.com/office/word/2015/wordml/symex" xmlns:wpg="http://schemas.microsoft.com/office/word/2010/wordprocessingGroup" xmlns:wpi="http://schemas.microsoft.com/office/word/2010/wordprocessingInk" xmlns:wne="http://schemas.microsoft.com/office/word/2006/wordml" xmlns:wps="http://schemas.microsoft.com/office/word/2010/wordprocessingShape" mc:Ignorable="w14 w15 w16se w16cid w16 w16cex w16sdtdh w16sdtfl w16du wp14">
+<w:document xmlns:w="http://schemas.openxmlformats.org/wordprocessingml/2006/main" xmlns:m="http://schemas.openxmlformats.org/officeDocument/2006/math" xmlns:r="http://schemas.openxmlformats.org/officeDocument/2006/relationships" xmlns:o="urn:schemas-microsoft-com:office:office" xmlns:v="urn:schemas-microsoft-com:vml" xmlns:w10="urn:schemas-microsoft-com:office:word" xmlns:a="http://schemas.openxmlformats.org/drawingml/2006/main" xmlns:pic="http://schemas.openxmlformats.org/drawingml/2006/picture" xmlns:wp="http://schemas.openxmlformats.org/drawingml/2006/wordprocessingDrawing">
   <w:body>
+    <w:bookmarkStart w:id="16" w:name="Xa98c5e5ec91c9c53b3b03b453580ec0d713e517"/>
     <w:p>
       <w:pPr>
         <w:pStyle w:val="Heading1"/>
       </w:pPr>
-      <w:bookmarkStart w:id="0" w:name="Xa98c5e5ec91c9c53b3b03b453580ec0d713e517"/>
-      <w:r>
-        <w:t>06 · Responsible Use &amp; Data Handling</w:t>
+      <w:r>
+        <w:t xml:space="preserve">06 · Responsible Use &amp; Data Handling</w:t>
       </w:r>
     </w:p>
     <w:p>
@@ -22,16 +22,22 @@
         <w:ind w:left="288" w:right="144"/>
       </w:pPr>
       <w:r>
-        <w:t>Reference sheet for the "Getting Things Done with Copilot Cowork for HR Tasks" workshop. HR works with sensitive people data — these practices keep Cowork use safe and compliant.</w:t>
-      </w:r>
-    </w:p>
+        <w:t xml:space="preserve">Reference sheet for the "Getting Things Done with Copilot Cowork for HR Tasks" workshop.</w:t>
+      </w:r>
+      <w:r>
+        <w:t xml:space="preserve"> </w:t>
+      </w:r>
+      <w:r>
+        <w:t xml:space="preserve">HR works with sensitive people data — these practices keep Cowork use safe and compliant.</w:t>
+      </w:r>
+    </w:p>
+    <w:bookmarkStart w:id="9" w:name="golden-rules-for-hr"/>
     <w:p>
       <w:pPr>
         <w:pStyle w:val="Heading2"/>
       </w:pPr>
-      <w:bookmarkStart w:id="1" w:name="golden-rules-for-hr"/>
-      <w:r>
-        <w:t>Golden rules for HR</w:t>
+      <w:r>
+        <w:t xml:space="preserve">Golden rules for HR</w:t>
       </w:r>
     </w:p>
     <w:p>
@@ -39,7 +45,7 @@
         <w:pStyle w:val="Compact"/>
         <w:numPr>
           <w:ilvl w:val="0"/>
-          <w:numId w:val="2"/>
+          <w:numId w:val="1001"/>
         </w:numPr>
       </w:pPr>
       <w:r>
@@ -47,10 +53,19 @@
           <w:b/>
           <w:bCs/>
         </w:rPr>
-        <w:t>Every Cowork output is a draft.</w:t>
-      </w:r>
-      <w:r>
-        <w:t xml:space="preserve"> Review before you send, share, or file anything — especially employee communications and policy answers.</w:t>
+        <w:t xml:space="preserve">Every Cowork output is a draft.</w:t>
+      </w:r>
+      <w:r>
+        <w:t xml:space="preserve"> </w:t>
+      </w:r>
+      <w:r>
+        <w:t xml:space="preserve">Review before you send, share, or file anything — especially</w:t>
+      </w:r>
+      <w:r>
+        <w:t xml:space="preserve"> </w:t>
+      </w:r>
+      <w:r>
+        <w:t xml:space="preserve">employee communications and policy answers.</w:t>
       </w:r>
     </w:p>
     <w:p>
@@ -58,7 +73,7 @@
         <w:pStyle w:val="Compact"/>
         <w:numPr>
           <w:ilvl w:val="0"/>
-          <w:numId w:val="2"/>
+          <w:numId w:val="1001"/>
         </w:numPr>
       </w:pPr>
       <w:r>
@@ -66,53 +81,89 @@
           <w:b/>
           <w:bCs/>
         </w:rPr>
-        <w:t>Approve at the checkpoints — one at a time.</w:t>
-      </w:r>
-      <w:r>
-        <w:t xml:space="preserve"> Cowork pauses before sensitive actions (sending </w:t>
-      </w:r>
-      <w:r>
-        <w:t xml:space="preserve">email, posting to Teams, deleting, booking meetings). Read the preview (and </w:t>
-      </w:r>
-      <w:r>
-        <w:rPr>
-          <w:b/>
-          <w:bCs/>
-        </w:rPr>
-        <w:t>Show parameters</w:t>
-      </w:r>
-      <w:r>
-        <w:t xml:space="preserve">) before you confirm. Avoid </w:t>
-      </w:r>
-      <w:r>
-        <w:rPr>
-          <w:b/>
-          <w:bCs/>
-        </w:rPr>
-        <w:t>Approve All</w:t>
-      </w:r>
-      <w:r>
-        <w:t xml:space="preserve"> and </w:t>
-      </w:r>
-      <w:r>
-        <w:rPr>
-          <w:b/>
-          <w:bCs/>
-        </w:rPr>
-        <w:t>Always allow / don't ask again</w:t>
-      </w:r>
-      <w:r>
-        <w:t xml:space="preserve">: they skip later checkpoints for the rest of the session. Revoke them in the side panel's </w:t>
-      </w:r>
-      <w:r>
-        <w:rPr>
-          <w:b/>
-          <w:bCs/>
-        </w:rPr>
-        <w:t>Permissions</w:t>
-      </w:r>
-      <w:r>
-        <w:t xml:space="preserve"> section.</w:t>
+        <w:t xml:space="preserve">Approve at the checkpoints — one at a time.</w:t>
+      </w:r>
+      <w:r>
+        <w:t xml:space="preserve"> </w:t>
+      </w:r>
+      <w:r>
+        <w:t xml:space="preserve">Cowork pauses before sensitive actions (sending</w:t>
+      </w:r>
+      <w:r>
+        <w:t xml:space="preserve"> </w:t>
+      </w:r>
+      <w:r>
+        <w:t xml:space="preserve">email, posting to Teams, deleting, booking meetings). Read the preview (and</w:t>
+      </w:r>
+      <w:r>
+        <w:t xml:space="preserve"> </w:t>
+      </w:r>
+      <w:r>
+        <w:rPr>
+          <w:b/>
+          <w:bCs/>
+        </w:rPr>
+        <w:t xml:space="preserve">Show parameters</w:t>
+      </w:r>
+      <w:r>
+        <w:t xml:space="preserve">)</w:t>
+      </w:r>
+      <w:r>
+        <w:t xml:space="preserve"> </w:t>
+      </w:r>
+      <w:r>
+        <w:t xml:space="preserve">before you confirm. Avoid</w:t>
+      </w:r>
+      <w:r>
+        <w:t xml:space="preserve"> </w:t>
+      </w:r>
+      <w:r>
+        <w:rPr>
+          <w:b/>
+          <w:bCs/>
+        </w:rPr>
+        <w:t xml:space="preserve">Approve All</w:t>
+      </w:r>
+      <w:r>
+        <w:t xml:space="preserve"> </w:t>
+      </w:r>
+      <w:r>
+        <w:t xml:space="preserve">and</w:t>
+      </w:r>
+      <w:r>
+        <w:t xml:space="preserve"> </w:t>
+      </w:r>
+      <w:r>
+        <w:rPr>
+          <w:b/>
+          <w:bCs/>
+        </w:rPr>
+        <w:t xml:space="preserve">Always allow / don't ask again</w:t>
+      </w:r>
+      <w:r>
+        <w:t xml:space="preserve">: they skip</w:t>
+      </w:r>
+      <w:r>
+        <w:t xml:space="preserve"> </w:t>
+      </w:r>
+      <w:r>
+        <w:t xml:space="preserve">later checkpoints for the rest of the session. Revoke them in the side panel's</w:t>
+      </w:r>
+      <w:r>
+        <w:t xml:space="preserve"> </w:t>
+      </w:r>
+      <w:r>
+        <w:rPr>
+          <w:b/>
+          <w:bCs/>
+        </w:rPr>
+        <w:t xml:space="preserve">Permissions</w:t>
+      </w:r>
+      <w:r>
+        <w:t xml:space="preserve"> </w:t>
+      </w:r>
+      <w:r>
+        <w:t xml:space="preserve">section.</w:t>
       </w:r>
     </w:p>
     <w:p>
@@ -120,7 +171,7 @@
         <w:pStyle w:val="Compact"/>
         <w:numPr>
           <w:ilvl w:val="0"/>
-          <w:numId w:val="2"/>
+          <w:numId w:val="1001"/>
         </w:numPr>
       </w:pPr>
       <w:r>
@@ -128,23 +179,41 @@
           <w:b/>
           <w:bCs/>
         </w:rPr>
-        <w:t>Keep real data private in this workshop.</w:t>
-      </w:r>
-      <w:r>
-        <w:t xml:space="preserve"> Exercise 1 reads your own mail, calendar, and Teams; its results stay in your account, so keep them off shared screens. Every other exercise uses the fictional </w:t>
+        <w:t xml:space="preserve">Keep real data private in this workshop.</w:t>
+      </w:r>
+      <w:r>
+        <w:t xml:space="preserve"> </w:t>
+      </w:r>
+      <w:r>
+        <w:t xml:space="preserve">Exercise 8 reads your own mail, calendar, and Teams;</w:t>
+      </w:r>
+      <w:r>
+        <w:t xml:space="preserve"> </w:t>
+      </w:r>
+      <w:r>
+        <w:t xml:space="preserve">its results stay in your account, so keep them off shared screens. Every other exercise uses the</w:t>
+      </w:r>
+      <w:r>
+        <w:t xml:space="preserve"> </w:t>
+      </w:r>
+      <w:r>
+        <w:t xml:space="preserve">fictional</w:t>
+      </w:r>
+      <w:r>
+        <w:t xml:space="preserve"> </w:t>
       </w:r>
       <w:r>
         <w:rPr>
           <w:i/>
           <w:iCs/>
         </w:rPr>
-        <w:t>Zava</w:t>
-      </w:r>
-      <w:r>
-        <w:t xml:space="preserve"> </w:t>
-      </w:r>
-      <w:r>
-        <w:t>files: don't paste real employee personal data into them.</w:t>
+        <w:t xml:space="preserve">Zava</w:t>
+      </w:r>
+      <w:r>
+        <w:t xml:space="preserve"> </w:t>
+      </w:r>
+      <w:r>
+        <w:t xml:space="preserve">files: don't paste real employee personal data into them.</w:t>
       </w:r>
     </w:p>
     <w:p>
@@ -152,7 +221,7 @@
         <w:pStyle w:val="Compact"/>
         <w:numPr>
           <w:ilvl w:val="0"/>
-          <w:numId w:val="2"/>
+          <w:numId w:val="1001"/>
         </w:numPr>
       </w:pPr>
       <w:r>
@@ -160,10 +229,19 @@
           <w:b/>
           <w:bCs/>
         </w:rPr>
-        <w:t>Cite and confirm.</w:t>
-      </w:r>
-      <w:r>
-        <w:t xml:space="preserve"> For policy answers, have Cowork name the source document and remind the reader that HR should confirm — policies change.</w:t>
+        <w:t xml:space="preserve">Cite and confirm.</w:t>
+      </w:r>
+      <w:r>
+        <w:t xml:space="preserve"> </w:t>
+      </w:r>
+      <w:r>
+        <w:t xml:space="preserve">For policy answers, have Cowork name the source document and remind the</w:t>
+      </w:r>
+      <w:r>
+        <w:t xml:space="preserve"> </w:t>
+      </w:r>
+      <w:r>
+        <w:t xml:space="preserve">reader that HR should confirm — policies change.</w:t>
       </w:r>
     </w:p>
     <w:p>
@@ -171,7 +249,7 @@
         <w:pStyle w:val="Compact"/>
         <w:numPr>
           <w:ilvl w:val="0"/>
-          <w:numId w:val="2"/>
+          <w:numId w:val="1001"/>
         </w:numPr>
       </w:pPr>
       <w:r>
@@ -179,40 +257,61 @@
           <w:b/>
           <w:bCs/>
         </w:rPr>
-        <w:t>Right person, right data.</w:t>
-      </w:r>
-      <w:r>
-        <w:t xml:space="preserve"> Cowork acts in </w:t>
+        <w:t xml:space="preserve">Right person, right data.</w:t>
+      </w:r>
+      <w:r>
+        <w:t xml:space="preserve"> </w:t>
+      </w:r>
+      <w:r>
+        <w:t xml:space="preserve">Cowork acts in</w:t>
+      </w:r>
+      <w:r>
+        <w:t xml:space="preserve"> </w:t>
       </w:r>
       <w:r>
         <w:rPr>
           <w:i/>
           <w:iCs/>
         </w:rPr>
-        <w:t>your</w:t>
-      </w:r>
-      <w:r>
-        <w:t xml:space="preserve"> context and accesses only what </w:t>
+        <w:t xml:space="preserve">your</w:t>
+      </w:r>
+      <w:r>
+        <w:t xml:space="preserve"> </w:t>
+      </w:r>
+      <w:r>
+        <w:t xml:space="preserve">context and accesses only what</w:t>
+      </w:r>
+      <w:r>
+        <w:t xml:space="preserve"> </w:t>
       </w:r>
       <w:r>
         <w:rPr>
           <w:i/>
           <w:iCs/>
         </w:rPr>
-        <w:t>you</w:t>
-      </w:r>
-      <w:r>
-        <w:t xml:space="preserve"> are permitted to see. Don't use it to surface information you wouldn't otherwise have access to.</w:t>
-      </w:r>
-    </w:p>
+        <w:t xml:space="preserve">you</w:t>
+      </w:r>
+      <w:r>
+        <w:t xml:space="preserve"> </w:t>
+      </w:r>
+      <w:r>
+        <w:t xml:space="preserve">are</w:t>
+      </w:r>
+      <w:r>
+        <w:t xml:space="preserve"> </w:t>
+      </w:r>
+      <w:r>
+        <w:t xml:space="preserve">permitted to see. Don't use it to surface information you wouldn't otherwise have access to.</w:t>
+      </w:r>
+    </w:p>
+    <w:bookmarkEnd w:id="9"/>
+    <w:bookmarkStart w:id="10" w:name="what-grounding-means-for-your-data"/>
     <w:p>
       <w:pPr>
         <w:pStyle w:val="Heading2"/>
       </w:pPr>
-      <w:bookmarkStart w:id="2" w:name="what-grounding-means-for-your-data"/>
-      <w:bookmarkEnd w:id="1"/>
-      <w:r>
-        <w:t>What "grounding" means for your data</w:t>
+      <w:r>
+        <w:t xml:space="preserve">What "grounding" means for your data</w:t>
       </w:r>
     </w:p>
     <w:p>
@@ -220,34 +319,40 @@
         <w:pStyle w:val="Compact"/>
         <w:numPr>
           <w:ilvl w:val="0"/>
-          <w:numId w:val="3"/>
+          <w:numId w:val="1002"/>
         </w:numPr>
       </w:pPr>
       <w:r>
-        <w:t xml:space="preserve">Cowork grounds answers in your organization's data through </w:t>
-      </w:r>
-      <w:r>
-        <w:rPr>
-          <w:b/>
-          <w:bCs/>
-        </w:rPr>
-        <w:t>Work IQ</w:t>
-      </w:r>
-      <w:r>
-        <w:t xml:space="preserve">, respecting existing </w:t>
-      </w:r>
-      <w:r>
-        <w:rPr>
-          <w:b/>
-          <w:bCs/>
-        </w:rPr>
-        <w:t>permissions</w:t>
-      </w:r>
-      <w:r>
-        <w:t xml:space="preserve"> </w:t>
-      </w:r>
-      <w:r>
-        <w:t>— it only reaches content you already have access to.</w:t>
+        <w:t xml:space="preserve">Cowork grounds answers in your organization's data through</w:t>
+      </w:r>
+      <w:r>
+        <w:t xml:space="preserve"> </w:t>
+      </w:r>
+      <w:r>
+        <w:rPr>
+          <w:b/>
+          <w:bCs/>
+        </w:rPr>
+        <w:t xml:space="preserve">Work IQ</w:t>
+      </w:r>
+      <w:r>
+        <w:t xml:space="preserve">, respecting existing</w:t>
+      </w:r>
+      <w:r>
+        <w:t xml:space="preserve"> </w:t>
+      </w:r>
+      <w:r>
+        <w:rPr>
+          <w:b/>
+          <w:bCs/>
+        </w:rPr>
+        <w:t xml:space="preserve">permissions</w:t>
+      </w:r>
+      <w:r>
+        <w:t xml:space="preserve"> </w:t>
+      </w:r>
+      <w:r>
+        <w:t xml:space="preserve">— it only reaches content you already have access to.</w:t>
       </w:r>
     </w:p>
     <w:p>
@@ -255,7 +360,7 @@
         <w:pStyle w:val="Compact"/>
         <w:numPr>
           <w:ilvl w:val="0"/>
-          <w:numId w:val="3"/>
+          <w:numId w:val="1002"/>
         </w:numPr>
       </w:pPr>
       <w:r>
@@ -263,30 +368,57 @@
           <w:b/>
           <w:bCs/>
         </w:rPr>
-        <w:t>Enterprise Search / org-grounded</w:t>
-      </w:r>
-      <w:r>
-        <w:t xml:space="preserve"> results come from </w:t>
-      </w:r>
-      <w:r>
-        <w:rPr>
-          <w:b/>
-          <w:bCs/>
-        </w:rPr>
-        <w:t>your organization's tenant</w:t>
-      </w:r>
-      <w:r>
-        <w:t xml:space="preserve"> and differ by person, because each of you can see different content. During exercises (except Exercise 1), ground on the </w:t>
-      </w:r>
-      <w:r>
-        <w:rPr>
-          <w:b/>
-          <w:bCs/>
-        </w:rPr>
-        <w:t>provided sample files</w:t>
-      </w:r>
-      <w:r>
-        <w:t xml:space="preserve"> so results are predictable.</w:t>
+        <w:t xml:space="preserve">Enterprise Search / org-grounded</w:t>
+      </w:r>
+      <w:r>
+        <w:t xml:space="preserve"> </w:t>
+      </w:r>
+      <w:r>
+        <w:t xml:space="preserve">results come from</w:t>
+      </w:r>
+      <w:r>
+        <w:t xml:space="preserve"> </w:t>
+      </w:r>
+      <w:r>
+        <w:rPr>
+          <w:b/>
+          <w:bCs/>
+        </w:rPr>
+        <w:t xml:space="preserve">your organization's tenant</w:t>
+      </w:r>
+      <w:r>
+        <w:t xml:space="preserve"> </w:t>
+      </w:r>
+      <w:r>
+        <w:t xml:space="preserve">and differ by</w:t>
+      </w:r>
+      <w:r>
+        <w:t xml:space="preserve"> </w:t>
+      </w:r>
+      <w:r>
+        <w:t xml:space="preserve">person, because each of you can see different content. During exercises (except Exercise 8), ground</w:t>
+      </w:r>
+      <w:r>
+        <w:t xml:space="preserve"> </w:t>
+      </w:r>
+      <w:r>
+        <w:t xml:space="preserve">on the</w:t>
+      </w:r>
+      <w:r>
+        <w:t xml:space="preserve"> </w:t>
+      </w:r>
+      <w:r>
+        <w:rPr>
+          <w:b/>
+          <w:bCs/>
+        </w:rPr>
+        <w:t xml:space="preserve">provided sample files</w:t>
+      </w:r>
+      <w:r>
+        <w:t xml:space="preserve"> </w:t>
+      </w:r>
+      <w:r>
+        <w:t xml:space="preserve">so results are predictable.</w:t>
       </w:r>
     </w:p>
     <w:p>
@@ -294,41 +426,53 @@
         <w:pStyle w:val="Compact"/>
         <w:numPr>
           <w:ilvl w:val="0"/>
-          <w:numId w:val="3"/>
+          <w:numId w:val="1002"/>
         </w:numPr>
       </w:pPr>
       <w:r>
-        <w:t xml:space="preserve">Work stays within the </w:t>
-      </w:r>
-      <w:r>
-        <w:rPr>
-          <w:b/>
-          <w:bCs/>
-        </w:rPr>
-        <w:t>Microsoft 365 tenant boundary</w:t>
-      </w:r>
-      <w:r>
-        <w:t xml:space="preserve">; your drafts, OneDrive files, and custom skills live under </w:t>
-      </w:r>
-      <w:r>
-        <w:rPr>
-          <w:b/>
-          <w:bCs/>
-        </w:rPr>
-        <w:t>your own user account</w:t>
-      </w:r>
-      <w:r>
-        <w:t>.</w:t>
-      </w:r>
-    </w:p>
+        <w:t xml:space="preserve">Work stays within the</w:t>
+      </w:r>
+      <w:r>
+        <w:t xml:space="preserve"> </w:t>
+      </w:r>
+      <w:r>
+        <w:rPr>
+          <w:b/>
+          <w:bCs/>
+        </w:rPr>
+        <w:t xml:space="preserve">Microsoft 365 tenant boundary</w:t>
+      </w:r>
+      <w:r>
+        <w:t xml:space="preserve">; your drafts, OneDrive files, and custom</w:t>
+      </w:r>
+      <w:r>
+        <w:t xml:space="preserve"> </w:t>
+      </w:r>
+      <w:r>
+        <w:t xml:space="preserve">skills live under</w:t>
+      </w:r>
+      <w:r>
+        <w:t xml:space="preserve"> </w:t>
+      </w:r>
+      <w:r>
+        <w:rPr>
+          <w:b/>
+          <w:bCs/>
+        </w:rPr>
+        <w:t xml:space="preserve">your own user account</w:t>
+      </w:r>
+      <w:r>
+        <w:t xml:space="preserve">.</w:t>
+      </w:r>
+    </w:p>
+    <w:bookmarkEnd w:id="10"/>
+    <w:bookmarkStart w:id="11" w:name="when-cowork-uses-the-web"/>
     <w:p>
       <w:pPr>
         <w:pStyle w:val="Heading2"/>
       </w:pPr>
-      <w:bookmarkStart w:id="3" w:name="when-cowork-uses-the-web"/>
-      <w:bookmarkEnd w:id="2"/>
-      <w:r>
-        <w:t>When Cowork uses the web</w:t>
+      <w:r>
+        <w:t xml:space="preserve">When Cowork uses the web</w:t>
       </w:r>
     </w:p>
     <w:p>
@@ -336,7 +480,7 @@
         <w:pStyle w:val="Compact"/>
         <w:numPr>
           <w:ilvl w:val="0"/>
-          <w:numId w:val="4"/>
+          <w:numId w:val="1003"/>
         </w:numPr>
       </w:pPr>
       <w:r>
@@ -344,13 +488,19 @@
           <w:b/>
           <w:bCs/>
         </w:rPr>
-        <w:t>Deep Research:</w:t>
-      </w:r>
-      <w:r>
-        <w:t xml:space="preserve"> </w:t>
-      </w:r>
-      <w:r>
-        <w:t>open the citations and check that each one supports its claim. Prefer official sources (government, regulator, plan documents) for anything policy- or law-related.</w:t>
+        <w:t xml:space="preserve">Deep Research:</w:t>
+      </w:r>
+      <w:r>
+        <w:t xml:space="preserve"> </w:t>
+      </w:r>
+      <w:r>
+        <w:t xml:space="preserve">open the citations and check that each one supports its claim. Prefer official</w:t>
+      </w:r>
+      <w:r>
+        <w:t xml:space="preserve"> </w:t>
+      </w:r>
+      <w:r>
+        <w:t xml:space="preserve">sources (government, regulator, plan documents) for anything policy- or law-related.</w:t>
       </w:r>
     </w:p>
     <w:p>
@@ -358,7 +508,7 @@
         <w:pStyle w:val="Compact"/>
         <w:numPr>
           <w:ilvl w:val="0"/>
-          <w:numId w:val="4"/>
+          <w:numId w:val="1003"/>
         </w:numPr>
       </w:pPr>
       <w:r>
@@ -366,43 +516,85 @@
           <w:b/>
           <w:bCs/>
         </w:rPr>
-        <w:t>Browser use:</w:t>
-      </w:r>
-      <w:r>
-        <w:t xml:space="preserve"> Cowork works in </w:t>
-      </w:r>
-      <w:r>
-        <w:rPr>
-          <w:b/>
-          <w:bCs/>
-        </w:rPr>
-        <w:t>your</w:t>
-      </w:r>
-      <w:r>
-        <w:t xml:space="preserve"> Edge with </w:t>
-      </w:r>
-      <w:r>
-        <w:rPr>
-          <w:b/>
-          <w:bCs/>
-        </w:rPr>
-        <w:t>your</w:t>
-      </w:r>
-      <w:r>
-        <w:t xml:space="preserve"> sign-ins, so treat it like handing a colleague your keyboard. Give it </w:t>
-      </w:r>
-      <w:r>
-        <w:rPr>
-          <w:b/>
-          <w:bCs/>
-        </w:rPr>
-        <w:t>read-only</w:t>
-      </w:r>
-      <w:r>
-        <w:t xml:space="preserve"> instructions unless you mean otherwise ("only read the page; don't fill in or submit anything"), approve each consequential step, and enter passwords </w:t>
-      </w:r>
-      <w:r>
-        <w:t>or MFA codes yourself when it hands the browser back. It can't bypass your organization's site policies, and every browser task is recorded in the audit log.</w:t>
+        <w:t xml:space="preserve">Browser use:</w:t>
+      </w:r>
+      <w:r>
+        <w:t xml:space="preserve"> </w:t>
+      </w:r>
+      <w:r>
+        <w:t xml:space="preserve">Cowork works in</w:t>
+      </w:r>
+      <w:r>
+        <w:t xml:space="preserve"> </w:t>
+      </w:r>
+      <w:r>
+        <w:rPr>
+          <w:b/>
+          <w:bCs/>
+        </w:rPr>
+        <w:t xml:space="preserve">your</w:t>
+      </w:r>
+      <w:r>
+        <w:t xml:space="preserve"> </w:t>
+      </w:r>
+      <w:r>
+        <w:t xml:space="preserve">Edge with</w:t>
+      </w:r>
+      <w:r>
+        <w:t xml:space="preserve"> </w:t>
+      </w:r>
+      <w:r>
+        <w:rPr>
+          <w:b/>
+          <w:bCs/>
+        </w:rPr>
+        <w:t xml:space="preserve">your</w:t>
+      </w:r>
+      <w:r>
+        <w:t xml:space="preserve"> </w:t>
+      </w:r>
+      <w:r>
+        <w:t xml:space="preserve">sign-ins, so treat it like handing a</w:t>
+      </w:r>
+      <w:r>
+        <w:t xml:space="preserve"> </w:t>
+      </w:r>
+      <w:r>
+        <w:t xml:space="preserve">colleague your keyboard. Give it</w:t>
+      </w:r>
+      <w:r>
+        <w:t xml:space="preserve"> </w:t>
+      </w:r>
+      <w:r>
+        <w:rPr>
+          <w:b/>
+          <w:bCs/>
+        </w:rPr>
+        <w:t xml:space="preserve">read-only</w:t>
+      </w:r>
+      <w:r>
+        <w:t xml:space="preserve"> </w:t>
+      </w:r>
+      <w:r>
+        <w:t xml:space="preserve">instructions unless you mean otherwise ("only read</w:t>
+      </w:r>
+      <w:r>
+        <w:t xml:space="preserve"> </w:t>
+      </w:r>
+      <w:r>
+        <w:t xml:space="preserve">the page; don't fill in or submit anything"), approve each consequential step, and enter passwords</w:t>
+      </w:r>
+      <w:r>
+        <w:t xml:space="preserve"> </w:t>
+      </w:r>
+      <w:r>
+        <w:t xml:space="preserve">or MFA codes yourself when it hands the browser back. It can't bypass your organization's site</w:t>
+      </w:r>
+      <w:r>
+        <w:t xml:space="preserve"> </w:t>
+      </w:r>
+      <w:r>
+        <w:t xml:space="preserve">policies, and every browser task is recorded in the audit log.</w:t>
       </w:r>
     </w:p>
     <w:p>
@@ -410,7 +602,7 @@
         <w:pStyle w:val="Compact"/>
         <w:numPr>
           <w:ilvl w:val="0"/>
-          <w:numId w:val="4"/>
+          <w:numId w:val="1003"/>
         </w:numPr>
       </w:pPr>
       <w:r>
@@ -418,26 +610,36 @@
           <w:b/>
           <w:bCs/>
         </w:rPr>
-        <w:t>Web content isn't legal advice.</w:t>
-      </w:r>
-      <w:r>
-        <w:t xml:space="preserve"> Use it to check a policy, then confirm with legal or payroll before acting on it.</w:t>
-      </w:r>
-    </w:p>
+        <w:t xml:space="preserve">Web content isn't legal advice.</w:t>
+      </w:r>
+      <w:r>
+        <w:t xml:space="preserve"> </w:t>
+      </w:r>
+      <w:r>
+        <w:t xml:space="preserve">Use it to check a policy, then confirm with legal or payroll</w:t>
+      </w:r>
+      <w:r>
+        <w:t xml:space="preserve"> </w:t>
+      </w:r>
+      <w:r>
+        <w:t xml:space="preserve">before acting on it.</w:t>
+      </w:r>
+    </w:p>
+    <w:bookmarkEnd w:id="11"/>
+    <w:bookmarkStart w:id="12" w:name="handling-sensitive-hr-scenarios"/>
     <w:p>
       <w:pPr>
         <w:pStyle w:val="Heading2"/>
       </w:pPr>
-      <w:bookmarkStart w:id="4" w:name="handling-sensitive-hr-scenarios"/>
-      <w:bookmarkEnd w:id="3"/>
-      <w:r>
-        <w:t>Handling sensitive HR scenarios</w:t>
+      <w:r>
+        <w:t xml:space="preserve">Handling sensitive HR scenarios</w:t>
       </w:r>
     </w:p>
     <w:tbl>
       <w:tblPr>
         <w:tblStyle w:val="Table"/>
-        <w:tblW w:w="0" w:type="auto"/>
+        <w:tblW w:type="auto" w:w="0"/>
+        <w:tblLook w:firstRow="1" w:lastRow="0" w:firstColumn="0" w:lastColumn="0" w:noHBand="0" w:noVBand="0" w:val="0020"/>
         <w:tblBorders>
           <w:top w:val="single" w:sz="4" w:space="0" w:color="D1D1D1"/>
           <w:left w:val="single" w:sz="4" w:space="0" w:color="D1D1D1"/>
@@ -452,210 +654,189 @@
           <w:bottom w:w="40" w:type="dxa"/>
           <w:right w:w="90" w:type="dxa"/>
         </w:tblCellMar>
-        <w:tblLook w:val="0020" w:firstRow="1" w:lastRow="0" w:firstColumn="0" w:lastColumn="0" w:noHBand="0" w:noVBand="0"/>
       </w:tblPr>
       <w:tblGrid>
-        <w:gridCol w:w="3989"/>
-        <w:gridCol w:w="5983"/>
+        <w:gridCol w:w="3960"/>
+        <w:gridCol w:w="3960"/>
       </w:tblGrid>
       <w:tr>
         <w:trPr>
-          <w:cnfStyle w:val="100000000000" w:firstRow="1" w:lastRow="0" w:firstColumn="0" w:lastColumn="0" w:oddVBand="0" w:evenVBand="0" w:oddHBand="0" w:evenHBand="0" w:firstRowFirstColumn="0" w:firstRowLastColumn="0" w:lastRowFirstColumn="0" w:lastRowLastColumn="0"/>
-          <w:tblHeader/>
+          <w:tblHeader w:val="on"/>
         </w:trPr>
         <w:tc>
           <w:tcPr>
-            <w:tcW w:w="0" w:type="auto"/>
             <w:shd w:val="clear" w:color="auto" w:fill="F3E5FD"/>
           </w:tcPr>
           <w:p>
             <w:pPr>
               <w:pStyle w:val="Compact"/>
-              <w:spacing w:before="20" w:after="20"/>
+              <w:spacing w:after="20" w:before="20"/>
             </w:pPr>
             <w:r>
               <w:rPr>
                 <w:b/>
                 <w:sz w:val="19"/>
               </w:rPr>
-              <w:t>Scenario</w:t>
+              <w:t xml:space="preserve">Scenario</w:t>
             </w:r>
           </w:p>
         </w:tc>
         <w:tc>
           <w:tcPr>
-            <w:tcW w:w="0" w:type="auto"/>
             <w:shd w:val="clear" w:color="auto" w:fill="F3E5FD"/>
           </w:tcPr>
           <w:p>
             <w:pPr>
               <w:pStyle w:val="Compact"/>
-              <w:spacing w:before="20" w:after="20"/>
+              <w:spacing w:after="20" w:before="20"/>
             </w:pPr>
             <w:r>
               <w:rPr>
                 <w:b/>
                 <w:sz w:val="19"/>
               </w:rPr>
-              <w:t>Practice</w:t>
+              <w:t xml:space="preserve">Practice</w:t>
             </w:r>
           </w:p>
         </w:tc>
       </w:tr>
       <w:tr>
         <w:tc>
-          <w:tcPr>
-            <w:tcW w:w="0" w:type="auto"/>
-          </w:tcPr>
+          <w:tcPr/>
           <w:p>
             <w:pPr>
               <w:pStyle w:val="Compact"/>
-              <w:spacing w:before="20" w:after="20"/>
+              <w:spacing w:after="20" w:before="20"/>
             </w:pPr>
             <w:r>
               <w:rPr>
                 <w:sz w:val="19"/>
               </w:rPr>
-              <w:lastRenderedPageBreak/>
-              <w:t>Employee performance or disciplinary content</w:t>
+              <w:t xml:space="preserve">Employee performance or disciplinary content</w:t>
             </w:r>
           </w:p>
         </w:tc>
         <w:tc>
-          <w:tcPr>
-            <w:tcW w:w="0" w:type="auto"/>
-          </w:tcPr>
+          <w:tcPr/>
           <w:p>
             <w:pPr>
               <w:pStyle w:val="Compact"/>
-              <w:spacing w:before="20" w:after="20"/>
+              <w:spacing w:after="20" w:before="20"/>
             </w:pPr>
             <w:r>
               <w:rPr>
                 <w:sz w:val="19"/>
               </w:rPr>
-              <w:t>Keep it out of shared skills; review drafts privately before use</w:t>
+              <w:t xml:space="preserve">Keep it out of shared skills; review drafts privately before use</w:t>
             </w:r>
           </w:p>
         </w:tc>
       </w:tr>
       <w:tr>
         <w:tc>
-          <w:tcPr>
-            <w:tcW w:w="0" w:type="auto"/>
-          </w:tcPr>
+          <w:tcPr/>
           <w:p>
             <w:pPr>
               <w:pStyle w:val="Compact"/>
-              <w:spacing w:before="20" w:after="20"/>
+              <w:spacing w:after="20" w:before="20"/>
             </w:pPr>
             <w:r>
               <w:rPr>
                 <w:sz w:val="19"/>
               </w:rPr>
-              <w:t>Compensation / offer details</w:t>
+              <w:t xml:space="preserve">Compensation / offer details</w:t>
             </w:r>
           </w:p>
         </w:tc>
         <w:tc>
-          <w:tcPr>
-            <w:tcW w:w="0" w:type="auto"/>
-          </w:tcPr>
+          <w:tcPr/>
           <w:p>
             <w:pPr>
               <w:pStyle w:val="Compact"/>
-              <w:spacing w:before="20" w:after="20"/>
+              <w:spacing w:after="20" w:before="20"/>
             </w:pPr>
             <w:r>
               <w:rPr>
                 <w:sz w:val="19"/>
               </w:rPr>
-              <w:t>Treat as confidential; never use real figures in training</w:t>
+              <w:t xml:space="preserve">Treat as confidential; never use real figures in training</w:t>
             </w:r>
           </w:p>
         </w:tc>
       </w:tr>
       <w:tr>
         <w:tc>
-          <w:tcPr>
-            <w:tcW w:w="0" w:type="auto"/>
-          </w:tcPr>
+          <w:tcPr/>
           <w:p>
             <w:pPr>
               <w:pStyle w:val="Compact"/>
-              <w:spacing w:before="20" w:after="20"/>
+              <w:spacing w:after="20" w:before="20"/>
             </w:pPr>
             <w:r>
               <w:rPr>
                 <w:sz w:val="19"/>
               </w:rPr>
-              <w:t>Benefits / medical questions</w:t>
+              <w:t xml:space="preserve">Benefits / medical questions</w:t>
             </w:r>
           </w:p>
         </w:tc>
         <w:tc>
-          <w:tcPr>
-            <w:tcW w:w="0" w:type="auto"/>
-          </w:tcPr>
+          <w:tcPr/>
           <w:p>
             <w:pPr>
               <w:pStyle w:val="Compact"/>
-              <w:spacing w:before="20" w:after="20"/>
+              <w:spacing w:after="20" w:before="20"/>
             </w:pPr>
             <w:r>
               <w:rPr>
                 <w:sz w:val="19"/>
               </w:rPr>
-              <w:t>Provide general guidance; direct employees to official plan documents</w:t>
+              <w:t xml:space="preserve">Provide general guidance; direct employees to official plan documents</w:t>
             </w:r>
           </w:p>
         </w:tc>
       </w:tr>
       <w:tr>
         <w:tc>
-          <w:tcPr>
-            <w:tcW w:w="0" w:type="auto"/>
-          </w:tcPr>
+          <w:tcPr/>
           <w:p>
             <w:pPr>
               <w:pStyle w:val="Compact"/>
-              <w:spacing w:before="20" w:after="20"/>
+              <w:spacing w:after="20" w:before="20"/>
             </w:pPr>
             <w:r>
               <w:rPr>
                 <w:sz w:val="19"/>
               </w:rPr>
-              <w:t>Anything you're unsure about</w:t>
+              <w:t xml:space="preserve">Anything you're unsure about</w:t>
             </w:r>
           </w:p>
         </w:tc>
         <w:tc>
-          <w:tcPr>
-            <w:tcW w:w="0" w:type="auto"/>
-          </w:tcPr>
+          <w:tcPr/>
           <w:p>
             <w:pPr>
               <w:pStyle w:val="Compact"/>
-              <w:spacing w:before="20" w:after="20"/>
+              <w:spacing w:after="20" w:before="20"/>
             </w:pPr>
             <w:r>
               <w:rPr>
                 <w:sz w:val="19"/>
               </w:rPr>
-              <w:t>Escalate to a person; don't let an AI draft be the final word</w:t>
+              <w:t xml:space="preserve">Escalate to a person; don't let an AI draft be the final word</w:t>
             </w:r>
           </w:p>
         </w:tc>
       </w:tr>
     </w:tbl>
+    <w:bookmarkEnd w:id="12"/>
+    <w:bookmarkStart w:id="13" w:name="model--subprocessor-awareness"/>
     <w:p>
       <w:pPr>
         <w:pStyle w:val="Heading2"/>
       </w:pPr>
-      <w:bookmarkStart w:id="5" w:name="model--subprocessor-awareness"/>
-      <w:bookmarkEnd w:id="4"/>
-      <w:r>
-        <w:t>Model &amp; subprocessor awareness</w:t>
+      <w:r>
+        <w:t xml:space="preserve">Model &amp; subprocessor awareness</w:t>
       </w:r>
     </w:p>
     <w:p>
@@ -663,31 +844,55 @@
         <w:pStyle w:val="Compact"/>
         <w:numPr>
           <w:ilvl w:val="0"/>
-          <w:numId w:val="5"/>
+          <w:numId w:val="1004"/>
         </w:numPr>
       </w:pPr>
       <w:r>
-        <w:t xml:space="preserve">Cowork may use </w:t>
-      </w:r>
-      <w:r>
-        <w:rPr>
-          <w:b/>
-          <w:bCs/>
-        </w:rPr>
-        <w:t>Anthropic models as a subprocessor</w:t>
-      </w:r>
-      <w:r>
-        <w:t xml:space="preserve"> in addition to other models. If your organization has policies about which models or subprocessors are permitted, follow them and set the </w:t>
-      </w:r>
-      <w:r>
-        <w:rPr>
-          <w:b/>
-          <w:bCs/>
-        </w:rPr>
-        <w:t>model picker</w:t>
-      </w:r>
-      <w:r>
-        <w:t xml:space="preserve"> accordingly.</w:t>
+        <w:t xml:space="preserve">Cowork may use</w:t>
+      </w:r>
+      <w:r>
+        <w:t xml:space="preserve"> </w:t>
+      </w:r>
+      <w:r>
+        <w:rPr>
+          <w:b/>
+          <w:bCs/>
+        </w:rPr>
+        <w:t xml:space="preserve">Anthropic models as a subprocessor</w:t>
+      </w:r>
+      <w:r>
+        <w:t xml:space="preserve"> </w:t>
+      </w:r>
+      <w:r>
+        <w:t xml:space="preserve">in addition to other models. If your</w:t>
+      </w:r>
+      <w:r>
+        <w:t xml:space="preserve"> </w:t>
+      </w:r>
+      <w:r>
+        <w:t xml:space="preserve">organization has policies about which models or subprocessors are permitted, follow them and set</w:t>
+      </w:r>
+      <w:r>
+        <w:t xml:space="preserve"> </w:t>
+      </w:r>
+      <w:r>
+        <w:t xml:space="preserve">the</w:t>
+      </w:r>
+      <w:r>
+        <w:t xml:space="preserve"> </w:t>
+      </w:r>
+      <w:r>
+        <w:rPr>
+          <w:b/>
+          <w:bCs/>
+        </w:rPr>
+        <w:t xml:space="preserve">model picker</w:t>
+      </w:r>
+      <w:r>
+        <w:t xml:space="preserve"> </w:t>
+      </w:r>
+      <w:r>
+        <w:t xml:space="preserve">accordingly.</w:t>
       </w:r>
     </w:p>
     <w:p>
@@ -695,31 +900,43 @@
         <w:pStyle w:val="Compact"/>
         <w:numPr>
           <w:ilvl w:val="0"/>
-          <w:numId w:val="5"/>
+          <w:numId w:val="1004"/>
         </w:numPr>
       </w:pPr>
       <w:r>
-        <w:t xml:space="preserve">Image generation uses the </w:t>
-      </w:r>
-      <w:r>
-        <w:rPr>
-          <w:b/>
-          <w:bCs/>
-        </w:rPr>
-        <w:t>ChatGPT Images 2.0</w:t>
-      </w:r>
-      <w:r>
-        <w:t xml:space="preserve"> model and follows the same content policies as the rest of Cowork.</w:t>
-      </w:r>
-    </w:p>
+        <w:t xml:space="preserve">Image generation uses the</w:t>
+      </w:r>
+      <w:r>
+        <w:t xml:space="preserve"> </w:t>
+      </w:r>
+      <w:r>
+        <w:rPr>
+          <w:b/>
+          <w:bCs/>
+        </w:rPr>
+        <w:t xml:space="preserve">ChatGPT Images 2.0</w:t>
+      </w:r>
+      <w:r>
+        <w:t xml:space="preserve"> </w:t>
+      </w:r>
+      <w:r>
+        <w:t xml:space="preserve">model and follows the same content policies as</w:t>
+      </w:r>
+      <w:r>
+        <w:t xml:space="preserve"> </w:t>
+      </w:r>
+      <w:r>
+        <w:t xml:space="preserve">the rest of Cowork.</w:t>
+      </w:r>
+    </w:p>
+    <w:bookmarkEnd w:id="13"/>
+    <w:bookmarkStart w:id="14" w:name="limitations-to-set-expectations"/>
     <w:p>
       <w:pPr>
         <w:pStyle w:val="Heading2"/>
       </w:pPr>
-      <w:bookmarkStart w:id="6" w:name="limitations-to-set-expectations"/>
-      <w:bookmarkEnd w:id="5"/>
-      <w:r>
-        <w:t>Limitations to set expectations</w:t>
+      <w:r>
+        <w:t xml:space="preserve">Limitations to set expectations</w:t>
       </w:r>
     </w:p>
     <w:p>
@@ -727,21 +944,27 @@
         <w:pStyle w:val="Compact"/>
         <w:numPr>
           <w:ilvl w:val="0"/>
-          <w:numId w:val="6"/>
+          <w:numId w:val="1005"/>
         </w:numPr>
       </w:pPr>
       <w:r>
-        <w:t xml:space="preserve">Cowork can make mistakes or miss nuance — </w:t>
-      </w:r>
-      <w:r>
-        <w:rPr>
-          <w:b/>
-          <w:bCs/>
-        </w:rPr>
-        <w:t>human review is required</w:t>
-      </w:r>
-      <w:r>
-        <w:t xml:space="preserve"> for HR decisions.</w:t>
+        <w:t xml:space="preserve">Cowork can make mistakes or miss nuance —</w:t>
+      </w:r>
+      <w:r>
+        <w:t xml:space="preserve"> </w:t>
+      </w:r>
+      <w:r>
+        <w:rPr>
+          <w:b/>
+          <w:bCs/>
+        </w:rPr>
+        <w:t xml:space="preserve">human review is required</w:t>
+      </w:r>
+      <w:r>
+        <w:t xml:space="preserve"> </w:t>
+      </w:r>
+      <w:r>
+        <w:t xml:space="preserve">for HR decisions.</w:t>
       </w:r>
     </w:p>
     <w:p>
@@ -749,41 +972,70 @@
         <w:pStyle w:val="Compact"/>
         <w:numPr>
           <w:ilvl w:val="0"/>
-          <w:numId w:val="6"/>
+          <w:numId w:val="1005"/>
         </w:numPr>
       </w:pPr>
       <w:r>
-        <w:t xml:space="preserve">Custom skills and browser tasks aren't supported on </w:t>
-      </w:r>
-      <w:r>
-        <w:rPr>
-          <w:b/>
-          <w:bCs/>
-        </w:rPr>
-        <w:t>mobile</w:t>
-      </w:r>
-      <w:r>
-        <w:t xml:space="preserve">; browser tasks also need </w:t>
-      </w:r>
-      <w:r>
-        <w:rPr>
-          <w:b/>
-          <w:bCs/>
-        </w:rPr>
-        <w:t>Microsoft Edge</w:t>
-      </w:r>
-      <w:r>
-        <w:t xml:space="preserve"> and an admin-enabled </w:t>
-      </w:r>
-      <w:r>
-        <w:rPr>
-          <w:b/>
-          <w:bCs/>
-        </w:rPr>
-        <w:t>Cowork Browsing</w:t>
-      </w:r>
-      <w:r>
-        <w:t xml:space="preserve"> setting.</w:t>
+        <w:t xml:space="preserve">Custom skills and browser tasks aren't supported on</w:t>
+      </w:r>
+      <w:r>
+        <w:t xml:space="preserve"> </w:t>
+      </w:r>
+      <w:r>
+        <w:rPr>
+          <w:b/>
+          <w:bCs/>
+        </w:rPr>
+        <w:t xml:space="preserve">mobile</w:t>
+      </w:r>
+      <w:r>
+        <w:t xml:space="preserve">; browser tasks also need</w:t>
+      </w:r>
+      <w:r>
+        <w:t xml:space="preserve"> </w:t>
+      </w:r>
+      <w:r>
+        <w:rPr>
+          <w:b/>
+          <w:bCs/>
+        </w:rPr>
+        <w:t xml:space="preserve">Microsoft</w:t>
+      </w:r>
+      <w:r>
+        <w:rPr>
+          <w:b/>
+          <w:bCs/>
+        </w:rPr>
+        <w:t xml:space="preserve"> </w:t>
+      </w:r>
+      <w:r>
+        <w:rPr>
+          <w:b/>
+          <w:bCs/>
+        </w:rPr>
+        <w:t xml:space="preserve">Edge</w:t>
+      </w:r>
+      <w:r>
+        <w:t xml:space="preserve"> </w:t>
+      </w:r>
+      <w:r>
+        <w:t xml:space="preserve">and an admin-enabled</w:t>
+      </w:r>
+      <w:r>
+        <w:t xml:space="preserve"> </w:t>
+      </w:r>
+      <w:r>
+        <w:rPr>
+          <w:b/>
+          <w:bCs/>
+        </w:rPr>
+        <w:t xml:space="preserve">Cowork Browsing</w:t>
+      </w:r>
+      <w:r>
+        <w:t xml:space="preserve"> </w:t>
+      </w:r>
+      <w:r>
+        <w:t xml:space="preserve">setting.</w:t>
       </w:r>
     </w:p>
     <w:p>
@@ -791,31 +1043,43 @@
         <w:pStyle w:val="Compact"/>
         <w:numPr>
           <w:ilvl w:val="0"/>
-          <w:numId w:val="6"/>
+          <w:numId w:val="1005"/>
         </w:numPr>
       </w:pPr>
       <w:r>
-        <w:t xml:space="preserve">Some capabilities (e.g., the </w:t>
-      </w:r>
-      <w:r>
-        <w:rPr>
-          <w:b/>
-          <w:bCs/>
-        </w:rPr>
-        <w:t>App</w:t>
-      </w:r>
-      <w:r>
-        <w:t xml:space="preserve"> skill) require </w:t>
-      </w:r>
-      <w:r>
-        <w:rPr>
-          <w:b/>
-          <w:bCs/>
-        </w:rPr>
-        <w:t>Frontier</w:t>
-      </w:r>
-      <w:r>
-        <w:t xml:space="preserve"> enrollment.</w:t>
+        <w:t xml:space="preserve">Some capabilities (e.g., the</w:t>
+      </w:r>
+      <w:r>
+        <w:t xml:space="preserve"> </w:t>
+      </w:r>
+      <w:r>
+        <w:rPr>
+          <w:b/>
+          <w:bCs/>
+        </w:rPr>
+        <w:t xml:space="preserve">App</w:t>
+      </w:r>
+      <w:r>
+        <w:t xml:space="preserve"> </w:t>
+      </w:r>
+      <w:r>
+        <w:t xml:space="preserve">skill) require</w:t>
+      </w:r>
+      <w:r>
+        <w:t xml:space="preserve"> </w:t>
+      </w:r>
+      <w:r>
+        <w:rPr>
+          <w:b/>
+          <w:bCs/>
+        </w:rPr>
+        <w:t xml:space="preserve">Frontier</w:t>
+      </w:r>
+      <w:r>
+        <w:t xml:space="preserve"> </w:t>
+      </w:r>
+      <w:r>
+        <w:t xml:space="preserve">enrollment.</w:t>
       </w:r>
     </w:p>
     <w:p>
@@ -823,31 +1087,34 @@
         <w:pStyle w:val="Compact"/>
         <w:numPr>
           <w:ilvl w:val="0"/>
-          <w:numId w:val="6"/>
+          <w:numId w:val="1005"/>
         </w:numPr>
       </w:pPr>
       <w:r>
-        <w:t xml:space="preserve">Availability of specific models, plugins, and features depends on </w:t>
-      </w:r>
-      <w:r>
-        <w:rPr>
-          <w:b/>
-          <w:bCs/>
-        </w:rPr>
-        <w:t>tenant configuration</w:t>
-      </w:r>
-      <w:r>
-        <w:t>.</w:t>
-      </w:r>
-    </w:p>
+        <w:t xml:space="preserve">Availability of specific models, plugins, and features depends on</w:t>
+      </w:r>
+      <w:r>
+        <w:t xml:space="preserve"> </w:t>
+      </w:r>
+      <w:r>
+        <w:rPr>
+          <w:b/>
+          <w:bCs/>
+        </w:rPr>
+        <w:t xml:space="preserve">tenant configuration</w:t>
+      </w:r>
+      <w:r>
+        <w:t xml:space="preserve">.</w:t>
+      </w:r>
+    </w:p>
+    <w:bookmarkEnd w:id="14"/>
+    <w:bookmarkStart w:id="15" w:name="quick-pre-send-checklist"/>
     <w:p>
       <w:pPr>
         <w:pStyle w:val="Heading2"/>
       </w:pPr>
-      <w:bookmarkStart w:id="7" w:name="quick-pre-send-checklist"/>
-      <w:bookmarkEnd w:id="6"/>
-      <w:r>
-        <w:t>Quick pre-send checklist</w:t>
+      <w:r>
+        <w:t xml:space="preserve">Quick pre-send checklist</w:t>
       </w:r>
     </w:p>
     <w:p>
@@ -855,11 +1122,11 @@
         <w:pStyle w:val="Compact"/>
         <w:numPr>
           <w:ilvl w:val="0"/>
-          <w:numId w:val="7"/>
+          <w:numId w:val="1006"/>
         </w:numPr>
       </w:pPr>
       <w:r>
-        <w:t>Is the content accurate and grounded in a source I trust?</w:t>
+        <w:t xml:space="preserve">Is the content accurate and grounded in a source I trust?</w:t>
       </w:r>
     </w:p>
     <w:p>
@@ -867,11 +1134,11 @@
         <w:pStyle w:val="Compact"/>
         <w:numPr>
           <w:ilvl w:val="0"/>
-          <w:numId w:val="8"/>
+          <w:numId w:val="1007"/>
         </w:numPr>
       </w:pPr>
       <w:r>
-        <w:t>Would I be comfortable if this were forwarded internally?</w:t>
+        <w:t xml:space="preserve">Would I be comfortable if this were forwarded internally?</w:t>
       </w:r>
     </w:p>
     <w:p>
@@ -879,11 +1146,11 @@
         <w:pStyle w:val="Compact"/>
         <w:numPr>
           <w:ilvl w:val="0"/>
-          <w:numId w:val="9"/>
+          <w:numId w:val="1008"/>
         </w:numPr>
       </w:pPr>
       <w:r>
-        <w:t>Does it avoid real PII that shouldn't be there?</w:t>
+        <w:t xml:space="preserve">Does it avoid real PII that shouldn't be there?</w:t>
       </w:r>
     </w:p>
     <w:p>
@@ -891,11 +1158,11 @@
         <w:pStyle w:val="Compact"/>
         <w:numPr>
           <w:ilvl w:val="0"/>
-          <w:numId w:val="10"/>
+          <w:numId w:val="1009"/>
         </w:numPr>
       </w:pPr>
       <w:r>
-        <w:t>Did I confirm any policy claims against the official document?</w:t>
+        <w:t xml:space="preserve">Did I confirm any policy claims against the official document?</w:t>
       </w:r>
     </w:p>
     <w:p>
@@ -903,61 +1170,42 @@
         <w:pStyle w:val="Compact"/>
         <w:numPr>
           <w:ilvl w:val="0"/>
-          <w:numId w:val="11"/>
+          <w:numId w:val="1010"/>
         </w:numPr>
       </w:pPr>
       <w:r>
-        <w:t>Have I reviewed it in my own voice before sending?</w:t>
-      </w:r>
-      <w:bookmarkEnd w:id="0"/>
-      <w:bookmarkEnd w:id="7"/>
-    </w:p>
+        <w:t xml:space="preserve">Have I reviewed it in my own voice before sending?</w:t>
+      </w:r>
+    </w:p>
+    <w:bookmarkEnd w:id="15"/>
+    <w:bookmarkEnd w:id="16"/>
     <w:sectPr>
-      <w:footerReference w:type="default" r:id="rId7"/>
+      <w:footerReference w:type="default" r:id="rId9"/>
       <w:footnotePr>
         <w:numRestart w:val="eachSect"/>
       </w:footnotePr>
-      <w:pgSz w:w="12240" w:h="15840"/>
-      <w:pgMar w:top="1152" w:right="1224" w:bottom="1152" w:left="1224" w:header="720" w:footer="720" w:gutter="0"/>
-      <w:cols w:space="720"/>
+      <w:pgSz w:h="15840" w:w="12240"/>
+      <w:pgMar w:bottom="1152" w:left="1224" w:right="1224" w:top="1152"/>
     </w:sectPr>
   </w:body>
 </w:document>
 </file>
 
-<file path=word/endnotes.xml><?xml version="1.0" encoding="utf-8"?>
-<w:endnotes xmlns:wpc="http://schemas.microsoft.com/office/word/2010/wordprocessingCanvas" xmlns:cx="http://schemas.microsoft.com/office/drawing/2014/chartex" xmlns:cx1="http://schemas.microsoft.com/office/drawing/2015/9/8/chartex" xmlns:cx2="http://schemas.microsoft.com/office/drawing/2015/10/21/chartex" xmlns:cx3="http://schemas.microsoft.com/office/drawing/2016/5/9/chartex" xmlns:cx4="http://schemas.microsoft.com/office/drawing/2016/5/10/chartex" xmlns:cx5="http://schemas.microsoft.com/office/drawing/2016/5/11/chartex" xmlns:cx6="http://schemas.microsoft.com/office/drawing/2016/5/12/chartex" xmlns:cx7="http://schemas.microsoft.com/office/drawing/2016/5/13/chartex" xmlns:cx8="http://schemas.microsoft.com/office/drawing/2016/5/14/chartex" xmlns:mc="http://schemas.openxmlformats.org/markup-compatibility/2006" xmlns:aink="http://schemas.microsoft.com/office/drawing/2016/ink" xmlns:am3d="http://schemas.microsoft.com/office/drawing/2017/model3d" xmlns:o="urn:schemas-microsoft-com:office:office" xmlns:oel="http://schemas.microsoft.com/office/2019/extlst" xmlns:r="http://schemas.openxmlformats.org/officeDocument/2006/relationships" xmlns:m="http://schemas.openxmlformats.org/officeDocument/2006/math" xmlns:v="urn:schemas-microsoft-com:vml" xmlns:wp14="http://schemas.microsoft.com/office/word/2010/wordprocessingDrawing" xmlns:wp="http://schemas.openxmlformats.org/drawingml/2006/wordprocessingDrawing" xmlns:w10="urn:schemas-microsoft-com:office:word" xmlns:w="http://schemas.openxmlformats.org/wordprocessingml/2006/main" xmlns:w14="http://schemas.microsoft.com/office/word/2010/wordml" xmlns:w15="http://schemas.microsoft.com/office/word/2012/wordml" xmlns:w16cex="http://schemas.microsoft.com/office/word/2018/wordml/cex" xmlns:w16cid="http://schemas.microsoft.com/office/word/2016/wordml/cid" xmlns:w16="http://schemas.microsoft.com/office/word/2018/wordml" xmlns:w16du="http://schemas.microsoft.com/office/word/2023/wordml/word16du" xmlns:w16sdtdh="http://schemas.microsoft.com/office/word/2020/wordml/sdtdatahash" xmlns:w16sdtfl="http://schemas.microsoft.com/office/word/2024/wordml/sdtformatlock" xmlns:w16se="http://schemas.microsoft.com/office/word/2015/wordml/symex" xmlns:wpg="http://schemas.microsoft.com/office/word/2010/wordprocessingGroup" xmlns:wpi="http://schemas.microsoft.com/office/word/2010/wordprocessingInk" xmlns:wne="http://schemas.microsoft.com/office/word/2006/wordml" xmlns:wps="http://schemas.microsoft.com/office/word/2010/wordprocessingShape" mc:Ignorable="w14 w15 w16se w16cid w16 w16cex w16sdtdh w16sdtfl w16du wp14">
-  <w:endnote w:type="separator" w:id="-1">
-    <w:p>
-      <w:pPr>
-        <w:spacing w:after="0"/>
-      </w:pPr>
-      <w:r>
-        <w:separator/>
-      </w:r>
-    </w:p>
-  </w:endnote>
-  <w:endnote w:type="continuationSeparator" w:id="0">
-    <w:p>
-      <w:pPr>
-        <w:spacing w:after="0"/>
-      </w:pPr>
-      <w:r>
-        <w:continuationSeparator/>
-      </w:r>
-    </w:p>
-  </w:endnote>
-</w:endnotes>
+<file path=word/comments.xml><?xml version="1.0" encoding="utf-8"?>
+<w:comments xmlns:w="http://schemas.openxmlformats.org/wordprocessingml/2006/main" xmlns:m="http://schemas.openxmlformats.org/officeDocument/2006/math" xmlns:r="http://schemas.openxmlformats.org/officeDocument/2006/relationships" xmlns:o="urn:schemas-microsoft-com:office:office" xmlns:v="urn:schemas-microsoft-com:vml" xmlns:w10="urn:schemas-microsoft-com:office:word" xmlns:a="http://schemas.openxmlformats.org/drawingml/2006/main" xmlns:pic="http://schemas.openxmlformats.org/drawingml/2006/picture" xmlns:wp="http://schemas.openxmlformats.org/drawingml/2006/wordprocessingDrawing"/>
 </file>
 
 <file path=word/footer1.xml><?xml version="1.0" encoding="utf-8"?>
-<w:ftr xmlns:wpc="http://schemas.microsoft.com/office/word/2010/wordprocessingCanvas" xmlns:cx="http://schemas.microsoft.com/office/drawing/2014/chartex" xmlns:cx1="http://schemas.microsoft.com/office/drawing/2015/9/8/chartex" xmlns:cx2="http://schemas.microsoft.com/office/drawing/2015/10/21/chartex" xmlns:cx3="http://schemas.microsoft.com/office/drawing/2016/5/9/chartex" xmlns:cx4="http://schemas.microsoft.com/office/drawing/2016/5/10/chartex" xmlns:cx5="http://schemas.microsoft.com/office/drawing/2016/5/11/chartex" xmlns:cx6="http://schemas.microsoft.com/office/drawing/2016/5/12/chartex" xmlns:cx7="http://schemas.microsoft.com/office/drawing/2016/5/13/chartex" xmlns:cx8="http://schemas.microsoft.com/office/drawing/2016/5/14/chartex" xmlns:mc="http://schemas.openxmlformats.org/markup-compatibility/2006" xmlns:aink="http://schemas.microsoft.com/office/drawing/2016/ink" xmlns:am3d="http://schemas.microsoft.com/office/drawing/2017/model3d" xmlns:o="urn:schemas-microsoft-com:office:office" xmlns:oel="http://schemas.microsoft.com/office/2019/extlst" xmlns:r="http://schemas.openxmlformats.org/officeDocument/2006/relationships" xmlns:m="http://schemas.openxmlformats.org/officeDocument/2006/math" xmlns:v="urn:schemas-microsoft-com:vml" xmlns:wp14="http://schemas.microsoft.com/office/word/2010/wordprocessingDrawing" xmlns:wp="http://schemas.openxmlformats.org/drawingml/2006/wordprocessingDrawing" xmlns:w10="urn:schemas-microsoft-com:office:word" xmlns:w="http://schemas.openxmlformats.org/wordprocessingml/2006/main" xmlns:w14="http://schemas.microsoft.com/office/word/2010/wordml" xmlns:w15="http://schemas.microsoft.com/office/word/2012/wordml" xmlns:w16cex="http://schemas.microsoft.com/office/word/2018/wordml/cex" xmlns:w16cid="http://schemas.microsoft.com/office/word/2016/wordml/cid" xmlns:w16="http://schemas.microsoft.com/office/word/2018/wordml" xmlns:w16du="http://schemas.microsoft.com/office/word/2023/wordml/word16du" xmlns:w16sdtdh="http://schemas.microsoft.com/office/word/2020/wordml/sdtdatahash" xmlns:w16sdtfl="http://schemas.microsoft.com/office/word/2024/wordml/sdtformatlock" xmlns:w16se="http://schemas.microsoft.com/office/word/2015/wordml/symex" xmlns:wpg="http://schemas.microsoft.com/office/word/2010/wordprocessingGroup" xmlns:wpi="http://schemas.microsoft.com/office/word/2010/wordprocessingInk" xmlns:wne="http://schemas.microsoft.com/office/word/2006/wordml" xmlns:wps="http://schemas.microsoft.com/office/word/2010/wordprocessingShape" mc:Ignorable="w14 w15 w16se w16cid w16 w16cex w16sdtdh w16sdtfl w16du wp14">
+<w:ftr xmlns:m="http://schemas.openxmlformats.org/officeDocument/2006/math" xmlns:mc="http://schemas.openxmlformats.org/markup-compatibility/2006" xmlns:mo="http://schemas.microsoft.com/office/mac/office/2008/main" xmlns:mv="urn:schemas-microsoft-com:mac:vml" xmlns:o="urn:schemas-microsoft-com:office:office" xmlns:r="http://schemas.openxmlformats.org/officeDocument/2006/relationships" xmlns:v="urn:schemas-microsoft-com:vml" xmlns:w10="urn:schemas-microsoft-com:office:word" xmlns:w14="http://schemas.microsoft.com/office/word/2010/wordml" xmlns:w="http://schemas.openxmlformats.org/wordprocessingml/2006/main" xmlns:wne="http://schemas.microsoft.com/office/word/2006/wordml" xmlns:wp14="http://schemas.microsoft.com/office/word/2010/wordprocessingDrawing" xmlns:wp="http://schemas.openxmlformats.org/drawingml/2006/wordprocessingDrawing" xmlns:wpc="http://schemas.microsoft.com/office/word/2010/wordprocessingCanvas" xmlns:wpg="http://schemas.microsoft.com/office/word/2010/wordprocessingGroup" xmlns:wpi="http://schemas.microsoft.com/office/word/2010/wordprocessingInk" xmlns:wps="http://schemas.microsoft.com/office/word/2010/wordprocessingShape" mc:Ignorable="w14 wp14">
   <w:p>
     <w:pPr>
+      <w:pStyle w:val="Footer"/>
       <w:jc w:val="right"/>
     </w:pPr>
+    <w:r/>
     <w:r>
       <w:rPr>
+        <w:rFonts w:ascii="Segoe UI" w:hAnsi="Segoe UI"/>
         <w:color w:val="616161"/>
         <w:sz w:val="16"/>
       </w:rPr>
@@ -969,34 +1217,7 @@
         <w:sz w:val="16"/>
       </w:rPr>
       <w:fldChar w:fldCharType="begin"/>
-    </w:r>
-    <w:r>
-      <w:rPr>
-        <w:color w:val="616161"/>
-        <w:sz w:val="16"/>
-      </w:rPr>
-      <w:instrText>PAGE</w:instrText>
-    </w:r>
-    <w:r>
-      <w:rPr>
-        <w:color w:val="616161"/>
-        <w:sz w:val="16"/>
-      </w:rPr>
-      <w:fldChar w:fldCharType="separate"/>
-    </w:r>
-    <w:r>
-      <w:rPr>
-        <w:noProof/>
-        <w:color w:val="616161"/>
-        <w:sz w:val="16"/>
-      </w:rPr>
-      <w:t>1</w:t>
-    </w:r>
-    <w:r>
-      <w:rPr>
-        <w:color w:val="616161"/>
-        <w:sz w:val="16"/>
-      </w:rPr>
+      <w:instrText xml:space="preserve">PAGE</w:instrText>
       <w:fldChar w:fldCharType="end"/>
     </w:r>
   </w:p>
@@ -1004,24 +1225,18 @@
 </file>
 
 <file path=word/footnotes.xml><?xml version="1.0" encoding="utf-8"?>
-<w:footnotes xmlns:wpc="http://schemas.microsoft.com/office/word/2010/wordprocessingCanvas" xmlns:cx="http://schemas.microsoft.com/office/drawing/2014/chartex" xmlns:cx1="http://schemas.microsoft.com/office/drawing/2015/9/8/chartex" xmlns:cx2="http://schemas.microsoft.com/office/drawing/2015/10/21/chartex" xmlns:cx3="http://schemas.microsoft.com/office/drawing/2016/5/9/chartex" xmlns:cx4="http://schemas.microsoft.com/office/drawing/2016/5/10/chartex" xmlns:cx5="http://schemas.microsoft.com/office/drawing/2016/5/11/chartex" xmlns:cx6="http://schemas.microsoft.com/office/drawing/2016/5/12/chartex" xmlns:cx7="http://schemas.microsoft.com/office/drawing/2016/5/13/chartex" xmlns:cx8="http://schemas.microsoft.com/office/drawing/2016/5/14/chartex" xmlns:mc="http://schemas.openxmlformats.org/markup-compatibility/2006" xmlns:aink="http://schemas.microsoft.com/office/drawing/2016/ink" xmlns:am3d="http://schemas.microsoft.com/office/drawing/2017/model3d" xmlns:o="urn:schemas-microsoft-com:office:office" xmlns:oel="http://schemas.microsoft.com/office/2019/extlst" xmlns:r="http://schemas.openxmlformats.org/officeDocument/2006/relationships" xmlns:m="http://schemas.openxmlformats.org/officeDocument/2006/math" xmlns:v="urn:schemas-microsoft-com:vml" xmlns:wp14="http://schemas.microsoft.com/office/word/2010/wordprocessingDrawing" xmlns:wp="http://schemas.openxmlformats.org/drawingml/2006/wordprocessingDrawing" xmlns:w10="urn:schemas-microsoft-com:office:word" xmlns:w="http://schemas.openxmlformats.org/wordprocessingml/2006/main" xmlns:w14="http://schemas.microsoft.com/office/word/2010/wordml" xmlns:w15="http://schemas.microsoft.com/office/word/2012/wordml" xmlns:w16cex="http://schemas.microsoft.com/office/word/2018/wordml/cex" xmlns:w16cid="http://schemas.microsoft.com/office/word/2016/wordml/cid" xmlns:w16="http://schemas.microsoft.com/office/word/2018/wordml" xmlns:w16du="http://schemas.microsoft.com/office/word/2023/wordml/word16du" xmlns:w16sdtdh="http://schemas.microsoft.com/office/word/2020/wordml/sdtdatahash" xmlns:w16sdtfl="http://schemas.microsoft.com/office/word/2024/wordml/sdtformatlock" xmlns:w16se="http://schemas.microsoft.com/office/word/2015/wordml/symex" xmlns:wpg="http://schemas.microsoft.com/office/word/2010/wordprocessingGroup" xmlns:wpi="http://schemas.microsoft.com/office/word/2010/wordprocessingInk" xmlns:wne="http://schemas.microsoft.com/office/word/2006/wordml" xmlns:wps="http://schemas.microsoft.com/office/word/2010/wordprocessingShape" mc:Ignorable="w14 w15 w16se w16cid w16 w16cex w16sdtdh w16sdtfl w16du wp14">
+<w:footnotes xmlns:w="http://schemas.openxmlformats.org/wordprocessingml/2006/main" xmlns:m="http://schemas.openxmlformats.org/officeDocument/2006/math" xmlns:r="http://schemas.openxmlformats.org/officeDocument/2006/relationships" xmlns:o="urn:schemas-microsoft-com:office:office" xmlns:v="urn:schemas-microsoft-com:vml" xmlns:w10="urn:schemas-microsoft-com:office:word" xmlns:a="http://schemas.openxmlformats.org/drawingml/2006/main" xmlns:pic="http://schemas.openxmlformats.org/drawingml/2006/picture" xmlns:wp="http://schemas.openxmlformats.org/drawingml/2006/wordprocessingDrawing">
+  <w:footnote w:type="continuationSeparator" w:id="0">
+    <w:p>
+      <w:r>
+        <w:continuationSeparator/>
+      </w:r>
+    </w:p>
+  </w:footnote>
   <w:footnote w:type="separator" w:id="-1">
     <w:p>
-      <w:pPr>
-        <w:spacing w:after="0"/>
-      </w:pPr>
       <w:r>
         <w:separator/>
-      </w:r>
-    </w:p>
-  </w:footnote>
-  <w:footnote w:type="continuationSeparator" w:id="0">
-    <w:p>
-      <w:pPr>
-        <w:spacing w:after="0"/>
-      </w:pPr>
-      <w:r>
-        <w:continuationSeparator/>
       </w:r>
     </w:p>
   </w:footnote>
@@ -1029,11 +1244,10 @@
 </file>
 
 <file path=word/numbering.xml><?xml version="1.0" encoding="utf-8"?>
-<w:numbering xmlns:wpc="http://schemas.microsoft.com/office/word/2010/wordprocessingCanvas" xmlns:cx="http://schemas.microsoft.com/office/drawing/2014/chartex" xmlns:cx1="http://schemas.microsoft.com/office/drawing/2015/9/8/chartex" xmlns:cx2="http://schemas.microsoft.com/office/drawing/2015/10/21/chartex" xmlns:cx3="http://schemas.microsoft.com/office/drawing/2016/5/9/chartex" xmlns:cx4="http://schemas.microsoft.com/office/drawing/2016/5/10/chartex" xmlns:cx5="http://schemas.microsoft.com/office/drawing/2016/5/11/chartex" xmlns:cx6="http://schemas.microsoft.com/office/drawing/2016/5/12/chartex" xmlns:cx7="http://schemas.microsoft.com/office/drawing/2016/5/13/chartex" xmlns:cx8="http://schemas.microsoft.com/office/drawing/2016/5/14/chartex" xmlns:mc="http://schemas.openxmlformats.org/markup-compatibility/2006" xmlns:aink="http://schemas.microsoft.com/office/drawing/2016/ink" xmlns:am3d="http://schemas.microsoft.com/office/drawing/2017/model3d" xmlns:o="urn:schemas-microsoft-com:office:office" xmlns:oel="http://schemas.microsoft.com/office/2019/extlst" xmlns:r="http://schemas.openxmlformats.org/officeDocument/2006/relationships" xmlns:m="http://schemas.openxmlformats.org/officeDocument/2006/math" xmlns:v="urn:schemas-microsoft-com:vml" xmlns:wp14="http://schemas.microsoft.com/office/word/2010/wordprocessingDrawing" xmlns:wp="http://schemas.openxmlformats.org/drawingml/2006/wordprocessingDrawing" xmlns:w10="urn:schemas-microsoft-com:office:word" xmlns:w="http://schemas.openxmlformats.org/wordprocessingml/2006/main" xmlns:w14="http://schemas.microsoft.com/office/word/2010/wordml" xmlns:w15="http://schemas.microsoft.com/office/word/2012/wordml" xmlns:w16cex="http://schemas.microsoft.com/office/word/2018/wordml/cex" xmlns:w16cid="http://schemas.microsoft.com/office/word/2016/wordml/cid" xmlns:w16="http://schemas.microsoft.com/office/word/2018/wordml" xmlns:w16du="http://schemas.microsoft.com/office/word/2023/wordml/word16du" xmlns:w16sdtdh="http://schemas.microsoft.com/office/word/2020/wordml/sdtdatahash" xmlns:w16sdtfl="http://schemas.microsoft.com/office/word/2024/wordml/sdtformatlock" xmlns:w16se="http://schemas.microsoft.com/office/word/2015/wordml/symex" xmlns:wpg="http://schemas.microsoft.com/office/word/2010/wordprocessingGroup" xmlns:wpi="http://schemas.microsoft.com/office/word/2010/wordprocessingInk" xmlns:wne="http://schemas.microsoft.com/office/word/2006/wordml" xmlns:wps="http://schemas.microsoft.com/office/word/2010/wordprocessingShape" mc:Ignorable="w14 w15 w16se w16cid w16 w16cex w16sdtdh w16sdtfl w16du wp14">
-  <w:abstractNum w:abstractNumId="0" w15:restartNumberingAfterBreak="0">
+<w:numbering xmlns:w="http://schemas.openxmlformats.org/wordprocessingml/2006/main">
+  <w:abstractNum w:abstractNumId="990">
     <w:nsid w:val="0000A990"/>
     <w:multiLevelType w:val="multilevel"/>
-    <w:tmpl w:val="94DE90F4"/>
     <w:lvl w:ilvl="0">
       <w:numFmt w:val="bullet"/>
       <w:lvlText w:val=" "/>
@@ -1107,191 +1321,9 @@
       </w:pPr>
     </w:lvl>
   </w:abstractNum>
-  <w:abstractNum w:abstractNumId="1" w15:restartNumberingAfterBreak="0">
-    <w:nsid w:val="0000A991"/>
-    <w:multiLevelType w:val="multilevel"/>
-    <w:tmpl w:val="E74AB1E8"/>
-    <w:lvl w:ilvl="0">
-      <w:numFmt w:val="bullet"/>
-      <w:lvlText w:val=""/>
-      <w:lvlJc w:val="left"/>
-      <w:pPr>
-        <w:ind w:left="720" w:hanging="360"/>
-      </w:pPr>
-      <w:rPr>
-        <w:rFonts w:ascii="Symbol" w:hAnsi="Symbol" w:cs="Symbol" w:hint="default"/>
-      </w:rPr>
-    </w:lvl>
-    <w:lvl w:ilvl="1">
-      <w:numFmt w:val="bullet"/>
-      <w:lvlText w:val="o"/>
-      <w:lvlJc w:val="left"/>
-      <w:pPr>
-        <w:ind w:left="1440" w:hanging="360"/>
-      </w:pPr>
-      <w:rPr>
-        <w:rFonts w:ascii="Courier New" w:hAnsi="Courier New" w:cs="Courier New" w:hint="default"/>
-      </w:rPr>
-    </w:lvl>
-    <w:lvl w:ilvl="2">
-      <w:numFmt w:val="bullet"/>
-      <w:lvlText w:val=""/>
-      <w:lvlJc w:val="left"/>
-      <w:pPr>
-        <w:ind w:left="2160" w:hanging="360"/>
-      </w:pPr>
-      <w:rPr>
-        <w:rFonts w:ascii="Wingdings" w:hAnsi="Wingdings" w:cs="Wingdings" w:hint="default"/>
-      </w:rPr>
-    </w:lvl>
-    <w:lvl w:ilvl="3">
-      <w:numFmt w:val="bullet"/>
-      <w:lvlText w:val=""/>
-      <w:lvlJc w:val="left"/>
-      <w:pPr>
-        <w:ind w:left="2880" w:hanging="360"/>
-      </w:pPr>
-      <w:rPr>
-        <w:rFonts w:ascii="Symbol" w:hAnsi="Symbol" w:cs="Symbol" w:hint="default"/>
-      </w:rPr>
-    </w:lvl>
-    <w:lvl w:ilvl="4">
-      <w:numFmt w:val="bullet"/>
-      <w:lvlText w:val="o"/>
-      <w:lvlJc w:val="left"/>
-      <w:pPr>
-        <w:ind w:left="3600" w:hanging="360"/>
-      </w:pPr>
-      <w:rPr>
-        <w:rFonts w:ascii="Courier New" w:hAnsi="Courier New" w:cs="Courier New" w:hint="default"/>
-      </w:rPr>
-    </w:lvl>
-    <w:lvl w:ilvl="5">
-      <w:numFmt w:val="bullet"/>
-      <w:lvlText w:val=""/>
-      <w:lvlJc w:val="left"/>
-      <w:pPr>
-        <w:ind w:left="4320" w:hanging="360"/>
-      </w:pPr>
-      <w:rPr>
-        <w:rFonts w:ascii="Wingdings" w:hAnsi="Wingdings" w:cs="Wingdings" w:hint="default"/>
-      </w:rPr>
-    </w:lvl>
-    <w:lvl w:ilvl="6">
-      <w:numFmt w:val="bullet"/>
-      <w:lvlText w:val=""/>
-      <w:lvlJc w:val="left"/>
-      <w:pPr>
-        <w:ind w:left="5040" w:hanging="360"/>
-      </w:pPr>
-      <w:rPr>
-        <w:rFonts w:ascii="Symbol" w:hAnsi="Symbol" w:cs="Symbol" w:hint="default"/>
-      </w:rPr>
-    </w:lvl>
-    <w:lvl w:ilvl="7">
-      <w:numFmt w:val="bullet"/>
-      <w:lvlText w:val="o"/>
-      <w:lvlJc w:val="left"/>
-      <w:pPr>
-        <w:ind w:left="5760" w:hanging="360"/>
-      </w:pPr>
-      <w:rPr>
-        <w:rFonts w:ascii="Courier New" w:hAnsi="Courier New" w:cs="Courier New" w:hint="default"/>
-      </w:rPr>
-    </w:lvl>
-    <w:lvl w:ilvl="8">
-      <w:numFmt w:val="bullet"/>
-      <w:lvlText w:val=""/>
-      <w:lvlJc w:val="left"/>
-      <w:pPr>
-        <w:ind w:left="6480" w:hanging="360"/>
-      </w:pPr>
-      <w:rPr>
-        <w:rFonts w:ascii="Wingdings" w:hAnsi="Wingdings" w:cs="Wingdings" w:hint="default"/>
-      </w:rPr>
-    </w:lvl>
-  </w:abstractNum>
-  <w:abstractNum w:abstractNumId="2" w15:restartNumberingAfterBreak="0">
-    <w:nsid w:val="0000A992"/>
-    <w:multiLevelType w:val="multilevel"/>
-    <w:tmpl w:val="8C983342"/>
-    <w:lvl w:ilvl="0">
-      <w:numFmt w:val="bullet"/>
-      <w:lvlText w:val="☐"/>
-      <w:lvlJc w:val="left"/>
-      <w:pPr>
-        <w:ind w:left="720" w:hanging="360"/>
-      </w:pPr>
-    </w:lvl>
-    <w:lvl w:ilvl="1">
-      <w:numFmt w:val="bullet"/>
-      <w:lvlText w:val="☐"/>
-      <w:lvlJc w:val="left"/>
-      <w:pPr>
-        <w:ind w:left="1440" w:hanging="360"/>
-      </w:pPr>
-    </w:lvl>
-    <w:lvl w:ilvl="2">
-      <w:numFmt w:val="bullet"/>
-      <w:lvlText w:val="☐"/>
-      <w:lvlJc w:val="left"/>
-      <w:pPr>
-        <w:ind w:left="2160" w:hanging="360"/>
-      </w:pPr>
-    </w:lvl>
-    <w:lvl w:ilvl="3">
-      <w:numFmt w:val="bullet"/>
-      <w:lvlText w:val="☐"/>
-      <w:lvlJc w:val="left"/>
-      <w:pPr>
-        <w:ind w:left="2880" w:hanging="360"/>
-      </w:pPr>
-    </w:lvl>
-    <w:lvl w:ilvl="4">
-      <w:numFmt w:val="bullet"/>
-      <w:lvlText w:val="☐"/>
-      <w:lvlJc w:val="left"/>
-      <w:pPr>
-        <w:ind w:left="3600" w:hanging="360"/>
-      </w:pPr>
-    </w:lvl>
-    <w:lvl w:ilvl="5">
-      <w:numFmt w:val="bullet"/>
-      <w:lvlText w:val="☐"/>
-      <w:lvlJc w:val="left"/>
-      <w:pPr>
-        <w:ind w:left="4320" w:hanging="360"/>
-      </w:pPr>
-    </w:lvl>
-    <w:lvl w:ilvl="6">
-      <w:numFmt w:val="bullet"/>
-      <w:lvlText w:val="☐"/>
-      <w:lvlJc w:val="left"/>
-      <w:pPr>
-        <w:ind w:left="5040" w:hanging="360"/>
-      </w:pPr>
-    </w:lvl>
-    <w:lvl w:ilvl="7">
-      <w:numFmt w:val="bullet"/>
-      <w:lvlText w:val="☐"/>
-      <w:lvlJc w:val="left"/>
-      <w:pPr>
-        <w:ind w:left="5760" w:hanging="360"/>
-      </w:pPr>
-    </w:lvl>
-    <w:lvl w:ilvl="8">
-      <w:numFmt w:val="bullet"/>
-      <w:lvlText w:val="☐"/>
-      <w:lvlJc w:val="left"/>
-      <w:pPr>
-        <w:ind w:left="6480" w:hanging="360"/>
-      </w:pPr>
-    </w:lvl>
-  </w:abstractNum>
-  <w:abstractNum w:abstractNumId="3" w15:restartNumberingAfterBreak="0">
+  <w:abstractNum w:abstractNumId="99411">
     <w:nsid w:val="00A99411"/>
     <w:multiLevelType w:val="multilevel"/>
-    <w:tmpl w:val="93DA9E0A"/>
     <w:lvl w:ilvl="0">
       <w:start w:val="1"/>
       <w:numFmt w:val="decimal"/>
@@ -1374,11 +1406,190 @@
       </w:pPr>
     </w:lvl>
   </w:abstractNum>
-  <w:num w:numId="1" w16cid:durableId="464155253">
-    <w:abstractNumId w:val="0"/>
+  <w:abstractNum w:abstractNumId="991">
+    <w:nsid w:val="0000A991"/>
+    <w:multiLevelType w:val="multilevel"/>
+    <w:lvl w:ilvl="0">
+      <w:numFmt w:val="bullet"/>
+      <w:lvlText w:val=""/>
+      <w:lvlJc w:val="left"/>
+      <w:pPr>
+        <w:ind w:left="720" w:hanging="360"/>
+      </w:pPr>
+      <w:rPr>
+        <w:rFonts w:ascii="Symbol" w:hAnsi="Symbol" w:cs="Symbol" w:hint="default"/>
+      </w:rPr>
+    </w:lvl>
+    <w:lvl w:ilvl="1">
+      <w:numFmt w:val="bullet"/>
+      <w:lvlText w:val="o"/>
+      <w:lvlJc w:val="left"/>
+      <w:pPr>
+        <w:ind w:left="1440" w:hanging="360"/>
+      </w:pPr>
+      <w:rPr>
+        <w:rFonts w:ascii="Courier New" w:hAnsi="Courier New" w:cs="Courier New" w:hint="default"/>
+      </w:rPr>
+    </w:lvl>
+    <w:lvl w:ilvl="2">
+      <w:numFmt w:val="bullet"/>
+      <w:lvlText w:val=""/>
+      <w:lvlJc w:val="left"/>
+      <w:pPr>
+        <w:ind w:left="2160" w:hanging="360"/>
+      </w:pPr>
+      <w:rPr>
+        <w:rFonts w:ascii="Wingdings" w:hAnsi="Wingdings" w:cs="Wingdings" w:hint="default"/>
+      </w:rPr>
+    </w:lvl>
+    <w:lvl w:ilvl="3">
+      <w:numFmt w:val="bullet"/>
+      <w:lvlText w:val=""/>
+      <w:lvlJc w:val="left"/>
+      <w:pPr>
+        <w:ind w:left="2880" w:hanging="360"/>
+      </w:pPr>
+      <w:rPr>
+        <w:rFonts w:ascii="Symbol" w:hAnsi="Symbol" w:cs="Symbol" w:hint="default"/>
+      </w:rPr>
+    </w:lvl>
+    <w:lvl w:ilvl="4">
+      <w:numFmt w:val="bullet"/>
+      <w:lvlText w:val="o"/>
+      <w:lvlJc w:val="left"/>
+      <w:pPr>
+        <w:ind w:left="3600" w:hanging="360"/>
+      </w:pPr>
+      <w:rPr>
+        <w:rFonts w:ascii="Courier New" w:hAnsi="Courier New" w:cs="Courier New" w:hint="default"/>
+      </w:rPr>
+    </w:lvl>
+    <w:lvl w:ilvl="5">
+      <w:numFmt w:val="bullet"/>
+      <w:lvlText w:val=""/>
+      <w:lvlJc w:val="left"/>
+      <w:pPr>
+        <w:ind w:left="4320" w:hanging="360"/>
+      </w:pPr>
+      <w:rPr>
+        <w:rFonts w:ascii="Wingdings" w:hAnsi="Wingdings" w:cs="Wingdings" w:hint="default"/>
+      </w:rPr>
+    </w:lvl>
+    <w:lvl w:ilvl="6">
+      <w:numFmt w:val="bullet"/>
+      <w:lvlText w:val=""/>
+      <w:lvlJc w:val="left"/>
+      <w:pPr>
+        <w:ind w:left="5040" w:hanging="360"/>
+      </w:pPr>
+      <w:rPr>
+        <w:rFonts w:ascii="Symbol" w:hAnsi="Symbol" w:cs="Symbol" w:hint="default"/>
+      </w:rPr>
+    </w:lvl>
+    <w:lvl w:ilvl="7">
+      <w:numFmt w:val="bullet"/>
+      <w:lvlText w:val="o"/>
+      <w:lvlJc w:val="left"/>
+      <w:pPr>
+        <w:ind w:left="5760" w:hanging="360"/>
+      </w:pPr>
+      <w:rPr>
+        <w:rFonts w:ascii="Courier New" w:hAnsi="Courier New" w:cs="Courier New" w:hint="default"/>
+      </w:rPr>
+    </w:lvl>
+    <w:lvl w:ilvl="8">
+      <w:numFmt w:val="bullet"/>
+      <w:lvlText w:val=""/>
+      <w:lvlJc w:val="left"/>
+      <w:pPr>
+        <w:ind w:left="6480" w:hanging="360"/>
+      </w:pPr>
+      <w:rPr>
+        <w:rFonts w:ascii="Wingdings" w:hAnsi="Wingdings" w:cs="Wingdings" w:hint="default"/>
+      </w:rPr>
+    </w:lvl>
+  </w:abstractNum>
+  <w:abstractNum w:abstractNumId="992">
+    <w:nsid w:val="0000A992"/>
+    <w:multiLevelType w:val="multilevel"/>
+    <w:lvl w:ilvl="0">
+      <w:numFmt w:val="bullet"/>
+      <w:lvlText w:val="☐"/>
+      <w:lvlJc w:val="left"/>
+      <w:pPr>
+        <w:ind w:left="720" w:hanging="360"/>
+      </w:pPr>
+    </w:lvl>
+    <w:lvl w:ilvl="1">
+      <w:numFmt w:val="bullet"/>
+      <w:lvlText w:val="☐"/>
+      <w:lvlJc w:val="left"/>
+      <w:pPr>
+        <w:ind w:left="1440" w:hanging="360"/>
+      </w:pPr>
+    </w:lvl>
+    <w:lvl w:ilvl="2">
+      <w:numFmt w:val="bullet"/>
+      <w:lvlText w:val="☐"/>
+      <w:lvlJc w:val="left"/>
+      <w:pPr>
+        <w:ind w:left="2160" w:hanging="360"/>
+      </w:pPr>
+    </w:lvl>
+    <w:lvl w:ilvl="3">
+      <w:numFmt w:val="bullet"/>
+      <w:lvlText w:val="☐"/>
+      <w:lvlJc w:val="left"/>
+      <w:pPr>
+        <w:ind w:left="2880" w:hanging="360"/>
+      </w:pPr>
+    </w:lvl>
+    <w:lvl w:ilvl="4">
+      <w:numFmt w:val="bullet"/>
+      <w:lvlText w:val="☐"/>
+      <w:lvlJc w:val="left"/>
+      <w:pPr>
+        <w:ind w:left="3600" w:hanging="360"/>
+      </w:pPr>
+    </w:lvl>
+    <w:lvl w:ilvl="5">
+      <w:numFmt w:val="bullet"/>
+      <w:lvlText w:val="☐"/>
+      <w:lvlJc w:val="left"/>
+      <w:pPr>
+        <w:ind w:left="4320" w:hanging="360"/>
+      </w:pPr>
+    </w:lvl>
+    <w:lvl w:ilvl="6">
+      <w:numFmt w:val="bullet"/>
+      <w:lvlText w:val="☐"/>
+      <w:lvlJc w:val="left"/>
+      <w:pPr>
+        <w:ind w:left="5040" w:hanging="360"/>
+      </w:pPr>
+    </w:lvl>
+    <w:lvl w:ilvl="7">
+      <w:numFmt w:val="bullet"/>
+      <w:lvlText w:val="☐"/>
+      <w:lvlJc w:val="left"/>
+      <w:pPr>
+        <w:ind w:left="5760" w:hanging="360"/>
+      </w:pPr>
+    </w:lvl>
+    <w:lvl w:ilvl="8">
+      <w:numFmt w:val="bullet"/>
+      <w:lvlText w:val="☐"/>
+      <w:lvlJc w:val="left"/>
+      <w:pPr>
+        <w:ind w:left="6480" w:hanging="360"/>
+      </w:pPr>
+    </w:lvl>
+  </w:abstractNum>
+  <w:num w:numId="1000">
+    <w:abstractNumId w:val="990"/>
   </w:num>
-  <w:num w:numId="2" w16cid:durableId="982466792">
-    <w:abstractNumId w:val="3"/>
+  <w:num w:numId="1001">
+    <w:abstractNumId w:val="99411"/>
     <w:lvlOverride w:ilvl="0">
       <w:startOverride w:val="1"/>
     </w:lvlOverride>
@@ -1407,45 +1618,45 @@
       <w:startOverride w:val="1"/>
     </w:lvlOverride>
   </w:num>
-  <w:num w:numId="3" w16cid:durableId="26225828">
-    <w:abstractNumId w:val="1"/>
+  <w:num w:numId="1002">
+    <w:abstractNumId w:val="991"/>
   </w:num>
-  <w:num w:numId="4" w16cid:durableId="967663342">
-    <w:abstractNumId w:val="1"/>
+  <w:num w:numId="1003">
+    <w:abstractNumId w:val="991"/>
   </w:num>
-  <w:num w:numId="5" w16cid:durableId="1445417384">
-    <w:abstractNumId w:val="1"/>
+  <w:num w:numId="1004">
+    <w:abstractNumId w:val="991"/>
   </w:num>
-  <w:num w:numId="6" w16cid:durableId="1073624091">
-    <w:abstractNumId w:val="1"/>
+  <w:num w:numId="1005">
+    <w:abstractNumId w:val="991"/>
   </w:num>
-  <w:num w:numId="7" w16cid:durableId="403534390">
-    <w:abstractNumId w:val="2"/>
+  <w:num w:numId="1006">
+    <w:abstractNumId w:val="992"/>
   </w:num>
-  <w:num w:numId="8" w16cid:durableId="1982494473">
-    <w:abstractNumId w:val="2"/>
+  <w:num w:numId="1007">
+    <w:abstractNumId w:val="992"/>
   </w:num>
-  <w:num w:numId="9" w16cid:durableId="1794059173">
-    <w:abstractNumId w:val="2"/>
+  <w:num w:numId="1008">
+    <w:abstractNumId w:val="992"/>
   </w:num>
-  <w:num w:numId="10" w16cid:durableId="1392190164">
-    <w:abstractNumId w:val="2"/>
+  <w:num w:numId="1009">
+    <w:abstractNumId w:val="992"/>
   </w:num>
-  <w:num w:numId="11" w16cid:durableId="1153833817">
-    <w:abstractNumId w:val="2"/>
+  <w:num w:numId="1010">
+    <w:abstractNumId w:val="992"/>
   </w:num>
 </w:numbering>
 </file>
 
 <file path=word/styles.xml><?xml version="1.0" encoding="utf-8"?>
-<w:styles xmlns:mc="http://schemas.openxmlformats.org/markup-compatibility/2006" xmlns:r="http://schemas.openxmlformats.org/officeDocument/2006/relationships" xmlns:w="http://schemas.openxmlformats.org/wordprocessingml/2006/main" xmlns:w14="http://schemas.microsoft.com/office/word/2010/wordml" xmlns:w15="http://schemas.microsoft.com/office/word/2012/wordml" xmlns:w16cex="http://schemas.microsoft.com/office/word/2018/wordml/cex" xmlns:w16cid="http://schemas.microsoft.com/office/word/2016/wordml/cid" xmlns:w16="http://schemas.microsoft.com/office/word/2018/wordml" xmlns:w16du="http://schemas.microsoft.com/office/word/2023/wordml/word16du" xmlns:w16sdtdh="http://schemas.microsoft.com/office/word/2020/wordml/sdtdatahash" xmlns:w16sdtfl="http://schemas.microsoft.com/office/word/2024/wordml/sdtformatlock" xmlns:w16se="http://schemas.microsoft.com/office/word/2015/wordml/symex" mc:Ignorable="w14 w15 w16se w16cid w16 w16cex w16sdtdh w16sdtfl w16du">
+<w:styles xmlns:r="http://schemas.openxmlformats.org/officeDocument/2006/relationships" xmlns:w="http://schemas.openxmlformats.org/wordprocessingml/2006/main">
   <w:docDefaults>
     <w:rPrDefault>
       <w:rPr>
-        <w:rFonts w:asciiTheme="minorHAnsi" w:eastAsiaTheme="minorEastAsia" w:hAnsiTheme="minorHAnsi" w:cstheme="minorBidi"/>
+        <w:rFonts w:asciiTheme="minorHAnsi" w:cstheme="minorBidi" w:eastAsiaTheme="minorEastAsia" w:hAnsiTheme="minorHAnsi"/>
         <w:sz w:val="24"/>
         <w:szCs w:val="24"/>
-        <w:lang w:val="en-US" w:eastAsia="zh-CN" w:bidi="ar-SA"/>
+        <w:lang w:bidi="ar-SA" w:eastAsia="zh-CN" w:val="en-US"/>
       </w:rPr>
     </w:rPrDefault>
     <w:pPrDefault>
@@ -1454,260 +1665,189 @@
       </w:pPr>
     </w:pPrDefault>
   </w:docDefaults>
-  <w:latentStyles w:defLockedState="0" w:defUIPriority="0" w:defSemiHidden="0" w:defUnhideWhenUsed="0" w:defQFormat="0" w:count="376">
-    <w:lsdException w:name="Normal Table" w:semiHidden="1" w:unhideWhenUsed="1"/>
-    <w:lsdException w:name="Table Simple 1" w:semiHidden="1" w:unhideWhenUsed="1"/>
-    <w:lsdException w:name="Table Simple 2" w:semiHidden="1" w:unhideWhenUsed="1"/>
-    <w:lsdException w:name="Table Simple 3" w:semiHidden="1" w:unhideWhenUsed="1"/>
-    <w:lsdException w:name="Table Classic 1" w:semiHidden="1" w:unhideWhenUsed="1"/>
-    <w:lsdException w:name="Table Classic 2" w:semiHidden="1" w:unhideWhenUsed="1"/>
-    <w:lsdException w:name="Table Classic 3" w:semiHidden="1" w:unhideWhenUsed="1"/>
-    <w:lsdException w:name="Table Classic 4" w:semiHidden="1" w:unhideWhenUsed="1"/>
-    <w:lsdException w:name="Table Colorful 1" w:semiHidden="1" w:unhideWhenUsed="1"/>
-    <w:lsdException w:name="Table Colorful 2" w:semiHidden="1" w:unhideWhenUsed="1"/>
-    <w:lsdException w:name="Table Colorful 3" w:semiHidden="1" w:unhideWhenUsed="1"/>
-    <w:lsdException w:name="Table Columns 1" w:semiHidden="1" w:unhideWhenUsed="1"/>
-    <w:lsdException w:name="Table Columns 2" w:semiHidden="1" w:unhideWhenUsed="1"/>
-    <w:lsdException w:name="Table Columns 3" w:semiHidden="1" w:unhideWhenUsed="1"/>
-    <w:lsdException w:name="Table Columns 4" w:semiHidden="1" w:unhideWhenUsed="1"/>
-    <w:lsdException w:name="Table Columns 5" w:semiHidden="1" w:unhideWhenUsed="1"/>
-    <w:lsdException w:name="Table Grid 1" w:semiHidden="1" w:unhideWhenUsed="1"/>
-    <w:lsdException w:name="Table Grid 2" w:semiHidden="1" w:unhideWhenUsed="1"/>
-    <w:lsdException w:name="Table Grid 3" w:semiHidden="1" w:unhideWhenUsed="1"/>
-    <w:lsdException w:name="Table Grid 4" w:semiHidden="1" w:unhideWhenUsed="1"/>
-    <w:lsdException w:name="Table Grid 5" w:semiHidden="1" w:unhideWhenUsed="1"/>
-    <w:lsdException w:name="Table Grid 6" w:semiHidden="1" w:unhideWhenUsed="1"/>
-    <w:lsdException w:name="Table Grid 7" w:semiHidden="1" w:unhideWhenUsed="1"/>
-    <w:lsdException w:name="Table Grid 8" w:semiHidden="1" w:unhideWhenUsed="1"/>
-    <w:lsdException w:name="Table List 1" w:semiHidden="1" w:unhideWhenUsed="1"/>
-    <w:lsdException w:name="Table List 2" w:semiHidden="1" w:unhideWhenUsed="1"/>
-    <w:lsdException w:name="Table List 3" w:semiHidden="1" w:unhideWhenUsed="1"/>
-    <w:lsdException w:name="Table List 4" w:semiHidden="1" w:unhideWhenUsed="1"/>
-    <w:lsdException w:name="Table List 5" w:semiHidden="1" w:unhideWhenUsed="1"/>
-    <w:lsdException w:name="Table List 6" w:semiHidden="1" w:unhideWhenUsed="1"/>
-    <w:lsdException w:name="Table List 7" w:semiHidden="1" w:unhideWhenUsed="1"/>
-    <w:lsdException w:name="Table List 8" w:semiHidden="1" w:unhideWhenUsed="1"/>
-    <w:lsdException w:name="Table 3D effects 1" w:semiHidden="1" w:unhideWhenUsed="1"/>
-    <w:lsdException w:name="Table 3D effects 2" w:semiHidden="1" w:unhideWhenUsed="1"/>
-    <w:lsdException w:name="Table 3D effects 3" w:semiHidden="1" w:unhideWhenUsed="1"/>
-    <w:lsdException w:name="Table Contemporary" w:semiHidden="1" w:unhideWhenUsed="1"/>
-    <w:lsdException w:name="Table Elegant" w:semiHidden="1" w:unhideWhenUsed="1"/>
-    <w:lsdException w:name="Table Professional" w:semiHidden="1" w:unhideWhenUsed="1"/>
-    <w:lsdException w:name="Table Subtle 1" w:semiHidden="1" w:unhideWhenUsed="1"/>
-    <w:lsdException w:name="Table Subtle 2" w:semiHidden="1" w:unhideWhenUsed="1"/>
-    <w:lsdException w:name="Table Web 1" w:semiHidden="1" w:unhideWhenUsed="1"/>
-    <w:lsdException w:name="Table Web 2" w:semiHidden="1" w:unhideWhenUsed="1"/>
-    <w:lsdException w:name="Table Web 3" w:semiHidden="1" w:unhideWhenUsed="1"/>
-    <w:lsdException w:name="Table Theme" w:semiHidden="1" w:unhideWhenUsed="1"/>
-    <w:lsdException w:name="Light Shading"/>
-    <w:lsdException w:name="Light List"/>
-    <w:lsdException w:name="Light Grid"/>
-    <w:lsdException w:name="Medium Shading 1"/>
-    <w:lsdException w:name="Medium Shading 2"/>
-    <w:lsdException w:name="Medium List 1"/>
-    <w:lsdException w:name="Medium List 2"/>
-    <w:lsdException w:name="Medium Grid 1"/>
-    <w:lsdException w:name="Medium Grid 2"/>
-    <w:lsdException w:name="Medium Grid 3"/>
-    <w:lsdException w:name="Dark List"/>
-    <w:lsdException w:name="Colorful Shading"/>
-    <w:lsdException w:name="Colorful List"/>
-    <w:lsdException w:name="Colorful Grid"/>
-    <w:lsdException w:name="Light Shading Accent 1"/>
-    <w:lsdException w:name="Light List Accent 1"/>
-    <w:lsdException w:name="Light Grid Accent 1"/>
-    <w:lsdException w:name="Medium Shading 1 Accent 1"/>
-    <w:lsdException w:name="Medium Shading 2 Accent 1"/>
-    <w:lsdException w:name="Medium List 1 Accent 1"/>
-    <w:lsdException w:name="Medium List 2 Accent 1"/>
-    <w:lsdException w:name="Medium Grid 1 Accent 1"/>
-    <w:lsdException w:name="Medium Grid 2 Accent 1"/>
-    <w:lsdException w:name="Medium Grid 3 Accent 1"/>
-    <w:lsdException w:name="Dark List Accent 1"/>
-    <w:lsdException w:name="Colorful Shading Accent 1"/>
-    <w:lsdException w:name="Colorful List Accent 1"/>
-    <w:lsdException w:name="Colorful Grid Accent 1"/>
-    <w:lsdException w:name="Light Shading Accent 2"/>
-    <w:lsdException w:name="Light List Accent 2"/>
-    <w:lsdException w:name="Light Grid Accent 2"/>
-    <w:lsdException w:name="Medium Shading 1 Accent 2"/>
-    <w:lsdException w:name="Medium Shading 2 Accent 2"/>
-    <w:lsdException w:name="Medium List 1 Accent 2"/>
-    <w:lsdException w:name="Medium List 2 Accent 2"/>
-    <w:lsdException w:name="Medium Grid 1 Accent 2"/>
-    <w:lsdException w:name="Medium Grid 2 Accent 2"/>
-    <w:lsdException w:name="Medium Grid 3 Accent 2"/>
-    <w:lsdException w:name="Dark List Accent 2"/>
-    <w:lsdException w:name="Colorful Shading Accent 2"/>
-    <w:lsdException w:name="Colorful List Accent 2"/>
-    <w:lsdException w:name="Colorful Grid Accent 2"/>
-    <w:lsdException w:name="Light Shading Accent 3"/>
-    <w:lsdException w:name="Light List Accent 3"/>
-    <w:lsdException w:name="Light Grid Accent 3"/>
-    <w:lsdException w:name="Medium Shading 1 Accent 3"/>
-    <w:lsdException w:name="Medium Shading 2 Accent 3"/>
-    <w:lsdException w:name="Medium List 1 Accent 3"/>
-    <w:lsdException w:name="Medium List 2 Accent 3"/>
-    <w:lsdException w:name="Medium Grid 1 Accent 3"/>
-    <w:lsdException w:name="Medium Grid 2 Accent 3"/>
-    <w:lsdException w:name="Medium Grid 3 Accent 3"/>
-    <w:lsdException w:name="Dark List Accent 3"/>
-    <w:lsdException w:name="Colorful Shading Accent 3"/>
-    <w:lsdException w:name="Colorful List Accent 3"/>
-    <w:lsdException w:name="Colorful Grid Accent 3"/>
-    <w:lsdException w:name="Light Shading Accent 4"/>
-    <w:lsdException w:name="Light List Accent 4"/>
-    <w:lsdException w:name="Light Grid Accent 4"/>
-    <w:lsdException w:name="Medium Shading 1 Accent 4"/>
-    <w:lsdException w:name="Medium Shading 2 Accent 4"/>
-    <w:lsdException w:name="Medium List 1 Accent 4"/>
-    <w:lsdException w:name="Medium List 2 Accent 4"/>
-    <w:lsdException w:name="Medium Grid 1 Accent 4"/>
-    <w:lsdException w:name="Medium Grid 2 Accent 4"/>
-    <w:lsdException w:name="Medium Grid 3 Accent 4"/>
-    <w:lsdException w:name="Dark List Accent 4"/>
-    <w:lsdException w:name="Colorful Shading Accent 4"/>
-    <w:lsdException w:name="Colorful List Accent 4"/>
-    <w:lsdException w:name="Colorful Grid Accent 4"/>
-    <w:lsdException w:name="Light Shading Accent 5"/>
-    <w:lsdException w:name="Light List Accent 5"/>
-    <w:lsdException w:name="Light Grid Accent 5"/>
-    <w:lsdException w:name="Medium Shading 1 Accent 5"/>
-    <w:lsdException w:name="Medium Shading 2 Accent 5"/>
-    <w:lsdException w:name="Medium List 1 Accent 5"/>
-    <w:lsdException w:name="Medium List 2 Accent 5"/>
-    <w:lsdException w:name="Medium Grid 1 Accent 5"/>
-    <w:lsdException w:name="Medium Grid 2 Accent 5"/>
-    <w:lsdException w:name="Medium Grid 3 Accent 5"/>
-    <w:lsdException w:name="Dark List Accent 5"/>
-    <w:lsdException w:name="Colorful Shading Accent 5"/>
-    <w:lsdException w:name="Colorful List Accent 5"/>
-    <w:lsdException w:name="Colorful Grid Accent 5"/>
-    <w:lsdException w:name="Light Shading Accent 6"/>
-    <w:lsdException w:name="Light List Accent 6"/>
-    <w:lsdException w:name="Light Grid Accent 6"/>
-    <w:lsdException w:name="Medium Shading 1 Accent 6"/>
-    <w:lsdException w:name="Medium Shading 2 Accent 6"/>
-    <w:lsdException w:name="Medium List 1 Accent 6"/>
-    <w:lsdException w:name="Medium List 2 Accent 6"/>
-    <w:lsdException w:name="Medium Grid 1 Accent 6"/>
-    <w:lsdException w:name="Medium Grid 2 Accent 6"/>
-    <w:lsdException w:name="Medium Grid 3 Accent 6"/>
-    <w:lsdException w:name="Dark List Accent 6"/>
-    <w:lsdException w:name="Colorful Shading Accent 6"/>
-    <w:lsdException w:name="Colorful List Accent 6"/>
-    <w:lsdException w:name="Colorful Grid Accent 6"/>
-    <w:lsdException w:name="Grid Table 4" w:uiPriority="49"/>
-    <w:lsdException w:name="Grid Table 5 Dark" w:uiPriority="50"/>
-    <w:lsdException w:name="Grid Table 6 Colorful" w:uiPriority="51"/>
-    <w:lsdException w:name="Grid Table 7 Colorful" w:uiPriority="52"/>
-    <w:lsdException w:name="Grid Table 1 Light Accent 1" w:uiPriority="46"/>
-    <w:lsdException w:name="Grid Table 2 Accent 1" w:uiPriority="47"/>
-    <w:lsdException w:name="Grid Table 3 Accent 1" w:uiPriority="48"/>
-    <w:lsdException w:name="Grid Table 4 Accent 1" w:uiPriority="49"/>
-    <w:lsdException w:name="Grid Table 5 Dark Accent 1" w:uiPriority="50"/>
-    <w:lsdException w:name="Grid Table 6 Colorful Accent 1" w:uiPriority="51"/>
-    <w:lsdException w:name="Grid Table 7 Colorful Accent 1" w:uiPriority="52"/>
-    <w:lsdException w:name="Grid Table 1 Light Accent 2" w:uiPriority="46"/>
-    <w:lsdException w:name="Grid Table 2 Accent 2" w:uiPriority="47"/>
-    <w:lsdException w:name="Grid Table 3 Accent 2" w:uiPriority="48"/>
-    <w:lsdException w:name="Grid Table 4 Accent 2" w:uiPriority="49"/>
-    <w:lsdException w:name="Grid Table 5 Dark Accent 2" w:uiPriority="50"/>
-    <w:lsdException w:name="Grid Table 6 Colorful Accent 2" w:uiPriority="51"/>
-    <w:lsdException w:name="Grid Table 7 Colorful Accent 2" w:uiPriority="52"/>
-    <w:lsdException w:name="Grid Table 1 Light Accent 3" w:uiPriority="46"/>
-    <w:lsdException w:name="Grid Table 2 Accent 3" w:uiPriority="47"/>
-    <w:lsdException w:name="Grid Table 3 Accent 3" w:uiPriority="48"/>
-    <w:lsdException w:name="Grid Table 4 Accent 3" w:uiPriority="49"/>
-    <w:lsdException w:name="Grid Table 5 Dark Accent 3" w:uiPriority="50"/>
-    <w:lsdException w:name="Grid Table 6 Colorful Accent 3" w:uiPriority="51"/>
-    <w:lsdException w:name="Grid Table 7 Colorful Accent 3" w:uiPriority="52"/>
-    <w:lsdException w:name="Grid Table 1 Light Accent 4" w:uiPriority="46"/>
-    <w:lsdException w:name="Grid Table 2 Accent 4" w:uiPriority="47"/>
-    <w:lsdException w:name="Grid Table 3 Accent 4" w:uiPriority="48"/>
-    <w:lsdException w:name="Grid Table 4 Accent 4" w:uiPriority="49"/>
-    <w:lsdException w:name="Grid Table 5 Dark Accent 4" w:uiPriority="50"/>
-    <w:lsdException w:name="Grid Table 6 Colorful Accent 4" w:uiPriority="51"/>
-    <w:lsdException w:name="Grid Table 7 Colorful Accent 4" w:uiPriority="52"/>
-    <w:lsdException w:name="Grid Table 1 Light Accent 5" w:uiPriority="46"/>
-    <w:lsdException w:name="Grid Table 2 Accent 5" w:uiPriority="47"/>
-    <w:lsdException w:name="Grid Table 3 Accent 5" w:uiPriority="48"/>
-    <w:lsdException w:name="Grid Table 4 Accent 5" w:uiPriority="49"/>
-    <w:lsdException w:name="Grid Table 5 Dark Accent 5" w:uiPriority="50"/>
-    <w:lsdException w:name="Grid Table 6 Colorful Accent 5" w:uiPriority="51"/>
-    <w:lsdException w:name="Grid Table 7 Colorful Accent 5" w:uiPriority="52"/>
-    <w:lsdException w:name="Grid Table 1 Light Accent 6" w:uiPriority="46"/>
-    <w:lsdException w:name="Grid Table 2 Accent 6" w:uiPriority="47"/>
-    <w:lsdException w:name="Grid Table 3 Accent 6" w:uiPriority="48"/>
-    <w:lsdException w:name="Grid Table 4 Accent 6" w:uiPriority="49"/>
-    <w:lsdException w:name="Grid Table 5 Dark Accent 6" w:uiPriority="50"/>
-    <w:lsdException w:name="Grid Table 6 Colorful Accent 6" w:uiPriority="51"/>
-    <w:lsdException w:name="Grid Table 7 Colorful Accent 6" w:uiPriority="52"/>
-    <w:lsdException w:name="List Table 1 Light" w:uiPriority="46"/>
-    <w:lsdException w:name="List Table 2" w:uiPriority="47"/>
-    <w:lsdException w:name="List Table 3" w:uiPriority="48"/>
-    <w:lsdException w:name="List Table 4" w:uiPriority="49"/>
-    <w:lsdException w:name="List Table 5 Dark" w:uiPriority="50"/>
-    <w:lsdException w:name="List Table 6 Colorful" w:uiPriority="51"/>
-    <w:lsdException w:name="List Table 7 Colorful" w:uiPriority="52"/>
-    <w:lsdException w:name="List Table 1 Light Accent 1" w:uiPriority="46"/>
-    <w:lsdException w:name="List Table 2 Accent 1" w:uiPriority="47"/>
-    <w:lsdException w:name="List Table 3 Accent 1" w:uiPriority="48"/>
-    <w:lsdException w:name="List Table 4 Accent 1" w:uiPriority="49"/>
-    <w:lsdException w:name="List Table 5 Dark Accent 1" w:uiPriority="50"/>
-    <w:lsdException w:name="List Table 6 Colorful Accent 1" w:uiPriority="51"/>
-    <w:lsdException w:name="List Table 7 Colorful Accent 1" w:uiPriority="52"/>
-    <w:lsdException w:name="List Table 1 Light Accent 2" w:uiPriority="46"/>
-    <w:lsdException w:name="List Table 2 Accent 2" w:uiPriority="47"/>
-    <w:lsdException w:name="List Table 3 Accent 2" w:uiPriority="48"/>
-    <w:lsdException w:name="List Table 4 Accent 2" w:uiPriority="49"/>
-    <w:lsdException w:name="List Table 5 Dark Accent 2" w:uiPriority="50"/>
-    <w:lsdException w:name="List Table 6 Colorful Accent 2" w:uiPriority="51"/>
-    <w:lsdException w:name="List Table 7 Colorful Accent 2" w:uiPriority="52"/>
-    <w:lsdException w:name="List Table 1 Light Accent 3" w:uiPriority="46"/>
-    <w:lsdException w:name="List Table 2 Accent 3" w:uiPriority="47"/>
-    <w:lsdException w:name="List Table 3 Accent 3" w:uiPriority="48"/>
-    <w:lsdException w:name="List Table 4 Accent 3" w:uiPriority="49"/>
-    <w:lsdException w:name="List Table 5 Dark Accent 3" w:uiPriority="50"/>
-    <w:lsdException w:name="List Table 6 Colorful Accent 3" w:uiPriority="51"/>
-    <w:lsdException w:name="List Table 7 Colorful Accent 3" w:uiPriority="52"/>
-    <w:lsdException w:name="List Table 1 Light Accent 4" w:uiPriority="46"/>
-    <w:lsdException w:name="List Table 2 Accent 4" w:uiPriority="47"/>
-    <w:lsdException w:name="List Table 3 Accent 4" w:uiPriority="48"/>
-    <w:lsdException w:name="List Table 4 Accent 4" w:uiPriority="49"/>
-    <w:lsdException w:name="List Table 5 Dark Accent 4" w:uiPriority="50"/>
-    <w:lsdException w:name="List Table 6 Colorful Accent 4" w:uiPriority="51"/>
-    <w:lsdException w:name="List Table 7 Colorful Accent 4" w:uiPriority="52"/>
-    <w:lsdException w:name="List Table 1 Light Accent 5" w:uiPriority="46"/>
-    <w:lsdException w:name="List Table 2 Accent 5" w:uiPriority="47"/>
-    <w:lsdException w:name="List Table 3 Accent 5" w:uiPriority="48"/>
-    <w:lsdException w:name="List Table 4 Accent 5" w:uiPriority="49"/>
-    <w:lsdException w:name="List Table 5 Dark Accent 5" w:uiPriority="50"/>
-    <w:lsdException w:name="List Table 6 Colorful Accent 5" w:uiPriority="51"/>
-    <w:lsdException w:name="List Table 7 Colorful Accent 5" w:uiPriority="52"/>
-    <w:lsdException w:name="List Table 1 Light Accent 6" w:uiPriority="46"/>
-    <w:lsdException w:name="List Table 2 Accent 6" w:uiPriority="47"/>
-    <w:lsdException w:name="List Table 3 Accent 6" w:uiPriority="48"/>
-    <w:lsdException w:name="List Table 4 Accent 6" w:uiPriority="49"/>
-    <w:lsdException w:name="List Table 5 Dark Accent 6" w:uiPriority="50"/>
-    <w:lsdException w:name="List Table 6 Colorful Accent 6" w:uiPriority="51"/>
-    <w:lsdException w:name="List Table 7 Colorful Accent 6" w:uiPriority="52"/>
-    <w:lsdException w:name="Mention" w:semiHidden="1" w:uiPriority="99" w:unhideWhenUsed="1"/>
-    <w:lsdException w:name="Smart Hyperlink" w:semiHidden="1" w:uiPriority="99" w:unhideWhenUsed="1"/>
-    <w:lsdException w:name="Hashtag" w:semiHidden="1" w:uiPriority="99" w:unhideWhenUsed="1"/>
-    <w:lsdException w:name="Unresolved Mention" w:semiHidden="1" w:uiPriority="99" w:unhideWhenUsed="1"/>
-    <w:lsdException w:name="Smart Link" w:semiHidden="1" w:uiPriority="99" w:unhideWhenUsed="1"/>
-  </w:latentStyles>
-  <w:style w:type="paragraph" w:default="1" w:styleId="Normal">
+  <w:latentStyles w:count="276" w:defLockedState="0" w:defQFormat="0" w:defSemiHidden="0" w:defUIPriority="0" w:defUnhideWhenUsed="0"/>
+  <w:style w:default="1" w:styleId="Normal" w:type="paragraph">
     <w:name w:val="Normal"/>
     <w:qFormat/>
     <w:rPr>
-      <w:rFonts w:ascii="Segoe UI" w:eastAsia="Segoe UI" w:hAnsi="Segoe UI" w:cs="Segoe UI"/>
+      <w:rFonts w:ascii="Segoe UI" w:cs="Segoe UI" w:eastAsia="Segoe UI" w:hAnsi="Segoe UI"/>
       <w:color w:val="242424"/>
       <w:sz w:val="21"/>
     </w:rPr>
   </w:style>
-  <w:style w:type="paragraph" w:styleId="Heading1">
+  <w:style w:styleId="BodyText" w:type="paragraph">
+    <w:name w:val="Body Text"/>
+    <w:basedOn w:val="Normal"/>
+    <w:link w:val="BodyTextChar"/>
+    <w:qFormat/>
+    <w:pPr>
+      <w:spacing w:after="120" w:before="180"/>
+    </w:pPr>
+    <w:rPr>
+      <w:rFonts w:ascii="Segoe UI" w:cs="Segoe UI" w:eastAsia="Segoe UI" w:hAnsi="Segoe UI"/>
+      <w:color w:val="242424"/>
+      <w:sz w:val="21"/>
+    </w:rPr>
+  </w:style>
+  <w:style w:customStyle="1" w:styleId="FirstParagraph" w:type="paragraph">
+    <w:name w:val="First Paragraph"/>
+    <w:basedOn w:val="BodyText"/>
+    <w:next w:val="BodyText"/>
+    <w:qFormat/>
+    <w:rPr>
+      <w:rFonts w:ascii="Segoe UI" w:cs="Segoe UI" w:eastAsia="Segoe UI" w:hAnsi="Segoe UI"/>
+      <w:color w:val="242424"/>
+      <w:sz w:val="21"/>
+    </w:rPr>
+  </w:style>
+  <w:style w:customStyle="1" w:styleId="Compact" w:type="paragraph">
+    <w:name w:val="Compact"/>
+    <w:basedOn w:val="BodyText"/>
+    <w:qFormat/>
+    <w:pPr>
+      <w:spacing w:after="36" w:before="36"/>
+    </w:pPr>
+    <w:rPr>
+      <w:rFonts w:ascii="Segoe UI" w:cs="Segoe UI" w:eastAsia="Segoe UI" w:hAnsi="Segoe UI"/>
+      <w:color w:val="242424"/>
+      <w:sz w:val="21"/>
+    </w:rPr>
+  </w:style>
+  <w:style w:styleId="Title" w:type="paragraph">
+    <w:name w:val="Title"/>
+    <w:basedOn w:val="Normal"/>
+    <w:next w:val="BodyText"/>
+    <w:link w:val="TitleChar"/>
+    <w:uiPriority w:val="10"/>
+    <w:qFormat/>
+    <w:rsid w:val="00A10FD9"/>
+    <w:pPr>
+      <w:spacing w:after="80" w:line="240" w:lineRule="auto"/>
+      <w:contextualSpacing/>
+      <w:jc w:val="center"/>
+    </w:pPr>
+    <w:rPr>
+      <w:rFonts w:ascii="Segoe UI Semibold" w:cs="Segoe UI Semibold" w:eastAsia="Segoe UI Semibold" w:hAnsi="Segoe UI Semibold"/>
+      <w:color w:val="3B1041"/>
+      <w:sz w:val="48"/>
+      <w:szCs w:val="56"/>
+    </w:rPr>
+  </w:style>
+  <w:style w:customStyle="1" w:styleId="TitleChar" w:type="character">
+    <w:name w:val="Title Char"/>
+    <w:basedOn w:val="DefaultParagraphFont"/>
+    <w:link w:val="Title"/>
+    <w:uiPriority w:val="10"/>
+    <w:rsid w:val="00A10FD9"/>
+    <w:rPr>
+      <w:rFonts w:asciiTheme="majorHAnsi" w:cstheme="majorBidi" w:eastAsiaTheme="majorEastAsia" w:hAnsiTheme="majorHAnsi"/>
+      <w:sz w:val="56"/>
+      <w:szCs w:val="56"/>
+    </w:rPr>
+  </w:style>
+  <w:style w:styleId="Subtitle" w:type="paragraph">
+    <w:name w:val="Subtitle"/>
+    <w:basedOn w:val="Title"/>
+    <w:next w:val="BodyText"/>
+    <w:link w:val="SubtitleChar"/>
+    <w:uiPriority w:val="11"/>
+    <w:qFormat/>
+    <w:rsid w:val="00A10FD9"/>
+    <w:pPr>
+      <w:numPr>
+        <w:ilvl w:val="1"/>
+      </w:numPr>
+    </w:pPr>
+    <w:rPr>
+      <w:rFonts w:cstheme="majorBidi" w:eastAsiaTheme="majorEastAsia"/>
+      <w:spacing w:val="15"/>
+      <w:sz w:val="28"/>
+      <w:szCs w:val="28"/>
+    </w:rPr>
+  </w:style>
+  <w:style w:customStyle="1" w:styleId="SubtitleChar" w:type="character">
+    <w:name w:val="Subtitle Char"/>
+    <w:basedOn w:val="DefaultParagraphFont"/>
+    <w:link w:val="Subtitle"/>
+    <w:uiPriority w:val="11"/>
+    <w:rsid w:val="00A10FD9"/>
+    <w:rPr>
+      <w:rFonts w:cstheme="majorBidi" w:eastAsiaTheme="majorEastAsia"/>
+      <w:color w:themeColor="text1" w:themeTint="A6" w:val="595959"/>
+      <w:spacing w:val="15"/>
+      <w:sz w:val="28"/>
+      <w:szCs w:val="28"/>
+    </w:rPr>
+  </w:style>
+  <w:style w:customStyle="1" w:styleId="Author" w:type="paragraph">
+    <w:name w:val="Author"/>
+    <w:basedOn w:val="Title"/>
+    <w:next w:val="BodyText"/>
+    <w:qFormat/>
+    <w:pPr>
+      <w:keepNext/>
+      <w:keepLines/>
+    </w:pPr>
+    <w:rPr>
+      <w:sz w:val="24"/>
+      <w:szCs w:val="24"/>
+    </w:rPr>
+  </w:style>
+  <w:style w:styleId="Date" w:type="paragraph">
+    <w:name w:val="Date"/>
+    <w:basedOn w:val="Title"/>
+    <w:next w:val="BodyText"/>
+    <w:qFormat/>
+    <w:pPr>
+      <w:keepNext/>
+      <w:keepLines/>
+    </w:pPr>
+    <w:rPr>
+      <w:sz w:val="24"/>
+      <w:szCs w:val="24"/>
+    </w:rPr>
+  </w:style>
+  <w:style w:customStyle="1" w:styleId="AbstractTitle" w:type="paragraph">
+    <w:name w:val="Abstract Title"/>
+    <w:basedOn w:val="Normal"/>
+    <w:next w:val="Abstract"/>
+    <w:qFormat/>
+    <w:pPr>
+      <w:keepNext/>
+      <w:keepLines/>
+      <w:spacing w:after="0" w:before="300"/>
+      <w:jc w:val="center"/>
+    </w:pPr>
+    <w:rPr>
+      <w:b/>
+      <w:sz w:val="20"/>
+      <w:szCs w:val="20"/>
+    </w:rPr>
+  </w:style>
+  <w:style w:customStyle="1" w:styleId="Abstract" w:type="paragraph">
+    <w:name w:val="Abstract"/>
+    <w:basedOn w:val="Normal"/>
+    <w:next w:val="BodyText"/>
+    <w:qFormat/>
+    <w:pPr>
+      <w:keepNext/>
+      <w:keepLines/>
+      <w:spacing w:after="300" w:before="100"/>
+    </w:pPr>
+    <w:rPr>
+      <w:sz w:val="20"/>
+      <w:szCs w:val="20"/>
+    </w:rPr>
+  </w:style>
+  <w:style w:styleId="Bibliography" w:type="paragraph">
+    <w:name w:val="Bibliography"/>
+    <w:basedOn w:val="Normal"/>
+    <w:next w:val="Bibliography"/>
+    <w:qFormat/>
+    <w:pPr/>
+    <w:rPr/>
+  </w:style>
+  <w:style w:styleId="Heading1" w:type="paragraph">
     <w:name w:val="heading 1"/>
     <w:basedOn w:val="Normal"/>
     <w:next w:val="BodyText"/>
@@ -1718,17 +1858,19 @@
     <w:pPr>
       <w:keepNext/>
       <w:keepLines/>
-      <w:spacing w:before="240" w:after="80"/>
+      <w:spacing w:after="80" w:before="240"/>
       <w:outlineLvl w:val="0"/>
     </w:pPr>
     <w:rPr>
-      <w:rFonts w:ascii="Segoe UI Semibold" w:eastAsia="Segoe UI Semibold" w:hAnsi="Segoe UI Semibold" w:cs="Segoe UI Semibold"/>
+      <w:rFonts w:ascii="Segoe UI Semibold" w:cs="Segoe UI Semibold" w:eastAsia="Segoe UI Semibold" w:hAnsi="Segoe UI Semibold"/>
+      <w:b w:val="0"/>
+      <w:i w:val="0"/>
       <w:color w:val="3B1041"/>
       <w:sz w:val="40"/>
       <w:szCs w:val="40"/>
     </w:rPr>
   </w:style>
-  <w:style w:type="paragraph" w:styleId="Heading2">
+  <w:style w:styleId="Heading2" w:type="paragraph">
     <w:name w:val="heading 2"/>
     <w:basedOn w:val="Normal"/>
     <w:next w:val="BodyText"/>
@@ -1741,17 +1883,19 @@
     <w:pPr>
       <w:keepNext/>
       <w:keepLines/>
-      <w:spacing w:before="280" w:after="80"/>
+      <w:spacing w:after="80" w:before="280"/>
       <w:outlineLvl w:val="1"/>
     </w:pPr>
     <w:rPr>
-      <w:rFonts w:ascii="Segoe UI Semibold" w:eastAsia="Segoe UI Semibold" w:hAnsi="Segoe UI Semibold" w:cs="Segoe UI Semibold"/>
+      <w:rFonts w:ascii="Segoe UI Semibold" w:cs="Segoe UI Semibold" w:eastAsia="Segoe UI Semibold" w:hAnsi="Segoe UI Semibold"/>
+      <w:b w:val="0"/>
+      <w:i w:val="0"/>
       <w:color w:val="3B1041"/>
       <w:sz w:val="30"/>
       <w:szCs w:val="32"/>
     </w:rPr>
   </w:style>
-  <w:style w:type="paragraph" w:styleId="Heading3">
+  <w:style w:styleId="Heading3" w:type="paragraph">
     <w:name w:val="heading 3"/>
     <w:basedOn w:val="Normal"/>
     <w:next w:val="BodyText"/>
@@ -1764,17 +1908,19 @@
     <w:pPr>
       <w:keepNext/>
       <w:keepLines/>
-      <w:spacing w:before="200" w:after="80"/>
+      <w:spacing w:after="80" w:before="200"/>
       <w:outlineLvl w:val="2"/>
     </w:pPr>
     <w:rPr>
-      <w:rFonts w:ascii="Segoe UI Semibold" w:eastAsia="Segoe UI Semibold" w:hAnsi="Segoe UI Semibold" w:cs="Segoe UI Semibold"/>
+      <w:rFonts w:ascii="Segoe UI Semibold" w:cs="Segoe UI Semibold" w:eastAsia="Segoe UI Semibold" w:hAnsi="Segoe UI Semibold"/>
+      <w:b w:val="0"/>
+      <w:i w:val="0"/>
       <w:color w:val="3B1041"/>
       <w:sz w:val="25"/>
       <w:szCs w:val="28"/>
     </w:rPr>
   </w:style>
-  <w:style w:type="paragraph" w:styleId="Heading4">
+  <w:style w:styleId="Heading4" w:type="paragraph">
     <w:name w:val="heading 4"/>
     <w:basedOn w:val="Normal"/>
     <w:next w:val="BodyText"/>
@@ -1787,16 +1933,19 @@
     <w:pPr>
       <w:keepNext/>
       <w:keepLines/>
-      <w:spacing w:before="160" w:after="80"/>
+      <w:spacing w:after="80" w:before="160"/>
       <w:outlineLvl w:val="3"/>
     </w:pPr>
     <w:rPr>
-      <w:rFonts w:ascii="Segoe UI Semibold" w:eastAsia="Segoe UI Semibold" w:hAnsi="Segoe UI Semibold" w:cs="Segoe UI Semibold"/>
+      <w:rFonts w:ascii="Segoe UI Semibold" w:cs="Segoe UI Semibold" w:eastAsia="Segoe UI Semibold" w:hAnsi="Segoe UI Semibold"/>
+      <w:b w:val="0"/>
+      <w:i w:val="0"/>
       <w:iCs/>
+      <w:color w:val="242424"/>
       <w:sz w:val="22"/>
     </w:rPr>
   </w:style>
-  <w:style w:type="paragraph" w:styleId="Heading5">
+  <w:style w:styleId="Heading5" w:type="paragraph">
     <w:name w:val="heading 5"/>
     <w:basedOn w:val="Normal"/>
     <w:next w:val="BodyText"/>
@@ -1809,14 +1958,18 @@
     <w:pPr>
       <w:keepNext/>
       <w:keepLines/>
-      <w:spacing w:before="120" w:after="80"/>
+      <w:spacing w:after="80" w:before="120"/>
       <w:outlineLvl w:val="4"/>
     </w:pPr>
     <w:rPr>
-      <w:rFonts w:ascii="Segoe UI Semibold" w:eastAsia="Segoe UI Semibold" w:hAnsi="Segoe UI Semibold" w:cs="Segoe UI Semibold"/>
-    </w:rPr>
-  </w:style>
-  <w:style w:type="paragraph" w:styleId="Heading6">
+      <w:rFonts w:ascii="Segoe UI Semibold" w:cs="Segoe UI Semibold" w:eastAsia="Segoe UI Semibold" w:hAnsi="Segoe UI Semibold"/>
+      <w:b w:val="0"/>
+      <w:i w:val="0"/>
+      <w:color w:val="242424"/>
+      <w:sz w:val="21"/>
+    </w:rPr>
+  </w:style>
+  <w:style w:styleId="Heading6" w:type="paragraph">
     <w:name w:val="heading 6"/>
     <w:basedOn w:val="Normal"/>
     <w:next w:val="BodyText"/>
@@ -1829,17 +1982,17 @@
     <w:pPr>
       <w:keepNext/>
       <w:keepLines/>
-      <w:spacing w:before="40" w:after="0"/>
+      <w:spacing w:after="0" w:before="40"/>
       <w:outlineLvl w:val="5"/>
     </w:pPr>
     <w:rPr>
-      <w:rFonts w:eastAsiaTheme="majorEastAsia" w:cstheme="majorBidi"/>
+      <w:rFonts w:cstheme="majorBidi" w:eastAsiaTheme="majorEastAsia"/>
       <w:i/>
       <w:iCs/>
-      <w:color w:val="595959" w:themeColor="text1" w:themeTint="A6"/>
-    </w:rPr>
-  </w:style>
-  <w:style w:type="paragraph" w:styleId="Heading7">
+      <w:color w:themeColor="text1" w:themeTint="A6" w:val="595959"/>
+    </w:rPr>
+  </w:style>
+  <w:style w:styleId="Heading7" w:type="paragraph">
     <w:name w:val="heading 7"/>
     <w:basedOn w:val="Normal"/>
     <w:next w:val="BodyText"/>
@@ -1852,15 +2005,15 @@
     <w:pPr>
       <w:keepNext/>
       <w:keepLines/>
-      <w:spacing w:before="40" w:after="0"/>
+      <w:spacing w:after="0" w:before="40"/>
       <w:outlineLvl w:val="6"/>
     </w:pPr>
     <w:rPr>
-      <w:rFonts w:eastAsiaTheme="majorEastAsia" w:cstheme="majorBidi"/>
-      <w:color w:val="595959" w:themeColor="text1" w:themeTint="A6"/>
-    </w:rPr>
-  </w:style>
-  <w:style w:type="paragraph" w:styleId="Heading8">
+      <w:rFonts w:cstheme="majorBidi" w:eastAsiaTheme="majorEastAsia"/>
+      <w:color w:themeColor="text1" w:themeTint="A6" w:val="595959"/>
+    </w:rPr>
+  </w:style>
+  <w:style w:styleId="Heading8" w:type="paragraph">
     <w:name w:val="heading 8"/>
     <w:basedOn w:val="Normal"/>
     <w:next w:val="BodyText"/>
@@ -1877,13 +2030,13 @@
       <w:outlineLvl w:val="7"/>
     </w:pPr>
     <w:rPr>
-      <w:rFonts w:eastAsiaTheme="majorEastAsia" w:cstheme="majorBidi"/>
+      <w:rFonts w:cstheme="majorBidi" w:eastAsiaTheme="majorEastAsia"/>
       <w:i/>
       <w:iCs/>
-      <w:color w:val="272727" w:themeColor="text1" w:themeTint="D8"/>
-    </w:rPr>
-  </w:style>
-  <w:style w:type="paragraph" w:styleId="Heading9">
+      <w:color w:themeColor="text1" w:themeTint="D8" w:val="272727"/>
+    </w:rPr>
+  </w:style>
+  <w:style w:styleId="Heading9" w:type="paragraph">
     <w:name w:val="heading 9"/>
     <w:basedOn w:val="Normal"/>
     <w:next w:val="BodyText"/>
@@ -1900,204 +2053,24 @@
       <w:outlineLvl w:val="8"/>
     </w:pPr>
     <w:rPr>
-      <w:rFonts w:eastAsiaTheme="majorEastAsia" w:cstheme="majorBidi"/>
-      <w:color w:val="272727" w:themeColor="text1" w:themeTint="D8"/>
-    </w:rPr>
-  </w:style>
-  <w:style w:type="character" w:default="1" w:styleId="DefaultParagraphFont">
-    <w:name w:val="Default Paragraph Font"/>
-    <w:uiPriority w:val="1"/>
-    <w:semiHidden/>
-    <w:unhideWhenUsed/>
-  </w:style>
-  <w:style w:type="table" w:default="1" w:styleId="TableNormal">
-    <w:name w:val="Normal Table"/>
-    <w:uiPriority w:val="99"/>
-    <w:semiHidden/>
-    <w:unhideWhenUsed/>
-    <w:tblPr>
-      <w:tblInd w:w="0" w:type="dxa"/>
-      <w:tblCellMar>
-        <w:top w:w="0" w:type="dxa"/>
-        <w:left w:w="108" w:type="dxa"/>
-        <w:bottom w:w="0" w:type="dxa"/>
-        <w:right w:w="108" w:type="dxa"/>
-      </w:tblCellMar>
-    </w:tblPr>
-  </w:style>
-  <w:style w:type="numbering" w:default="1" w:styleId="NoList">
-    <w:name w:val="No List"/>
-    <w:uiPriority w:val="99"/>
-    <w:semiHidden/>
-    <w:unhideWhenUsed/>
-  </w:style>
-  <w:style w:type="paragraph" w:styleId="BodyText">
-    <w:name w:val="Body Text"/>
-    <w:basedOn w:val="Normal"/>
-    <w:qFormat/>
-    <w:pPr>
-      <w:spacing w:before="180" w:after="120"/>
-    </w:pPr>
-  </w:style>
-  <w:style w:type="paragraph" w:customStyle="1" w:styleId="FirstParagraph">
-    <w:name w:val="First Paragraph"/>
-    <w:basedOn w:val="BodyText"/>
-    <w:next w:val="BodyText"/>
-    <w:qFormat/>
-  </w:style>
-  <w:style w:type="paragraph" w:customStyle="1" w:styleId="Compact">
-    <w:name w:val="Compact"/>
-    <w:basedOn w:val="BodyText"/>
-    <w:qFormat/>
-    <w:pPr>
-      <w:spacing w:before="36" w:after="36"/>
-    </w:pPr>
-  </w:style>
-  <w:style w:type="paragraph" w:styleId="Title">
-    <w:name w:val="Title"/>
-    <w:basedOn w:val="Normal"/>
-    <w:next w:val="BodyText"/>
-    <w:link w:val="TitleChar"/>
-    <w:uiPriority w:val="10"/>
-    <w:qFormat/>
-    <w:rsid w:val="00A10FD9"/>
-    <w:pPr>
-      <w:spacing w:after="80"/>
-      <w:contextualSpacing/>
-      <w:jc w:val="center"/>
-    </w:pPr>
-    <w:rPr>
-      <w:rFonts w:ascii="Segoe UI Semibold" w:eastAsia="Segoe UI Semibold" w:hAnsi="Segoe UI Semibold" w:cs="Segoe UI Semibold"/>
-      <w:color w:val="3B1041"/>
-      <w:sz w:val="48"/>
-      <w:szCs w:val="56"/>
-    </w:rPr>
-  </w:style>
-  <w:style w:type="character" w:customStyle="1" w:styleId="TitleChar">
-    <w:name w:val="Title Char"/>
-    <w:basedOn w:val="DefaultParagraphFont"/>
-    <w:link w:val="Title"/>
-    <w:uiPriority w:val="10"/>
-    <w:rsid w:val="00A10FD9"/>
-    <w:rPr>
-      <w:rFonts w:asciiTheme="majorHAnsi" w:eastAsiaTheme="majorEastAsia" w:hAnsiTheme="majorHAnsi" w:cstheme="majorBidi"/>
-      <w:sz w:val="56"/>
-      <w:szCs w:val="56"/>
-    </w:rPr>
-  </w:style>
-  <w:style w:type="paragraph" w:styleId="Subtitle">
-    <w:name w:val="Subtitle"/>
-    <w:basedOn w:val="Title"/>
-    <w:next w:val="BodyText"/>
-    <w:link w:val="SubtitleChar"/>
-    <w:uiPriority w:val="11"/>
-    <w:qFormat/>
-    <w:rsid w:val="00A10FD9"/>
-    <w:pPr>
-      <w:numPr>
-        <w:ilvl w:val="1"/>
-      </w:numPr>
-    </w:pPr>
-    <w:rPr>
-      <w:rFonts w:eastAsiaTheme="majorEastAsia" w:cstheme="majorBidi"/>
-      <w:spacing w:val="15"/>
-      <w:sz w:val="28"/>
-      <w:szCs w:val="28"/>
-    </w:rPr>
-  </w:style>
-  <w:style w:type="character" w:customStyle="1" w:styleId="SubtitleChar">
-    <w:name w:val="Subtitle Char"/>
-    <w:basedOn w:val="DefaultParagraphFont"/>
-    <w:link w:val="Subtitle"/>
-    <w:uiPriority w:val="11"/>
-    <w:rsid w:val="00A10FD9"/>
-    <w:rPr>
-      <w:rFonts w:eastAsiaTheme="majorEastAsia" w:cstheme="majorBidi"/>
-      <w:color w:val="595959" w:themeColor="text1" w:themeTint="A6"/>
-      <w:spacing w:val="15"/>
-      <w:sz w:val="28"/>
-      <w:szCs w:val="28"/>
-    </w:rPr>
-  </w:style>
-  <w:style w:type="paragraph" w:customStyle="1" w:styleId="Author">
-    <w:name w:val="Author"/>
-    <w:basedOn w:val="Title"/>
-    <w:next w:val="BodyText"/>
-    <w:qFormat/>
-    <w:pPr>
-      <w:keepNext/>
-      <w:keepLines/>
-    </w:pPr>
-    <w:rPr>
-      <w:sz w:val="24"/>
-      <w:szCs w:val="24"/>
-    </w:rPr>
-  </w:style>
-  <w:style w:type="paragraph" w:styleId="Date">
-    <w:name w:val="Date"/>
-    <w:basedOn w:val="Title"/>
-    <w:next w:val="BodyText"/>
-    <w:qFormat/>
-    <w:pPr>
-      <w:keepNext/>
-      <w:keepLines/>
-    </w:pPr>
-    <w:rPr>
-      <w:sz w:val="24"/>
-      <w:szCs w:val="24"/>
-    </w:rPr>
-  </w:style>
-  <w:style w:type="paragraph" w:customStyle="1" w:styleId="AbstractTitle">
-    <w:name w:val="Abstract Title"/>
-    <w:basedOn w:val="Normal"/>
-    <w:next w:val="Abstract"/>
-    <w:qFormat/>
-    <w:pPr>
-      <w:keepNext/>
-      <w:keepLines/>
-      <w:spacing w:before="300" w:after="0"/>
-      <w:jc w:val="center"/>
-    </w:pPr>
-    <w:rPr>
-      <w:b/>
-      <w:sz w:val="20"/>
-      <w:szCs w:val="20"/>
-    </w:rPr>
-  </w:style>
-  <w:style w:type="paragraph" w:customStyle="1" w:styleId="Abstract">
-    <w:name w:val="Abstract"/>
-    <w:basedOn w:val="Normal"/>
-    <w:next w:val="BodyText"/>
-    <w:qFormat/>
-    <w:pPr>
-      <w:keepNext/>
-      <w:keepLines/>
-      <w:spacing w:before="100" w:after="300"/>
-    </w:pPr>
-    <w:rPr>
-      <w:sz w:val="20"/>
-      <w:szCs w:val="20"/>
-    </w:rPr>
-  </w:style>
-  <w:style w:type="paragraph" w:styleId="Bibliography">
-    <w:name w:val="Bibliography"/>
-    <w:basedOn w:val="Normal"/>
-    <w:qFormat/>
-  </w:style>
-  <w:style w:type="character" w:customStyle="1" w:styleId="Heading1Char">
+      <w:rFonts w:cstheme="majorBidi" w:eastAsiaTheme="majorEastAsia"/>
+      <w:color w:themeColor="text1" w:themeTint="D8" w:val="272727"/>
+    </w:rPr>
+  </w:style>
+  <w:style w:customStyle="1" w:styleId="Heading1Char" w:type="character">
     <w:name w:val="Heading 1 Char"/>
     <w:basedOn w:val="DefaultParagraphFont"/>
     <w:link w:val="Heading1"/>
     <w:uiPriority w:val="9"/>
     <w:rsid w:val="00A10FD9"/>
     <w:rPr>
-      <w:rFonts w:asciiTheme="majorHAnsi" w:eastAsiaTheme="majorEastAsia" w:hAnsiTheme="majorHAnsi" w:cstheme="majorBidi"/>
-      <w:color w:val="0F4761" w:themeColor="accent1" w:themeShade="BF"/>
+      <w:rFonts w:asciiTheme="majorHAnsi" w:cstheme="majorBidi" w:eastAsiaTheme="majorEastAsia" w:hAnsiTheme="majorHAnsi"/>
+      <w:color w:themeColor="accent1" w:themeShade="BF" w:val="0F4761"/>
       <w:sz w:val="40"/>
       <w:szCs w:val="40"/>
     </w:rPr>
   </w:style>
-  <w:style w:type="character" w:customStyle="1" w:styleId="Heading2Char">
+  <w:style w:customStyle="1" w:styleId="Heading2Char" w:type="character">
     <w:name w:val="Heading 2 Char"/>
     <w:basedOn w:val="DefaultParagraphFont"/>
     <w:link w:val="Heading2"/>
@@ -2105,13 +2078,13 @@
     <w:semiHidden/>
     <w:rsid w:val="00A10FD9"/>
     <w:rPr>
-      <w:rFonts w:asciiTheme="majorHAnsi" w:eastAsiaTheme="majorEastAsia" w:hAnsiTheme="majorHAnsi" w:cstheme="majorBidi"/>
-      <w:color w:val="0F4761" w:themeColor="accent1" w:themeShade="BF"/>
+      <w:rFonts w:asciiTheme="majorHAnsi" w:cstheme="majorBidi" w:eastAsiaTheme="majorEastAsia" w:hAnsiTheme="majorHAnsi"/>
+      <w:color w:themeColor="accent1" w:themeShade="BF" w:val="0F4761"/>
       <w:sz w:val="32"/>
       <w:szCs w:val="32"/>
     </w:rPr>
   </w:style>
-  <w:style w:type="character" w:customStyle="1" w:styleId="Heading3Char">
+  <w:style w:customStyle="1" w:styleId="Heading3Char" w:type="character">
     <w:name w:val="Heading 3 Char"/>
     <w:basedOn w:val="DefaultParagraphFont"/>
     <w:link w:val="Heading3"/>
@@ -2119,13 +2092,13 @@
     <w:semiHidden/>
     <w:rsid w:val="00A10FD9"/>
     <w:rPr>
-      <w:rFonts w:eastAsiaTheme="majorEastAsia" w:cstheme="majorBidi"/>
-      <w:color w:val="0F4761" w:themeColor="accent1" w:themeShade="BF"/>
+      <w:rFonts w:cstheme="majorBidi" w:eastAsiaTheme="majorEastAsia"/>
+      <w:color w:themeColor="accent1" w:themeShade="BF" w:val="0F4761"/>
       <w:sz w:val="28"/>
       <w:szCs w:val="28"/>
     </w:rPr>
   </w:style>
-  <w:style w:type="character" w:customStyle="1" w:styleId="Heading4Char">
+  <w:style w:customStyle="1" w:styleId="Heading4Char" w:type="character">
     <w:name w:val="Heading 4 Char"/>
     <w:basedOn w:val="DefaultParagraphFont"/>
     <w:link w:val="Heading4"/>
@@ -2133,13 +2106,13 @@
     <w:semiHidden/>
     <w:rsid w:val="00A10FD9"/>
     <w:rPr>
-      <w:rFonts w:eastAsiaTheme="majorEastAsia" w:cstheme="majorBidi"/>
+      <w:rFonts w:cstheme="majorBidi" w:eastAsiaTheme="majorEastAsia"/>
       <w:i/>
       <w:iCs/>
-      <w:color w:val="0F4761" w:themeColor="accent1" w:themeShade="BF"/>
-    </w:rPr>
-  </w:style>
-  <w:style w:type="character" w:customStyle="1" w:styleId="Heading5Char">
+      <w:color w:themeColor="accent1" w:themeShade="BF" w:val="0F4761"/>
+    </w:rPr>
+  </w:style>
+  <w:style w:customStyle="1" w:styleId="Heading5Char" w:type="character">
     <w:name w:val="Heading 5 Char"/>
     <w:basedOn w:val="DefaultParagraphFont"/>
     <w:link w:val="Heading5"/>
@@ -2147,11 +2120,11 @@
     <w:semiHidden/>
     <w:rsid w:val="00A10FD9"/>
     <w:rPr>
-      <w:rFonts w:eastAsiaTheme="majorEastAsia" w:cstheme="majorBidi"/>
-      <w:color w:val="0F4761" w:themeColor="accent1" w:themeShade="BF"/>
-    </w:rPr>
-  </w:style>
-  <w:style w:type="character" w:customStyle="1" w:styleId="Heading6Char">
+      <w:rFonts w:cstheme="majorBidi" w:eastAsiaTheme="majorEastAsia"/>
+      <w:color w:themeColor="accent1" w:themeShade="BF" w:val="0F4761"/>
+    </w:rPr>
+  </w:style>
+  <w:style w:customStyle="1" w:styleId="Heading6Char" w:type="character">
     <w:name w:val="Heading 6 Char"/>
     <w:basedOn w:val="DefaultParagraphFont"/>
     <w:link w:val="Heading6"/>
@@ -2159,13 +2132,13 @@
     <w:semiHidden/>
     <w:rsid w:val="00A10FD9"/>
     <w:rPr>
-      <w:rFonts w:eastAsiaTheme="majorEastAsia" w:cstheme="majorBidi"/>
+      <w:rFonts w:cstheme="majorBidi" w:eastAsiaTheme="majorEastAsia"/>
       <w:i/>
       <w:iCs/>
-      <w:color w:val="595959" w:themeColor="text1" w:themeTint="A6"/>
-    </w:rPr>
-  </w:style>
-  <w:style w:type="character" w:customStyle="1" w:styleId="Heading7Char">
+      <w:color w:themeColor="text1" w:themeTint="A6" w:val="595959"/>
+    </w:rPr>
+  </w:style>
+  <w:style w:customStyle="1" w:styleId="Heading7Char" w:type="character">
     <w:name w:val="Heading 7 Char"/>
     <w:basedOn w:val="DefaultParagraphFont"/>
     <w:link w:val="Heading7"/>
@@ -2173,11 +2146,11 @@
     <w:semiHidden/>
     <w:rsid w:val="00A10FD9"/>
     <w:rPr>
-      <w:rFonts w:eastAsiaTheme="majorEastAsia" w:cstheme="majorBidi"/>
-      <w:color w:val="595959" w:themeColor="text1" w:themeTint="A6"/>
-    </w:rPr>
-  </w:style>
-  <w:style w:type="character" w:customStyle="1" w:styleId="Heading8Char">
+      <w:rFonts w:cstheme="majorBidi" w:eastAsiaTheme="majorEastAsia"/>
+      <w:color w:themeColor="text1" w:themeTint="A6" w:val="595959"/>
+    </w:rPr>
+  </w:style>
+  <w:style w:customStyle="1" w:styleId="Heading8Char" w:type="character">
     <w:name w:val="Heading 8 Char"/>
     <w:basedOn w:val="DefaultParagraphFont"/>
     <w:link w:val="Heading8"/>
@@ -2185,13 +2158,13 @@
     <w:semiHidden/>
     <w:rsid w:val="00A10FD9"/>
     <w:rPr>
-      <w:rFonts w:eastAsiaTheme="majorEastAsia" w:cstheme="majorBidi"/>
+      <w:rFonts w:cstheme="majorBidi" w:eastAsiaTheme="majorEastAsia"/>
       <w:i/>
       <w:iCs/>
-      <w:color w:val="272727" w:themeColor="text1" w:themeTint="D8"/>
-    </w:rPr>
-  </w:style>
-  <w:style w:type="character" w:customStyle="1" w:styleId="Heading9Char">
+      <w:color w:themeColor="text1" w:themeTint="D8" w:val="272727"/>
+    </w:rPr>
+  </w:style>
+  <w:style w:customStyle="1" w:styleId="Heading9Char" w:type="character">
     <w:name w:val="Heading 9 Char"/>
     <w:basedOn w:val="DefaultParagraphFont"/>
     <w:link w:val="Heading9"/>
@@ -2199,11 +2172,11 @@
     <w:semiHidden/>
     <w:rsid w:val="00A10FD9"/>
     <w:rPr>
-      <w:rFonts w:eastAsiaTheme="majorEastAsia" w:cstheme="majorBidi"/>
-      <w:color w:val="272727" w:themeColor="text1" w:themeTint="D8"/>
-    </w:rPr>
-  </w:style>
-  <w:style w:type="paragraph" w:styleId="BlockText">
+      <w:rFonts w:cstheme="majorBidi" w:eastAsiaTheme="majorEastAsia"/>
+      <w:color w:themeColor="text1" w:themeTint="D8" w:val="272727"/>
+    </w:rPr>
+  </w:style>
+  <w:style w:styleId="BlockText" w:type="paragraph">
     <w:name w:val="Block Text"/>
     <w:basedOn w:val="BodyText"/>
     <w:next w:val="BodyText"/>
@@ -2211,22 +2184,29 @@
     <w:unhideWhenUsed/>
     <w:qFormat/>
     <w:pPr>
+      <w:spacing w:after="40" w:before="40"/>
+      <w:ind w:firstLine="0" w:left="288" w:right="144"/>
       <w:pBdr>
-        <w:left w:val="single" w:sz="18" w:space="8" w:color="3B1041"/>
+        <w:left w:color="3B1041" w:space="8" w:sz="18" w:val="single"/>
       </w:pBdr>
-      <w:shd w:val="clear" w:color="auto" w:fill="FBF6FD"/>
-      <w:spacing w:before="40" w:after="40"/>
-      <w:ind w:left="288" w:right="144"/>
+      <w:shd w:color="auto" w:fill="FBF6FD" w:val="clear"/>
     </w:pPr>
-  </w:style>
-  <w:style w:type="paragraph" w:styleId="FootnoteText">
-    <w:name w:val="footnote text"/>
+    <w:rPr>
+      <w:rFonts w:ascii="Segoe UI" w:cs="Segoe UI" w:eastAsia="Segoe UI" w:hAnsi="Segoe UI"/>
+      <w:i w:val="0"/>
+      <w:color w:val="242424"/>
+      <w:sz w:val="21"/>
+    </w:rPr>
+  </w:style>
+  <w:style w:styleId="FootnoteText" w:type="paragraph">
+    <w:name w:val="Footnote Text"/>
     <w:basedOn w:val="Normal"/>
+    <w:next w:val="FootnoteText"/>
     <w:uiPriority w:val="9"/>
     <w:unhideWhenUsed/>
     <w:qFormat/>
   </w:style>
-  <w:style w:type="paragraph" w:customStyle="1" w:styleId="FootnoteBlockText">
+  <w:style w:styleId="FootnoteBlockText" w:type="paragraph">
     <w:name w:val="Footnote Block Text"/>
     <w:basedOn w:val="FootnoteText"/>
     <w:next w:val="FootnoteText"/>
@@ -2234,35 +2214,40 @@
     <w:unhideWhenUsed/>
     <w:qFormat/>
     <w:pPr>
-      <w:spacing w:before="100" w:after="100"/>
-      <w:ind w:left="480" w:right="480"/>
+      <w:spacing w:after="100" w:before="100"/>
+      <w:ind w:firstLine="0" w:left="480" w:right="480"/>
     </w:pPr>
   </w:style>
-  <w:style w:type="table" w:customStyle="1" w:styleId="Table">
+  <w:style w:default="1" w:styleId="DefaultParagraphFont" w:type="character">
+    <w:name w:val="Default Paragraph Font"/>
+    <w:semiHidden/>
+    <w:unhideWhenUsed/>
+  </w:style>
+  <w:style w:default="1" w:styleId="Table" w:type="table">
     <w:name w:val="Table"/>
+    <w:basedOn w:val="TableNormal"/>
     <w:semiHidden/>
     <w:unhideWhenUsed/>
     <w:qFormat/>
     <w:tblPr>
-      <w:tblInd w:w="0" w:type="dxa"/>
+      <w:tblInd w:type="dxa" w:w="0"/>
       <w:tblCellMar>
-        <w:top w:w="0" w:type="dxa"/>
-        <w:left w:w="108" w:type="dxa"/>
-        <w:bottom w:w="0" w:type="dxa"/>
-        <w:right w:w="108" w:type="dxa"/>
+        <w:top w:type="dxa" w:w="0"/>
+        <w:left w:type="dxa" w:w="108"/>
+        <w:bottom w:type="dxa" w:w="0"/>
+        <w:right w:type="dxa" w:w="108"/>
       </w:tblCellMar>
     </w:tblPr>
     <w:tblStylePr w:type="firstRow">
-      <w:tblPr/>
       <w:tcPr>
         <w:tcBorders>
-          <w:bottom w:val="single" w:sz="0" w:space="0" w:color="auto"/>
+          <w:bottom w:val="single"/>
         </w:tcBorders>
         <w:vAlign w:val="bottom"/>
       </w:tcPr>
     </w:tblStylePr>
   </w:style>
-  <w:style w:type="paragraph" w:customStyle="1" w:styleId="DefinitionTerm">
+  <w:style w:customStyle="1" w:styleId="DefinitionTerm" w:type="paragraph">
     <w:name w:val="Definition Term"/>
     <w:basedOn w:val="Normal"/>
     <w:next w:val="Definition"/>
@@ -2275,77 +2260,76 @@
       <w:b/>
     </w:rPr>
   </w:style>
-  <w:style w:type="paragraph" w:customStyle="1" w:styleId="Definition">
+  <w:style w:customStyle="1" w:styleId="Definition" w:type="paragraph">
     <w:name w:val="Definition"/>
     <w:basedOn w:val="Normal"/>
   </w:style>
-  <w:style w:type="paragraph" w:styleId="Caption">
-    <w:name w:val="caption"/>
+  <w:style w:styleId="Caption" w:type="paragraph">
+    <w:name w:val="Caption"/>
     <w:basedOn w:val="Normal"/>
-    <w:link w:val="CaptionChar"/>
+    <w:link w:val="BodyTextChar"/>
     <w:pPr>
-      <w:spacing w:after="120"/>
+      <w:spacing w:after="120" w:before="0"/>
     </w:pPr>
     <w:rPr>
       <w:i/>
     </w:rPr>
   </w:style>
-  <w:style w:type="paragraph" w:customStyle="1" w:styleId="TableCaption">
+  <w:style w:customStyle="1" w:styleId="TableCaption" w:type="paragraph">
     <w:name w:val="Table Caption"/>
     <w:basedOn w:val="Caption"/>
     <w:pPr>
       <w:keepNext/>
     </w:pPr>
   </w:style>
-  <w:style w:type="paragraph" w:customStyle="1" w:styleId="ImageCaption">
+  <w:style w:customStyle="1" w:styleId="ImageCaption" w:type="paragraph">
     <w:name w:val="Image Caption"/>
     <w:basedOn w:val="Caption"/>
   </w:style>
-  <w:style w:type="paragraph" w:customStyle="1" w:styleId="Figure">
+  <w:style w:customStyle="1" w:styleId="Figure" w:type="paragraph">
     <w:name w:val="Figure"/>
     <w:basedOn w:val="Normal"/>
   </w:style>
-  <w:style w:type="paragraph" w:customStyle="1" w:styleId="CaptionedFigure">
+  <w:style w:customStyle="1" w:styleId="CaptionedFigure" w:type="paragraph">
     <w:name w:val="Captioned Figure"/>
     <w:basedOn w:val="Figure"/>
     <w:pPr>
       <w:keepNext/>
     </w:pPr>
   </w:style>
-  <w:style w:type="character" w:customStyle="1" w:styleId="CaptionChar">
-    <w:name w:val="Caption Char"/>
+  <w:style w:customStyle="1" w:styleId="BodyTextChar" w:type="character">
+    <w:name w:val="Body Text Char"/>
     <w:basedOn w:val="DefaultParagraphFont"/>
-    <w:link w:val="Caption"/>
-  </w:style>
-  <w:style w:type="character" w:customStyle="1" w:styleId="VerbatimChar">
+    <w:link w:val="BodyText"/>
+  </w:style>
+  <w:style w:customStyle="1" w:styleId="VerbatimChar" w:type="character">
     <w:name w:val="Verbatim Char"/>
-    <w:basedOn w:val="CaptionChar"/>
-    <w:link w:val="SourceCode"/>
-    <w:rPr>
-      <w:rFonts w:ascii="Consolas" w:eastAsia="Consolas" w:hAnsi="Consolas" w:cs="Consolas"/>
+    <w:basedOn w:val="BodyTextChar"/>
+    <w:rPr>
+      <w:rFonts w:ascii="Consolas" w:cs="Consolas" w:eastAsia="Consolas" w:hAnsi="Consolas"/>
       <w:color w:val="5B2A63"/>
       <w:sz w:val="19"/>
     </w:rPr>
   </w:style>
-  <w:style w:type="character" w:customStyle="1" w:styleId="SectionNumber">
+  <w:style w:customStyle="1" w:styleId="SectionNumber" w:type="character">
     <w:name w:val="Section Number"/>
-    <w:basedOn w:val="CaptionChar"/>
-  </w:style>
-  <w:style w:type="character" w:styleId="FootnoteReference">
-    <w:name w:val="footnote reference"/>
-    <w:basedOn w:val="CaptionChar"/>
+    <w:basedOn w:val="BodyTextChar"/>
+  </w:style>
+  <w:style w:styleId="FootnoteReference" w:type="character">
+    <w:name w:val="Footnote Reference"/>
+    <w:basedOn w:val="BodyTextChar"/>
     <w:rPr>
       <w:vertAlign w:val="superscript"/>
     </w:rPr>
   </w:style>
-  <w:style w:type="character" w:styleId="Hyperlink">
+  <w:style w:styleId="Hyperlink" w:type="character">
     <w:name w:val="Hyperlink"/>
-    <w:basedOn w:val="CaptionChar"/>
+    <w:basedOn w:val="BodyTextChar"/>
     <w:rPr>
       <w:color w:val="0F6CBD"/>
     </w:rPr>
   </w:style>
-  <w:style w:type="paragraph" w:styleId="TOCHeading">
+  <w:style w:styleId="TOCHeading" w:type="paragraph">
     <w:name w:val="TOC Heading"/>
     <w:basedOn w:val="Heading1"/>
     <w:next w:val="BodyText"/>
@@ -2353,49 +2337,53 @@
     <w:unhideWhenUsed/>
     <w:qFormat/>
     <w:pPr>
-      <w:spacing w:line="259" w:lineRule="auto"/>
+      <w:spacing w:before="240" w:line="259" w:lineRule="auto"/>
       <w:outlineLvl w:val="9"/>
     </w:pPr>
     <w:rPr>
+      <w:rFonts w:ascii="Segoe UI Semibold" w:cs="Segoe UI Semibold" w:eastAsia="Segoe UI Semibold" w:hAnsi="Segoe UI Semibold"/>
+      <w:b w:val="0"/>
+      <w:bCs w:val="0"/>
+      <w:color w:val="3B1041"/>
       <w:sz w:val="30"/>
     </w:rPr>
   </w:style>
-  <w:style w:type="paragraph" w:customStyle="1" w:styleId="CalloutMarker">
+  <w:style w:customStyle="1" w:styleId="CalloutMarker" w:type="paragraph">
     <w:name w:val="Callout Marker"/>
     <w:basedOn w:val="Normal"/>
     <w:pPr>
-      <w:spacing w:after="0"/>
+      <w:spacing w:after="0" w:before="0"/>
     </w:pPr>
     <w:rPr>
       <w:sz w:val="4"/>
     </w:rPr>
   </w:style>
-  <w:style w:type="character" w:customStyle="1" w:styleId="PromptGoal">
+  <w:style w:customStyle="1" w:styleId="PromptGoal" w:type="character">
     <w:name w:val="Prompt Goal"/>
     <w:rPr>
       <w:color w:val="1F4E99"/>
-      <w:shd w:val="clear" w:color="auto" w:fill="DCEBFF"/>
-    </w:rPr>
-  </w:style>
-  <w:style w:type="character" w:customStyle="1" w:styleId="PromptSource">
+      <w:shd w:color="auto" w:fill="DCEBFF" w:val="clear"/>
+    </w:rPr>
+  </w:style>
+  <w:style w:customStyle="1" w:styleId="PromptSource" w:type="character">
     <w:name w:val="Prompt Source"/>
     <w:rPr>
       <w:color w:val="1E6B32"/>
-      <w:shd w:val="clear" w:color="auto" w:fill="DFF5E1"/>
-    </w:rPr>
-  </w:style>
-  <w:style w:type="character" w:customStyle="1" w:styleId="PromptExpectations">
+      <w:shd w:color="auto" w:fill="DFF5E1" w:val="clear"/>
+    </w:rPr>
+  </w:style>
+  <w:style w:customStyle="1" w:styleId="PromptExpectations" w:type="character">
     <w:name w:val="Prompt Expectations"/>
     <w:rPr>
       <w:color w:val="8A4B00"/>
-      <w:shd w:val="clear" w:color="auto" w:fill="FFE9CC"/>
-    </w:rPr>
-  </w:style>
-  <w:style w:type="character" w:customStyle="1" w:styleId="PromptConstraints">
+      <w:shd w:color="auto" w:fill="FFE9CC" w:val="clear"/>
+    </w:rPr>
+  </w:style>
+  <w:style w:customStyle="1" w:styleId="PromptConstraints" w:type="character">
     <w:name w:val="Prompt Constraints"/>
     <w:rPr>
       <w:color w:val="5B2C91"/>
-      <w:shd w:val="clear" w:color="auto" w:fill="EDE3FA"/>
+      <w:shd w:color="auto" w:fill="EDE3FA" w:val="clear"/>
     </w:rPr>
   </w:style>
   <w:style w:type="paragraph" w:customStyle="1" w:styleId="SourceCode">
@@ -2403,350 +2391,234 @@
     <w:basedOn w:val="Normal"/>
     <w:link w:val="VerbatimChar"/>
     <w:pPr>
-      <w:wordWrap w:val="0"/>
+      <w:wordWrap w:val="off"/>
     </w:pPr>
   </w:style>
   <w:style w:type="character" w:customStyle="1" w:styleId="KeywordTok">
     <w:name w:val="KeywordTok"/>
     <w:basedOn w:val="VerbatimChar"/>
     <w:rPr>
-      <w:rFonts w:ascii="Consolas" w:eastAsia="Consolas" w:hAnsi="Consolas" w:cs="Consolas"/>
       <w:b/>
       <w:color w:val="007020"/>
-      <w:sz w:val="19"/>
     </w:rPr>
   </w:style>
   <w:style w:type="character" w:customStyle="1" w:styleId="DataTypeTok">
     <w:name w:val="DataTypeTok"/>
     <w:basedOn w:val="VerbatimChar"/>
     <w:rPr>
-      <w:rFonts w:ascii="Consolas" w:eastAsia="Consolas" w:hAnsi="Consolas" w:cs="Consolas"/>
       <w:color w:val="902000"/>
-      <w:sz w:val="19"/>
     </w:rPr>
   </w:style>
   <w:style w:type="character" w:customStyle="1" w:styleId="DecValTok">
     <w:name w:val="DecValTok"/>
     <w:basedOn w:val="VerbatimChar"/>
     <w:rPr>
-      <w:rFonts w:ascii="Consolas" w:eastAsia="Consolas" w:hAnsi="Consolas" w:cs="Consolas"/>
-      <w:color w:val="40A070"/>
-      <w:sz w:val="19"/>
+      <w:color w:val="40a070"/>
     </w:rPr>
   </w:style>
   <w:style w:type="character" w:customStyle="1" w:styleId="BaseNTok">
     <w:name w:val="BaseNTok"/>
     <w:basedOn w:val="VerbatimChar"/>
     <w:rPr>
-      <w:rFonts w:ascii="Consolas" w:eastAsia="Consolas" w:hAnsi="Consolas" w:cs="Consolas"/>
-      <w:color w:val="40A070"/>
-      <w:sz w:val="19"/>
+      <w:color w:val="40a070"/>
     </w:rPr>
   </w:style>
   <w:style w:type="character" w:customStyle="1" w:styleId="FloatTok">
     <w:name w:val="FloatTok"/>
     <w:basedOn w:val="VerbatimChar"/>
     <w:rPr>
-      <w:rFonts w:ascii="Consolas" w:eastAsia="Consolas" w:hAnsi="Consolas" w:cs="Consolas"/>
-      <w:color w:val="40A070"/>
-      <w:sz w:val="19"/>
+      <w:color w:val="40a070"/>
     </w:rPr>
   </w:style>
   <w:style w:type="character" w:customStyle="1" w:styleId="ConstantTok">
     <w:name w:val="ConstantTok"/>
     <w:basedOn w:val="VerbatimChar"/>
     <w:rPr>
-      <w:rFonts w:ascii="Consolas" w:eastAsia="Consolas" w:hAnsi="Consolas" w:cs="Consolas"/>
       <w:color w:val="880000"/>
-      <w:sz w:val="19"/>
     </w:rPr>
   </w:style>
   <w:style w:type="character" w:customStyle="1" w:styleId="CharTok">
     <w:name w:val="CharTok"/>
     <w:basedOn w:val="VerbatimChar"/>
     <w:rPr>
-      <w:rFonts w:ascii="Consolas" w:eastAsia="Consolas" w:hAnsi="Consolas" w:cs="Consolas"/>
-      <w:color w:val="4070A0"/>
-      <w:sz w:val="19"/>
+      <w:color w:val="4070a0"/>
     </w:rPr>
   </w:style>
   <w:style w:type="character" w:customStyle="1" w:styleId="SpecialCharTok">
     <w:name w:val="SpecialCharTok"/>
     <w:basedOn w:val="VerbatimChar"/>
     <w:rPr>
-      <w:rFonts w:ascii="Consolas" w:eastAsia="Consolas" w:hAnsi="Consolas" w:cs="Consolas"/>
-      <w:color w:val="4070A0"/>
-      <w:sz w:val="19"/>
+      <w:color w:val="4070a0"/>
     </w:rPr>
   </w:style>
   <w:style w:type="character" w:customStyle="1" w:styleId="StringTok">
     <w:name w:val="StringTok"/>
     <w:basedOn w:val="VerbatimChar"/>
     <w:rPr>
-      <w:rFonts w:ascii="Consolas" w:eastAsia="Consolas" w:hAnsi="Consolas" w:cs="Consolas"/>
-      <w:color w:val="4070A0"/>
-      <w:sz w:val="19"/>
+      <w:color w:val="4070a0"/>
     </w:rPr>
   </w:style>
   <w:style w:type="character" w:customStyle="1" w:styleId="VerbatimStringTok">
     <w:name w:val="VerbatimStringTok"/>
     <w:basedOn w:val="VerbatimChar"/>
     <w:rPr>
-      <w:rFonts w:ascii="Consolas" w:eastAsia="Consolas" w:hAnsi="Consolas" w:cs="Consolas"/>
-      <w:color w:val="4070A0"/>
-      <w:sz w:val="19"/>
+      <w:color w:val="4070a0"/>
     </w:rPr>
   </w:style>
   <w:style w:type="character" w:customStyle="1" w:styleId="SpecialStringTok">
     <w:name w:val="SpecialStringTok"/>
     <w:basedOn w:val="VerbatimChar"/>
     <w:rPr>
-      <w:rFonts w:ascii="Consolas" w:eastAsia="Consolas" w:hAnsi="Consolas" w:cs="Consolas"/>
-      <w:color w:val="BB6688"/>
-      <w:sz w:val="19"/>
+      <w:color w:val="bb6688"/>
     </w:rPr>
   </w:style>
   <w:style w:type="character" w:customStyle="1" w:styleId="ImportTok">
     <w:name w:val="ImportTok"/>
     <w:basedOn w:val="VerbatimChar"/>
     <w:rPr>
-      <w:rFonts w:ascii="Consolas" w:eastAsia="Consolas" w:hAnsi="Consolas" w:cs="Consolas"/>
       <w:b/>
       <w:color w:val="008000"/>
-      <w:sz w:val="19"/>
     </w:rPr>
   </w:style>
   <w:style w:type="character" w:customStyle="1" w:styleId="CommentTok">
     <w:name w:val="CommentTok"/>
     <w:basedOn w:val="VerbatimChar"/>
     <w:rPr>
-      <w:rFonts w:ascii="Consolas" w:eastAsia="Consolas" w:hAnsi="Consolas" w:cs="Consolas"/>
       <w:i/>
-      <w:color w:val="60A0B0"/>
-      <w:sz w:val="19"/>
+      <w:color w:val="60a0b0"/>
     </w:rPr>
   </w:style>
   <w:style w:type="character" w:customStyle="1" w:styleId="DocumentationTok">
     <w:name w:val="DocumentationTok"/>
     <w:basedOn w:val="VerbatimChar"/>
     <w:rPr>
-      <w:rFonts w:ascii="Consolas" w:eastAsia="Consolas" w:hAnsi="Consolas" w:cs="Consolas"/>
       <w:i/>
-      <w:color w:val="BA2121"/>
-      <w:sz w:val="19"/>
+      <w:color w:val="ba2121"/>
     </w:rPr>
   </w:style>
   <w:style w:type="character" w:customStyle="1" w:styleId="AnnotationTok">
     <w:name w:val="AnnotationTok"/>
     <w:basedOn w:val="VerbatimChar"/>
     <w:rPr>
-      <w:rFonts w:ascii="Consolas" w:eastAsia="Consolas" w:hAnsi="Consolas" w:cs="Consolas"/>
       <w:b/>
       <w:i/>
-      <w:color w:val="60A0B0"/>
-      <w:sz w:val="19"/>
+      <w:color w:val="60a0b0"/>
     </w:rPr>
   </w:style>
   <w:style w:type="character" w:customStyle="1" w:styleId="CommentVarTok">
     <w:name w:val="CommentVarTok"/>
     <w:basedOn w:val="VerbatimChar"/>
     <w:rPr>
-      <w:rFonts w:ascii="Consolas" w:eastAsia="Consolas" w:hAnsi="Consolas" w:cs="Consolas"/>
       <w:b/>
       <w:i/>
-      <w:color w:val="60A0B0"/>
-      <w:sz w:val="19"/>
+      <w:color w:val="60a0b0"/>
     </w:rPr>
   </w:style>
   <w:style w:type="character" w:customStyle="1" w:styleId="OtherTok">
     <w:name w:val="OtherTok"/>
     <w:basedOn w:val="VerbatimChar"/>
     <w:rPr>
-      <w:rFonts w:ascii="Consolas" w:eastAsia="Consolas" w:hAnsi="Consolas" w:cs="Consolas"/>
       <w:color w:val="007020"/>
-      <w:sz w:val="19"/>
     </w:rPr>
   </w:style>
   <w:style w:type="character" w:customStyle="1" w:styleId="FunctionTok">
     <w:name w:val="FunctionTok"/>
     <w:basedOn w:val="VerbatimChar"/>
     <w:rPr>
-      <w:rFonts w:ascii="Consolas" w:eastAsia="Consolas" w:hAnsi="Consolas" w:cs="Consolas"/>
-      <w:color w:val="06287E"/>
-      <w:sz w:val="19"/>
+      <w:color w:val="06287e"/>
     </w:rPr>
   </w:style>
   <w:style w:type="character" w:customStyle="1" w:styleId="VariableTok">
     <w:name w:val="VariableTok"/>
     <w:basedOn w:val="VerbatimChar"/>
     <w:rPr>
-      <w:rFonts w:ascii="Consolas" w:eastAsia="Consolas" w:hAnsi="Consolas" w:cs="Consolas"/>
-      <w:color w:val="19177C"/>
-      <w:sz w:val="19"/>
+      <w:color w:val="19177c"/>
     </w:rPr>
   </w:style>
   <w:style w:type="character" w:customStyle="1" w:styleId="ControlFlowTok">
     <w:name w:val="ControlFlowTok"/>
     <w:basedOn w:val="VerbatimChar"/>
     <w:rPr>
-      <w:rFonts w:ascii="Consolas" w:eastAsia="Consolas" w:hAnsi="Consolas" w:cs="Consolas"/>
       <w:b/>
       <w:color w:val="007020"/>
-      <w:sz w:val="19"/>
     </w:rPr>
   </w:style>
   <w:style w:type="character" w:customStyle="1" w:styleId="OperatorTok">
     <w:name w:val="OperatorTok"/>
     <w:basedOn w:val="VerbatimChar"/>
     <w:rPr>
-      <w:rFonts w:ascii="Consolas" w:eastAsia="Consolas" w:hAnsi="Consolas" w:cs="Consolas"/>
       <w:color w:val="666666"/>
-      <w:sz w:val="19"/>
     </w:rPr>
   </w:style>
   <w:style w:type="character" w:customStyle="1" w:styleId="BuiltInTok">
     <w:name w:val="BuiltInTok"/>
     <w:basedOn w:val="VerbatimChar"/>
     <w:rPr>
-      <w:rFonts w:ascii="Consolas" w:eastAsia="Consolas" w:hAnsi="Consolas" w:cs="Consolas"/>
       <w:color w:val="008000"/>
-      <w:sz w:val="19"/>
     </w:rPr>
   </w:style>
   <w:style w:type="character" w:customStyle="1" w:styleId="ExtensionTok">
     <w:name w:val="ExtensionTok"/>
     <w:basedOn w:val="VerbatimChar"/>
-    <w:rPr>
-      <w:rFonts w:ascii="Consolas" w:eastAsia="Consolas" w:hAnsi="Consolas" w:cs="Consolas"/>
-      <w:color w:val="5B2A63"/>
-      <w:sz w:val="19"/>
-    </w:rPr>
+    <w:rPr/>
   </w:style>
   <w:style w:type="character" w:customStyle="1" w:styleId="PreprocessorTok">
     <w:name w:val="PreprocessorTok"/>
     <w:basedOn w:val="VerbatimChar"/>
     <w:rPr>
-      <w:rFonts w:ascii="Consolas" w:eastAsia="Consolas" w:hAnsi="Consolas" w:cs="Consolas"/>
-      <w:color w:val="BC7A00"/>
-      <w:sz w:val="19"/>
+      <w:color w:val="bc7a00"/>
     </w:rPr>
   </w:style>
   <w:style w:type="character" w:customStyle="1" w:styleId="AttributeTok">
     <w:name w:val="AttributeTok"/>
     <w:basedOn w:val="VerbatimChar"/>
     <w:rPr>
-      <w:rFonts w:ascii="Consolas" w:eastAsia="Consolas" w:hAnsi="Consolas" w:cs="Consolas"/>
-      <w:color w:val="7D9029"/>
-      <w:sz w:val="19"/>
+      <w:color w:val="7d9029"/>
     </w:rPr>
   </w:style>
   <w:style w:type="character" w:customStyle="1" w:styleId="RegionMarkerTok">
     <w:name w:val="RegionMarkerTok"/>
     <w:basedOn w:val="VerbatimChar"/>
-    <w:rPr>
-      <w:rFonts w:ascii="Consolas" w:eastAsia="Consolas" w:hAnsi="Consolas" w:cs="Consolas"/>
-      <w:color w:val="5B2A63"/>
-      <w:sz w:val="19"/>
-    </w:rPr>
+    <w:rPr/>
   </w:style>
   <w:style w:type="character" w:customStyle="1" w:styleId="InformationTok">
     <w:name w:val="InformationTok"/>
     <w:basedOn w:val="VerbatimChar"/>
     <w:rPr>
-      <w:rFonts w:ascii="Consolas" w:eastAsia="Consolas" w:hAnsi="Consolas" w:cs="Consolas"/>
       <w:b/>
       <w:i/>
-      <w:color w:val="60A0B0"/>
-      <w:sz w:val="19"/>
+      <w:color w:val="60a0b0"/>
     </w:rPr>
   </w:style>
   <w:style w:type="character" w:customStyle="1" w:styleId="WarningTok">
     <w:name w:val="WarningTok"/>
     <w:basedOn w:val="VerbatimChar"/>
     <w:rPr>
-      <w:rFonts w:ascii="Consolas" w:eastAsia="Consolas" w:hAnsi="Consolas" w:cs="Consolas"/>
       <w:b/>
       <w:i/>
-      <w:color w:val="60A0B0"/>
-      <w:sz w:val="19"/>
+      <w:color w:val="60a0b0"/>
     </w:rPr>
   </w:style>
   <w:style w:type="character" w:customStyle="1" w:styleId="AlertTok">
     <w:name w:val="AlertTok"/>
     <w:basedOn w:val="VerbatimChar"/>
     <w:rPr>
-      <w:rFonts w:ascii="Consolas" w:eastAsia="Consolas" w:hAnsi="Consolas" w:cs="Consolas"/>
       <w:b/>
-      <w:color w:val="FF0000"/>
-      <w:sz w:val="19"/>
+      <w:color w:val="ff0000"/>
     </w:rPr>
   </w:style>
   <w:style w:type="character" w:customStyle="1" w:styleId="ErrorTok">
     <w:name w:val="ErrorTok"/>
     <w:basedOn w:val="VerbatimChar"/>
     <w:rPr>
-      <w:rFonts w:ascii="Consolas" w:eastAsia="Consolas" w:hAnsi="Consolas" w:cs="Consolas"/>
       <w:b/>
-      <w:color w:val="FF0000"/>
-      <w:sz w:val="19"/>
+      <w:color w:val="ff0000"/>
     </w:rPr>
   </w:style>
   <w:style w:type="character" w:customStyle="1" w:styleId="NormalTok">
     <w:name w:val="NormalTok"/>
     <w:basedOn w:val="VerbatimChar"/>
-    <w:rPr>
-      <w:rFonts w:ascii="Consolas" w:eastAsia="Consolas" w:hAnsi="Consolas" w:cs="Consolas"/>
-      <w:color w:val="5B2A63"/>
-      <w:sz w:val="19"/>
-    </w:rPr>
-  </w:style>
-  <w:style w:type="paragraph" w:styleId="Header">
-    <w:name w:val="header"/>
-    <w:basedOn w:val="Normal"/>
-    <w:link w:val="HeaderChar"/>
-    <w:rsid w:val="00F65358"/>
-    <w:pPr>
-      <w:tabs>
-        <w:tab w:val="center" w:pos="4513"/>
-        <w:tab w:val="right" w:pos="9026"/>
-      </w:tabs>
-      <w:spacing w:after="0"/>
-    </w:pPr>
-  </w:style>
-  <w:style w:type="character" w:customStyle="1" w:styleId="HeaderChar">
-    <w:name w:val="Header Char"/>
-    <w:basedOn w:val="DefaultParagraphFont"/>
-    <w:link w:val="Header"/>
-    <w:rsid w:val="00F65358"/>
-    <w:rPr>
-      <w:rFonts w:ascii="Segoe UI" w:eastAsia="Segoe UI" w:hAnsi="Segoe UI" w:cs="Segoe UI"/>
-      <w:color w:val="242424"/>
-      <w:sz w:val="21"/>
-    </w:rPr>
-  </w:style>
-  <w:style w:type="paragraph" w:styleId="Footer">
-    <w:name w:val="footer"/>
-    <w:basedOn w:val="Normal"/>
-    <w:link w:val="FooterChar"/>
-    <w:rsid w:val="00F65358"/>
-    <w:pPr>
-      <w:tabs>
-        <w:tab w:val="center" w:pos="4513"/>
-        <w:tab w:val="right" w:pos="9026"/>
-      </w:tabs>
-      <w:spacing w:after="0"/>
-    </w:pPr>
-  </w:style>
-  <w:style w:type="character" w:customStyle="1" w:styleId="FooterChar">
-    <w:name w:val="Footer Char"/>
-    <w:basedOn w:val="DefaultParagraphFont"/>
-    <w:link w:val="Footer"/>
-    <w:rsid w:val="00F65358"/>
-    <w:rPr>
-      <w:rFonts w:ascii="Segoe UI" w:eastAsia="Segoe UI" w:hAnsi="Segoe UI" w:cs="Segoe UI"/>
-      <w:color w:val="242424"/>
-      <w:sz w:val="21"/>
-    </w:rPr>
+    <w:rPr/>
   </w:style>
 </w:styles>
 </file>
@@ -3044,10 +2916,4 @@
     </a:ext>
   </a:extLst>
 </a:theme>
-</file>
-
-<file path=docMetadata/LabelInfo.xml><?xml version="1.0" encoding="utf-8"?>
-<clbl:labelList xmlns:clbl="http://schemas.microsoft.com/office/2020/mipLabelMetadata">
-  <clbl:label id="{f42aa342-8706-4288-bd11-ebb85995028c}" enabled="1" method="Standard" siteId="{72f988bf-86f1-41af-91ab-2d7cd011db47}" contentBits="0" removed="0"/>
-</clbl:labelList>
 </file>